--- a/6_REPORT/TM/PWM/Un-covered_TM_PWM_ASR24_11.docx
+++ b/6_REPORT/TM/PWM/Un-covered_TM_PWM_ASR24_11.docx
@@ -1,11 +1,14 @@
 
 <file path=word/document.xml><?xml version="1.0" encoding="utf-8"?>
-<w:document xmlns:wpc="http://schemas.microsoft.com/office/word/2010/wordprocessingCanvas" xmlns:cx="http://schemas.microsoft.com/office/drawing/2014/chartex" xmlns:cx1="http://schemas.microsoft.com/office/drawing/2015/9/8/chartex" xmlns:cx2="http://schemas.microsoft.com/office/drawing/2015/10/21/chartex" xmlns:cx3="http://schemas.microsoft.com/office/drawing/2016/5/9/chartex" xmlns:cx4="http://schemas.microsoft.com/office/drawing/2016/5/10/chartex" xmlns:cx5="http://schemas.microsoft.com/office/drawing/2016/5/11/chartex" xmlns:cx6="http://schemas.microsoft.com/office/drawing/2016/5/12/chartex" xmlns:cx7="http://schemas.microsoft.com/office/drawing/2016/5/13/chartex" xmlns:cx8="http://schemas.microsoft.com/office/drawing/2016/5/14/chartex" xmlns:mc="http://schemas.openxmlformats.org/markup-compatibility/2006" xmlns:aink="http://schemas.microsoft.com/office/drawing/2016/ink" xmlns:am3d="http://schemas.microsoft.com/office/drawing/2017/model3d" xmlns:o="urn:schemas-microsoft-com:office:office" xmlns:r="http://schemas.openxmlformats.org/officeDocument/2006/relationships" xmlns:m="http://schemas.openxmlformats.org/officeDocument/2006/math" xmlns:v="urn:schemas-microsoft-com:vml" xmlns:wp14="http://schemas.microsoft.com/office/word/2010/wordprocessingDrawing" xmlns:wp="http://schemas.openxmlformats.org/drawingml/2006/wordprocessingDrawing" xmlns:w10="urn:schemas-microsoft-com:office:word" xmlns:w="http://schemas.openxmlformats.org/wordprocessingml/2006/main" xmlns:w14="http://schemas.microsoft.com/office/word/2010/wordml" xmlns:w15="http://schemas.microsoft.com/office/word/2012/wordml" xmlns:w16cex="http://schemas.microsoft.com/office/word/2018/wordml/cex" xmlns:w16cid="http://schemas.microsoft.com/office/word/2016/wordml/cid" xmlns:w16="http://schemas.microsoft.com/office/word/2018/wordml" xmlns:w16sdtdh="http://schemas.microsoft.com/office/word/2020/wordml/sdtdatahash" xmlns:w16se="http://schemas.microsoft.com/office/word/2015/wordml/symex" xmlns:wpg="http://schemas.microsoft.com/office/word/2010/wordprocessingGroup" xmlns:wpi="http://schemas.microsoft.com/office/word/2010/wordprocessingInk" xmlns:wne="http://schemas.microsoft.com/office/word/2006/wordml" xmlns:wps="http://schemas.microsoft.com/office/word/2010/wordprocessingShape" mc:Ignorable="w14 w15 w16se w16cid w16 w16cex w16sdtdh wp14">
+<w:document xmlns:wpc="http://schemas.microsoft.com/office/word/2010/wordprocessingCanvas" xmlns:cx="http://schemas.microsoft.com/office/drawing/2014/chartex" xmlns:cx1="http://schemas.microsoft.com/office/drawing/2015/9/8/chartex" xmlns:cx2="http://schemas.microsoft.com/office/drawing/2015/10/21/chartex" xmlns:cx3="http://schemas.microsoft.com/office/drawing/2016/5/9/chartex" xmlns:cx4="http://schemas.microsoft.com/office/drawing/2016/5/10/chartex" xmlns:cx5="http://schemas.microsoft.com/office/drawing/2016/5/11/chartex" xmlns:cx6="http://schemas.microsoft.com/office/drawing/2016/5/12/chartex" xmlns:cx7="http://schemas.microsoft.com/office/drawing/2016/5/13/chartex" xmlns:cx8="http://schemas.microsoft.com/office/drawing/2016/5/14/chartex" xmlns:mc="http://schemas.openxmlformats.org/markup-compatibility/2006" xmlns:aink="http://schemas.microsoft.com/office/drawing/2016/ink" xmlns:am3d="http://schemas.microsoft.com/office/drawing/2017/model3d" xmlns:o="urn:schemas-microsoft-com:office:office" xmlns:oel="http://schemas.microsoft.com/office/2019/extlst" xmlns:r="http://schemas.openxmlformats.org/officeDocument/2006/relationships" xmlns:m="http://schemas.openxmlformats.org/officeDocument/2006/math" xmlns:v="urn:schemas-microsoft-com:vml" xmlns:wp14="http://schemas.microsoft.com/office/word/2010/wordprocessingDrawing" xmlns:wp="http://schemas.openxmlformats.org/drawingml/2006/wordprocessingDrawing" xmlns:w10="urn:schemas-microsoft-com:office:word" xmlns:w="http://schemas.openxmlformats.org/wordprocessingml/2006/main" xmlns:w14="http://schemas.microsoft.com/office/word/2010/wordml" xmlns:w15="http://schemas.microsoft.com/office/word/2012/wordml" xmlns:w16cex="http://schemas.microsoft.com/office/word/2018/wordml/cex" xmlns:w16cid="http://schemas.microsoft.com/office/word/2016/wordml/cid" xmlns:w16="http://schemas.microsoft.com/office/word/2018/wordml" xmlns:w16du="http://schemas.microsoft.com/office/word/2023/wordml/word16du" xmlns:w16sdtdh="http://schemas.microsoft.com/office/word/2020/wordml/sdtdatahash" xmlns:w16se="http://schemas.microsoft.com/office/word/2015/wordml/symex" xmlns:wpg="http://schemas.microsoft.com/office/word/2010/wordprocessingGroup" xmlns:wpi="http://schemas.microsoft.com/office/word/2010/wordprocessingInk" xmlns:wne="http://schemas.microsoft.com/office/word/2006/wordml" xmlns:wps="http://schemas.microsoft.com/office/word/2010/wordprocessingShape" mc:Ignorable="w14 w15 w16se w16cid w16 w16cex w16sdtdh w16du wp14">
   <w:body>
     <w:p>
       <w:pPr>
         <w:pStyle w:val="TOC3"/>
         <w:ind w:left="0"/>
+        <w:rPr>
+          <w:lang w:val="vi-VN"/>
+        </w:rPr>
       </w:pPr>
     </w:p>
     <w:p>
@@ -100,6 +103,30 @@
         </w:tabs>
         <w:spacing w:line="276" w:lineRule="auto"/>
         <w:jc w:val="center"/>
+        <w:rPr>
+          <w:rFonts w:cs="Arial"/>
+          <w:sz w:val="22"/>
+        </w:rPr>
+      </w:pPr>
+    </w:p>
+    <w:p>
+      <w:pPr>
+        <w:tabs>
+          <w:tab w:val="left" w:pos="3402"/>
+        </w:tabs>
+        <w:spacing w:line="276" w:lineRule="auto"/>
+        <w:rPr>
+          <w:rFonts w:cs="Arial"/>
+          <w:sz w:val="22"/>
+        </w:rPr>
+      </w:pPr>
+    </w:p>
+    <w:p>
+      <w:pPr>
+        <w:tabs>
+          <w:tab w:val="left" w:pos="3402"/>
+        </w:tabs>
+        <w:spacing w:line="276" w:lineRule="auto"/>
         <w:rPr>
           <w:rFonts w:cs="Arial"/>
           <w:sz w:val="22"/>
@@ -238,7 +265,6 @@
                                 <w:dataBinding w:prefixMappings="xmlns:ns0='http://purl.org/dc/elements/1.1/' xmlns:ns1='http://schemas.openxmlformats.org/package/2006/metadata/core-properties' " w:xpath="/ns1:coreProperties[1]/ns0:title[1]" w:storeItemID="{6C3C8BC8-F283-45AE-878A-BAB7291924A1}"/>
                                 <w:text/>
                               </w:sdtPr>
-                              <w:sdtEndPr/>
                               <w:sdtContent>
                                 <w:r>
                                   <w:rPr>
@@ -287,7 +313,7 @@
                 <v:stroke joinstyle="miter"/>
                 <v:path gradientshapeok="t" o:connecttype="rect"/>
               </v:shapetype>
-              <v:shape id="Text Box 2" o:spid="_x0000_s1026" type="#_x0000_t202" style="position:absolute;left:0;text-align:left;margin-left:15.75pt;margin-top:5.55pt;width:458.3pt;height:123.45pt;z-index:251661312;visibility:visible;mso-wrap-style:square;mso-width-percent:0;mso-height-percent:0;mso-wrap-distance-left:9pt;mso-wrap-distance-top:0;mso-wrap-distance-right:9pt;mso-wrap-distance-bottom:0;mso-position-horizontal:absolute;mso-position-horizontal-relative:text;mso-position-vertical:absolute;mso-position-vertical-relative:text;mso-width-percent:0;mso-height-percent:0;mso-width-relative:page;mso-height-relative:page;v-text-anchor:top" o:gfxdata="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" stroked="f">
+              <v:shape id="Text Box 2" o:spid="_x0000_s1026" type="#_x0000_t202" style="position:absolute;left:0;text-align:left;margin-left:15.75pt;margin-top:5.55pt;width:458.3pt;height:123.45pt;z-index:251661312;visibility:visible;mso-wrap-style:square;mso-width-percent:0;mso-height-percent:0;mso-wrap-distance-left:9pt;mso-wrap-distance-top:0;mso-wrap-distance-right:9pt;mso-wrap-distance-bottom:0;mso-position-horizontal:absolute;mso-position-horizontal-relative:text;mso-position-vertical:absolute;mso-position-vertical-relative:text;mso-width-percent:0;mso-height-percent:0;mso-width-relative:page;mso-height-relative:page;v-text-anchor:top" o:gfxdata="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" stroked="f">
                 <v:textbox>
                   <w:txbxContent>
                     <w:p>
@@ -315,7 +341,6 @@
                           <w:dataBinding w:prefixMappings="xmlns:ns0='http://purl.org/dc/elements/1.1/' xmlns:ns1='http://schemas.openxmlformats.org/package/2006/metadata/core-properties' " w:xpath="/ns1:coreProperties[1]/ns0:title[1]" w:storeItemID="{6C3C8BC8-F283-45AE-878A-BAB7291924A1}"/>
                           <w:text/>
                         </w:sdtPr>
-                        <w:sdtEndPr/>
                         <w:sdtContent>
                           <w:r>
                             <w:rPr>
@@ -351,6 +376,11 @@
     </w:p>
     <w:p>
       <w:pPr>
+        <w:spacing w:line="276" w:lineRule="auto"/>
+      </w:pPr>
+    </w:p>
+    <w:p>
+      <w:pPr>
         <w:tabs>
           <w:tab w:val="left" w:pos="3402"/>
         </w:tabs>
@@ -362,14 +392,33 @@
       </w:pPr>
       <w:r>
         <w:rPr>
+          <w:rFonts w:cs="Arial"/>
+          <w:sz w:val="22"/>
+        </w:rPr>
+        <w:br w:type="page"/>
+      </w:r>
+    </w:p>
+    <w:p>
+      <w:pPr>
+        <w:tabs>
+          <w:tab w:val="left" w:pos="3402"/>
+        </w:tabs>
+        <w:spacing w:line="276" w:lineRule="auto"/>
+        <w:rPr>
           <w:b/>
         </w:rPr>
+      </w:pPr>
+      <w:r>
+        <w:rPr>
+          <w:b/>
+        </w:rPr>
+        <w:lastRenderedPageBreak/>
         <w:br w:type="page"/>
       </w:r>
     </w:p>
     <w:tbl>
       <w:tblPr>
-        <w:tblW w:w="8214" w:type="dxa"/>
+        <w:tblW w:w="8370" w:type="dxa"/>
         <w:tblInd w:w="-23" w:type="dxa"/>
         <w:tblBorders>
           <w:top w:val="single" w:sz="6" w:space="0" w:color="auto"/>
@@ -383,16 +432,14 @@
         <w:tblLook w:val="04A0" w:firstRow="1" w:lastRow="0" w:firstColumn="1" w:lastColumn="0" w:noHBand="0" w:noVBand="1"/>
       </w:tblPr>
       <w:tblGrid>
-        <w:gridCol w:w="900"/>
-        <w:gridCol w:w="3079"/>
-        <w:gridCol w:w="1241"/>
-        <w:gridCol w:w="1369"/>
-        <w:gridCol w:w="1625"/>
+        <w:gridCol w:w="1080"/>
+        <w:gridCol w:w="6030"/>
+        <w:gridCol w:w="1260"/>
       </w:tblGrid>
       <w:tr>
         <w:tc>
           <w:tcPr>
-            <w:tcW w:w="900" w:type="dxa"/>
+            <w:tcW w:w="1080" w:type="dxa"/>
             <w:tcBorders>
               <w:top w:val="double" w:sz="6" w:space="0" w:color="auto"/>
               <w:left w:val="double" w:sz="6" w:space="0" w:color="auto"/>
@@ -425,7 +472,7 @@
         </w:tc>
         <w:tc>
           <w:tcPr>
-            <w:tcW w:w="3079" w:type="dxa"/>
+            <w:tcW w:w="6030" w:type="dxa"/>
             <w:tcBorders>
               <w:top w:val="double" w:sz="6" w:space="0" w:color="auto"/>
               <w:left w:val="double" w:sz="6" w:space="0" w:color="auto"/>
@@ -456,38 +503,7 @@
         </w:tc>
         <w:tc>
           <w:tcPr>
-            <w:tcW w:w="1241" w:type="dxa"/>
-            <w:tcBorders>
-              <w:top w:val="double" w:sz="6" w:space="0" w:color="auto"/>
-              <w:left w:val="double" w:sz="6" w:space="0" w:color="auto"/>
-              <w:bottom w:val="double" w:sz="6" w:space="0" w:color="auto"/>
-              <w:right w:val="nil"/>
-            </w:tcBorders>
-          </w:tcPr>
-          <w:p>
-            <w:pPr>
-              <w:widowControl w:val="0"/>
-              <w:tabs>
-                <w:tab w:val="left" w:pos="3402"/>
-              </w:tabs>
-              <w:jc w:val="center"/>
-              <w:rPr>
-                <w:sz w:val="20"/>
-                <w:szCs w:val="32"/>
-              </w:rPr>
-            </w:pPr>
-            <w:r>
-              <w:rPr>
-                <w:sz w:val="20"/>
-                <w:szCs w:val="32"/>
-              </w:rPr>
-              <w:t>Author(s)</w:t>
-            </w:r>
-          </w:p>
-        </w:tc>
-        <w:tc>
-          <w:tcPr>
-            <w:tcW w:w="1369" w:type="dxa"/>
+            <w:tcW w:w="1260" w:type="dxa"/>
             <w:tcBorders>
               <w:top w:val="double" w:sz="6" w:space="0" w:color="auto"/>
               <w:left w:val="double" w:sz="6" w:space="0" w:color="auto"/>
@@ -512,38 +528,7 @@
                 <w:sz w:val="20"/>
                 <w:szCs w:val="32"/>
               </w:rPr>
-              <w:t>Approved by</w:t>
-            </w:r>
-          </w:p>
-        </w:tc>
-        <w:tc>
-          <w:tcPr>
-            <w:tcW w:w="1625" w:type="dxa"/>
-            <w:tcBorders>
-              <w:top w:val="double" w:sz="6" w:space="0" w:color="auto"/>
-              <w:left w:val="double" w:sz="6" w:space="0" w:color="auto"/>
-              <w:bottom w:val="double" w:sz="6" w:space="0" w:color="auto"/>
-              <w:right w:val="double" w:sz="6" w:space="0" w:color="auto"/>
-            </w:tcBorders>
-          </w:tcPr>
-          <w:p>
-            <w:pPr>
-              <w:widowControl w:val="0"/>
-              <w:tabs>
-                <w:tab w:val="left" w:pos="3402"/>
-              </w:tabs>
-              <w:jc w:val="center"/>
-              <w:rPr>
-                <w:sz w:val="20"/>
-                <w:szCs w:val="32"/>
-              </w:rPr>
-            </w:pPr>
-            <w:r>
-              <w:rPr>
-                <w:sz w:val="20"/>
-                <w:szCs w:val="32"/>
-              </w:rPr>
-              <w:t>Status</w:t>
+              <w:t>Author</w:t>
             </w:r>
           </w:p>
         </w:tc>
@@ -555,7 +540,7 @@
         </w:trPr>
         <w:tc>
           <w:tcPr>
-            <w:tcW w:w="900" w:type="dxa"/>
+            <w:tcW w:w="1080" w:type="dxa"/>
             <w:tcBorders>
               <w:top w:val="single" w:sz="6" w:space="0" w:color="auto"/>
               <w:left w:val="single" w:sz="6" w:space="0" w:color="auto"/>
@@ -583,7 +568,7 @@
         </w:tc>
         <w:tc>
           <w:tcPr>
-            <w:tcW w:w="3079" w:type="dxa"/>
+            <w:tcW w:w="6030" w:type="dxa"/>
             <w:tcBorders>
               <w:top w:val="single" w:sz="6" w:space="0" w:color="auto"/>
               <w:left w:val="single" w:sz="6" w:space="0" w:color="auto"/>
@@ -628,7 +613,7 @@
         </w:tc>
         <w:tc>
           <w:tcPr>
-            <w:tcW w:w="1241" w:type="dxa"/>
+            <w:tcW w:w="1260" w:type="dxa"/>
             <w:tcBorders>
               <w:top w:val="single" w:sz="6" w:space="0" w:color="auto"/>
               <w:left w:val="single" w:sz="6" w:space="0" w:color="auto"/>
@@ -642,7 +627,6 @@
                 <w:rFonts w:cs="Arial"/>
                 <w:sz w:val="20"/>
                 <w:szCs w:val="32"/>
-                <w:lang w:val="vi-VN"/>
               </w:rPr>
             </w:pPr>
             <w:r>
@@ -651,22 +635,19 @@
                 <w:sz w:val="20"/>
                 <w:szCs w:val="32"/>
               </w:rPr>
-              <w:t>Binh</w:t>
-            </w:r>
-            <w:r>
-              <w:rPr>
-                <w:rFonts w:cs="Arial"/>
-                <w:sz w:val="20"/>
-                <w:szCs w:val="32"/>
-                <w:lang w:val="vi-VN"/>
-              </w:rPr>
-              <w:t xml:space="preserve"> Tran</w:t>
-            </w:r>
-          </w:p>
-        </w:tc>
-        <w:tc>
-          <w:tcPr>
-            <w:tcW w:w="1369" w:type="dxa"/>
+              <w:t>Binh Tran</w:t>
+            </w:r>
+          </w:p>
+        </w:tc>
+      </w:tr>
+      <w:tr>
+        <w:trPr>
+          <w:cantSplit/>
+          <w:trHeight w:val="360"/>
+        </w:trPr>
+        <w:tc>
+          <w:tcPr>
+            <w:tcW w:w="1080" w:type="dxa"/>
             <w:tcBorders>
               <w:top w:val="single" w:sz="6" w:space="0" w:color="auto"/>
               <w:left w:val="single" w:sz="6" w:space="0" w:color="auto"/>
@@ -688,61 +669,142 @@
                 <w:sz w:val="20"/>
                 <w:szCs w:val="32"/>
               </w:rPr>
-              <w:t>-</w:t>
-            </w:r>
-          </w:p>
-        </w:tc>
-        <w:sdt>
-          <w:sdtPr>
-            <w:rPr>
-              <w:rFonts w:cs="Arial"/>
-              <w:sz w:val="20"/>
-              <w:szCs w:val="20"/>
-            </w:rPr>
-            <w:alias w:val="Status"/>
-            <w:tag w:val="Status"/>
-            <w:id w:val="-719138141"/>
-            <w:placeholder>
-              <w:docPart w:val="35A6D321A41C4C31B95C7557B39E432E"/>
-            </w:placeholder>
-            <w:dropDownList>
-              <w:listItem w:value="Choose an item."/>
-              <w:listItem w:displayText="Draft" w:value="Draft"/>
-              <w:listItem w:displayText="In-Review" w:value="In-Review"/>
-              <w:listItem w:displayText="Released" w:value="Released"/>
-            </w:dropDownList>
-          </w:sdtPr>
-          <w:sdtContent>
-            <w:tc>
-              <w:tcPr>
-                <w:tcW w:w="1625" w:type="dxa"/>
-                <w:tcBorders>
-                  <w:top w:val="single" w:sz="6" w:space="0" w:color="auto"/>
-                  <w:left w:val="single" w:sz="6" w:space="0" w:color="auto"/>
-                  <w:bottom w:val="single" w:sz="6" w:space="0" w:color="auto"/>
-                  <w:right w:val="single" w:sz="6" w:space="0" w:color="auto"/>
-                </w:tcBorders>
-              </w:tcPr>
-              <w:p>
-                <w:pPr>
-                  <w:rPr>
-                    <w:rFonts w:cs="Arial"/>
-                    <w:sz w:val="20"/>
-                    <w:szCs w:val="20"/>
-                  </w:rPr>
-                </w:pPr>
-                <w:r>
-                  <w:rPr>
-                    <w:rFonts w:cs="Arial"/>
-                    <w:sz w:val="20"/>
-                    <w:szCs w:val="20"/>
-                  </w:rPr>
-                  <w:t>Draft</w:t>
-                </w:r>
-              </w:p>
-            </w:tc>
-          </w:sdtContent>
-        </w:sdt>
+              <w:t>0.2</w:t>
+            </w:r>
+          </w:p>
+        </w:tc>
+        <w:tc>
+          <w:tcPr>
+            <w:tcW w:w="6030" w:type="dxa"/>
+            <w:tcBorders>
+              <w:top w:val="single" w:sz="6" w:space="0" w:color="auto"/>
+              <w:left w:val="single" w:sz="6" w:space="0" w:color="auto"/>
+              <w:bottom w:val="single" w:sz="6" w:space="0" w:color="auto"/>
+              <w:right w:val="single" w:sz="6" w:space="0" w:color="auto"/>
+            </w:tcBorders>
+          </w:tcPr>
+          <w:p>
+            <w:pPr>
+              <w:rPr>
+                <w:rFonts w:cs="Arial"/>
+                <w:sz w:val="20"/>
+                <w:szCs w:val="32"/>
+              </w:rPr>
+            </w:pPr>
+            <w:r>
+              <w:rPr>
+                <w:rFonts w:cs="Arial"/>
+                <w:sz w:val="20"/>
+                <w:szCs w:val="32"/>
+              </w:rPr>
+              <w:t>Updated the SRS_ID for non-functional requirements, vendor as well as safety requirements in “</w:t>
+            </w:r>
+            <w:r>
+              <w:rPr>
+                <w:rFonts w:cs="Arial"/>
+                <w:b/>
+                <w:bCs/>
+                <w:sz w:val="20"/>
+                <w:szCs w:val="32"/>
+              </w:rPr>
+              <w:t xml:space="preserve">SWS </w:t>
+            </w:r>
+            <w:r>
+              <w:rPr>
+                <w:rFonts w:cs="Arial"/>
+                <w:b/>
+                <w:bCs/>
+                <w:sz w:val="20"/>
+                <w:szCs w:val="32"/>
+              </w:rPr>
+              <w:sym w:font="Wingdings" w:char="F0DF"/>
+            </w:r>
+            <w:r>
+              <w:rPr>
+                <w:rFonts w:cs="Arial"/>
+                <w:b/>
+                <w:bCs/>
+                <w:sz w:val="20"/>
+                <w:szCs w:val="32"/>
+              </w:rPr>
+              <w:sym w:font="Wingdings" w:char="F0E0"/>
+            </w:r>
+            <w:r>
+              <w:rPr>
+                <w:rFonts w:cs="Arial"/>
+                <w:b/>
+                <w:bCs/>
+                <w:sz w:val="20"/>
+                <w:szCs w:val="32"/>
+              </w:rPr>
+              <w:t xml:space="preserve"> SRS Uncovered </w:t>
+            </w:r>
+            <w:proofErr w:type="gramStart"/>
+            <w:r>
+              <w:rPr>
+                <w:rFonts w:cs="Arial"/>
+                <w:b/>
+                <w:bCs/>
+                <w:sz w:val="20"/>
+                <w:szCs w:val="32"/>
+              </w:rPr>
+              <w:t>IDs</w:t>
+            </w:r>
+            <w:r>
+              <w:rPr>
+                <w:rFonts w:cs="Arial"/>
+                <w:sz w:val="20"/>
+                <w:szCs w:val="32"/>
+              </w:rPr>
+              <w:t>“</w:t>
+            </w:r>
+            <w:r>
+              <w:rPr>
+                <w:rFonts w:cs="Arial"/>
+                <w:sz w:val="20"/>
+                <w:szCs w:val="32"/>
+              </w:rPr>
+              <w:t xml:space="preserve"> section</w:t>
+            </w:r>
+            <w:proofErr w:type="gramEnd"/>
+            <w:r>
+              <w:rPr>
+                <w:rFonts w:cs="Arial"/>
+                <w:sz w:val="20"/>
+                <w:szCs w:val="32"/>
+              </w:rPr>
+              <w:t>.</w:t>
+            </w:r>
+          </w:p>
+        </w:tc>
+        <w:tc>
+          <w:tcPr>
+            <w:tcW w:w="1260" w:type="dxa"/>
+            <w:tcBorders>
+              <w:top w:val="single" w:sz="6" w:space="0" w:color="auto"/>
+              <w:left w:val="single" w:sz="6" w:space="0" w:color="auto"/>
+              <w:bottom w:val="single" w:sz="6" w:space="0" w:color="auto"/>
+              <w:right w:val="single" w:sz="6" w:space="0" w:color="auto"/>
+            </w:tcBorders>
+          </w:tcPr>
+          <w:p>
+            <w:pPr>
+              <w:rPr>
+                <w:rFonts w:cs="Arial"/>
+                <w:sz w:val="20"/>
+                <w:szCs w:val="32"/>
+              </w:rPr>
+            </w:pPr>
+            <w:r>
+              <w:rPr>
+                <w:rFonts w:cs="Arial"/>
+                <w:sz w:val="20"/>
+                <w:szCs w:val="32"/>
+              </w:rPr>
+              <w:t>Binh Tran</w:t>
+            </w:r>
+          </w:p>
+        </w:tc>
       </w:tr>
     </w:tbl>
     <w:p>
@@ -2693,14 +2755,14 @@
         <w:tblLook w:val="04A0" w:firstRow="1" w:lastRow="0" w:firstColumn="1" w:lastColumn="0" w:noHBand="0" w:noVBand="1"/>
       </w:tblPr>
       <w:tblGrid>
-        <w:gridCol w:w="1033"/>
-        <w:gridCol w:w="5620"/>
-        <w:gridCol w:w="3057"/>
+        <w:gridCol w:w="1019"/>
+        <w:gridCol w:w="5779"/>
+        <w:gridCol w:w="2912"/>
       </w:tblGrid>
       <w:tr>
         <w:tc>
           <w:tcPr>
-            <w:tcW w:w="1033" w:type="dxa"/>
+            <w:tcW w:w="1019" w:type="dxa"/>
             <w:shd w:val="clear" w:color="auto" w:fill="D9D9D9" w:themeFill="background1" w:themeFillShade="D9"/>
           </w:tcPr>
           <w:p>
@@ -2719,7 +2781,7 @@
         </w:tc>
         <w:tc>
           <w:tcPr>
-            <w:tcW w:w="5620" w:type="dxa"/>
+            <w:tcW w:w="5779" w:type="dxa"/>
             <w:shd w:val="clear" w:color="auto" w:fill="D9D9D9" w:themeFill="background1" w:themeFillShade="D9"/>
           </w:tcPr>
           <w:p>
@@ -2738,7 +2800,7 @@
         </w:tc>
         <w:tc>
           <w:tcPr>
-            <w:tcW w:w="3057" w:type="dxa"/>
+            <w:tcW w:w="2912" w:type="dxa"/>
             <w:shd w:val="clear" w:color="auto" w:fill="D9D9D9" w:themeFill="background1" w:themeFillShade="D9"/>
           </w:tcPr>
           <w:p>
@@ -2759,7 +2821,7 @@
       <w:tr>
         <w:tc>
           <w:tcPr>
-            <w:tcW w:w="1033" w:type="dxa"/>
+            <w:tcW w:w="1019" w:type="dxa"/>
           </w:tcPr>
           <w:p>
             <w:pPr>
@@ -2776,7 +2838,7 @@
         </w:tc>
         <w:tc>
           <w:tcPr>
-            <w:tcW w:w="5620" w:type="dxa"/>
+            <w:tcW w:w="5779" w:type="dxa"/>
           </w:tcPr>
           <w:p>
             <w:r>
@@ -2819,7 +2881,7 @@
         </w:tc>
         <w:tc>
           <w:tcPr>
-            <w:tcW w:w="3057" w:type="dxa"/>
+            <w:tcW w:w="2912" w:type="dxa"/>
           </w:tcPr>
           <w:p>
             <w:pPr>
@@ -2835,57 +2897,12 @@
           </w:p>
           <w:p>
             <w:r>
-              <w:t>0</w:t>
-            </w:r>
-            <w:r>
-              <w:rPr>
-                <w:lang w:val="vi-VN"/>
-              </w:rPr>
-              <w:t>.1</w:t>
+              <w:t>0.3</w:t>
             </w:r>
             <w:r>
               <w:br/>
               <w:t>-</w:t>
             </w:r>
-          </w:p>
-        </w:tc>
-      </w:tr>
-      <w:tr>
-        <w:trPr>
-          <w:trHeight w:val="544"/>
-        </w:trPr>
-        <w:tc>
-          <w:tcPr>
-            <w:tcW w:w="1033" w:type="dxa"/>
-          </w:tcPr>
-          <w:p>
-            <w:pPr>
-              <w:ind w:left="360"/>
-              <w:rPr>
-                <w:lang w:val="en-GB"/>
-              </w:rPr>
-            </w:pPr>
-            <w:bookmarkStart w:id="12" w:name="_Ref14793079"/>
-          </w:p>
-        </w:tc>
-        <w:bookmarkEnd w:id="12"/>
-        <w:tc>
-          <w:tcPr>
-            <w:tcW w:w="5620" w:type="dxa"/>
-          </w:tcPr>
-          <w:p/>
-        </w:tc>
-        <w:tc>
-          <w:tcPr>
-            <w:tcW w:w="3057" w:type="dxa"/>
-          </w:tcPr>
-          <w:p>
-            <w:pPr>
-              <w:rPr>
-                <w:rFonts w:cs="Arial"/>
-                <w:lang w:val="en-GB"/>
-              </w:rPr>
-            </w:pPr>
           </w:p>
         </w:tc>
       </w:tr>
@@ -2935,93 +2952,94 @@
       <w:pPr>
         <w:pStyle w:val="Heading1"/>
       </w:pPr>
-      <w:bookmarkStart w:id="13" w:name="_Toc472242374"/>
-      <w:bookmarkStart w:id="14" w:name="_Toc472242880"/>
-      <w:bookmarkStart w:id="15" w:name="_Toc472240917"/>
-      <w:bookmarkStart w:id="16" w:name="_Toc472240920"/>
-      <w:bookmarkStart w:id="17" w:name="_Toc472240921"/>
-      <w:bookmarkStart w:id="18" w:name="_Toc472240922"/>
-      <w:bookmarkStart w:id="19" w:name="_Toc472240923"/>
-      <w:bookmarkStart w:id="20" w:name="_Toc472240924"/>
-      <w:bookmarkStart w:id="21" w:name="_Toc472240931"/>
-      <w:bookmarkStart w:id="22" w:name="_Toc472240932"/>
-      <w:bookmarkStart w:id="23" w:name="_Toc472240933"/>
-      <w:bookmarkStart w:id="24" w:name="_Toc472240938"/>
-      <w:bookmarkStart w:id="25" w:name="_Toc472240939"/>
-      <w:bookmarkStart w:id="26" w:name="_Toc472240940"/>
-      <w:bookmarkStart w:id="27" w:name="_Toc472240948"/>
-      <w:bookmarkStart w:id="28" w:name="_Toc472240953"/>
-      <w:bookmarkStart w:id="29" w:name="_Toc472240954"/>
-      <w:bookmarkStart w:id="30" w:name="_Toc472240955"/>
-      <w:bookmarkStart w:id="31" w:name="_Toc472240960"/>
-      <w:bookmarkStart w:id="32" w:name="_Toc472240963"/>
-      <w:bookmarkStart w:id="33" w:name="_Toc472240964"/>
-      <w:bookmarkStart w:id="34" w:name="_Toc472240965"/>
-      <w:bookmarkStart w:id="35" w:name="_Toc472240966"/>
-      <w:bookmarkStart w:id="36" w:name="_Toc472240968"/>
-      <w:bookmarkStart w:id="37" w:name="_Toc472240970"/>
-      <w:bookmarkStart w:id="38" w:name="_Toc472241011"/>
-      <w:bookmarkStart w:id="39" w:name="_Toc472241088"/>
-      <w:bookmarkStart w:id="40" w:name="_Toc472241171"/>
-      <w:bookmarkStart w:id="41" w:name="_Toc472241261"/>
-      <w:bookmarkStart w:id="42" w:name="_Toc428554397"/>
-      <w:bookmarkStart w:id="43" w:name="_Toc428554398"/>
-      <w:bookmarkStart w:id="44" w:name="_Toc428554399"/>
-      <w:bookmarkStart w:id="45" w:name="_Toc428554400"/>
-      <w:bookmarkStart w:id="46" w:name="_Toc428554401"/>
-      <w:bookmarkStart w:id="47" w:name="_Toc428554402"/>
-      <w:bookmarkStart w:id="48" w:name="_Toc428554403"/>
-      <w:bookmarkStart w:id="49" w:name="_Toc428554404"/>
-      <w:bookmarkStart w:id="50" w:name="_Toc428554405"/>
-      <w:bookmarkStart w:id="51" w:name="_Toc428554406"/>
-      <w:bookmarkStart w:id="52" w:name="_Toc428554407"/>
-      <w:bookmarkStart w:id="53" w:name="_Toc428554408"/>
-      <w:bookmarkStart w:id="54" w:name="_Toc428554409"/>
-      <w:bookmarkStart w:id="55" w:name="_Toc428554410"/>
-      <w:bookmarkStart w:id="56" w:name="_Toc428554411"/>
-      <w:bookmarkStart w:id="57" w:name="_Toc428554412"/>
-      <w:bookmarkStart w:id="58" w:name="_Toc430012855"/>
-      <w:bookmarkStart w:id="59" w:name="_Toc430013021"/>
-      <w:bookmarkStart w:id="60" w:name="_Toc433791404"/>
-      <w:bookmarkStart w:id="61" w:name="_Toc433965648"/>
-      <w:bookmarkStart w:id="62" w:name="_Toc433967408"/>
-      <w:bookmarkStart w:id="63" w:name="_Toc433982333"/>
-      <w:bookmarkStart w:id="64" w:name="_Toc434292792"/>
-      <w:bookmarkStart w:id="65" w:name="_Toc434295604"/>
-      <w:bookmarkStart w:id="66" w:name="_Toc434295794"/>
-      <w:bookmarkStart w:id="67" w:name="_Toc434409848"/>
-      <w:bookmarkStart w:id="68" w:name="_Toc434488814"/>
-      <w:bookmarkStart w:id="69" w:name="_Toc434834718"/>
-      <w:bookmarkStart w:id="70" w:name="_Toc434834943"/>
-      <w:bookmarkStart w:id="71" w:name="_Toc435089683"/>
-      <w:bookmarkStart w:id="72" w:name="_Toc435619790"/>
-      <w:bookmarkStart w:id="73" w:name="_Toc436207567"/>
-      <w:bookmarkStart w:id="74" w:name="_Toc436302502"/>
-      <w:bookmarkStart w:id="75" w:name="_Toc436734172"/>
-      <w:bookmarkStart w:id="76" w:name="_Toc437520745"/>
-      <w:bookmarkStart w:id="77" w:name="_Toc437599337"/>
-      <w:bookmarkStart w:id="78" w:name="_Toc437599624"/>
-      <w:bookmarkStart w:id="79" w:name="_Toc439064699"/>
-      <w:bookmarkStart w:id="80" w:name="_Toc439260581"/>
-      <w:bookmarkStart w:id="81" w:name="_Toc439887199"/>
-      <w:bookmarkStart w:id="82" w:name="_Toc441160490"/>
-      <w:bookmarkStart w:id="83" w:name="_Toc447786062"/>
-      <w:bookmarkStart w:id="84" w:name="_Toc448833771"/>
-      <w:bookmarkStart w:id="85" w:name="_Toc450631736"/>
-      <w:bookmarkStart w:id="86" w:name="_Toc450632390"/>
-      <w:bookmarkStart w:id="87" w:name="_Toc462388047"/>
-      <w:bookmarkStart w:id="88" w:name="_Toc462388650"/>
-      <w:bookmarkStart w:id="89" w:name="_Toc469582514"/>
-      <w:bookmarkStart w:id="90" w:name="_Toc471125276"/>
-      <w:bookmarkStart w:id="91" w:name="_Toc471381804"/>
-      <w:bookmarkStart w:id="92" w:name="_Toc89074638"/>
-      <w:bookmarkStart w:id="93" w:name="_Toc230980155"/>
-      <w:bookmarkStart w:id="94" w:name="_Toc48746577"/>
-      <w:bookmarkStart w:id="95" w:name="_Toc5200377"/>
-      <w:bookmarkStart w:id="96" w:name="_Toc11946553"/>
-      <w:bookmarkStart w:id="97" w:name="_Toc5200357"/>
-      <w:bookmarkStart w:id="98" w:name="_Toc11946532"/>
-      <w:bookmarkStart w:id="99" w:name="_Toc6239428"/>
+      <w:bookmarkStart w:id="12" w:name="_Toc472242374"/>
+      <w:bookmarkStart w:id="13" w:name="_Toc472242880"/>
+      <w:bookmarkStart w:id="14" w:name="_Toc472240917"/>
+      <w:bookmarkStart w:id="15" w:name="_Toc472240920"/>
+      <w:bookmarkStart w:id="16" w:name="_Toc472240921"/>
+      <w:bookmarkStart w:id="17" w:name="_Toc472240922"/>
+      <w:bookmarkStart w:id="18" w:name="_Toc472240923"/>
+      <w:bookmarkStart w:id="19" w:name="_Toc472240924"/>
+      <w:bookmarkStart w:id="20" w:name="_Toc472240931"/>
+      <w:bookmarkStart w:id="21" w:name="_Toc472240932"/>
+      <w:bookmarkStart w:id="22" w:name="_Toc472240933"/>
+      <w:bookmarkStart w:id="23" w:name="_Toc472240938"/>
+      <w:bookmarkStart w:id="24" w:name="_Toc472240939"/>
+      <w:bookmarkStart w:id="25" w:name="_Toc472240940"/>
+      <w:bookmarkStart w:id="26" w:name="_Toc472240948"/>
+      <w:bookmarkStart w:id="27" w:name="_Toc472240953"/>
+      <w:bookmarkStart w:id="28" w:name="_Toc472240954"/>
+      <w:bookmarkStart w:id="29" w:name="_Toc472240955"/>
+      <w:bookmarkStart w:id="30" w:name="_Toc472240960"/>
+      <w:bookmarkStart w:id="31" w:name="_Toc472240963"/>
+      <w:bookmarkStart w:id="32" w:name="_Toc472240964"/>
+      <w:bookmarkStart w:id="33" w:name="_Toc472240965"/>
+      <w:bookmarkStart w:id="34" w:name="_Toc472240966"/>
+      <w:bookmarkStart w:id="35" w:name="_Toc472240968"/>
+      <w:bookmarkStart w:id="36" w:name="_Toc472240970"/>
+      <w:bookmarkStart w:id="37" w:name="_Toc472241011"/>
+      <w:bookmarkStart w:id="38" w:name="_Toc472241088"/>
+      <w:bookmarkStart w:id="39" w:name="_Toc472241171"/>
+      <w:bookmarkStart w:id="40" w:name="_Toc472241261"/>
+      <w:bookmarkStart w:id="41" w:name="_Toc428554397"/>
+      <w:bookmarkStart w:id="42" w:name="_Toc428554398"/>
+      <w:bookmarkStart w:id="43" w:name="_Toc428554399"/>
+      <w:bookmarkStart w:id="44" w:name="_Toc428554400"/>
+      <w:bookmarkStart w:id="45" w:name="_Toc428554401"/>
+      <w:bookmarkStart w:id="46" w:name="_Toc428554402"/>
+      <w:bookmarkStart w:id="47" w:name="_Toc428554403"/>
+      <w:bookmarkStart w:id="48" w:name="_Toc428554404"/>
+      <w:bookmarkStart w:id="49" w:name="_Toc428554405"/>
+      <w:bookmarkStart w:id="50" w:name="_Toc428554406"/>
+      <w:bookmarkStart w:id="51" w:name="_Toc428554407"/>
+      <w:bookmarkStart w:id="52" w:name="_Toc428554408"/>
+      <w:bookmarkStart w:id="53" w:name="_Toc428554409"/>
+      <w:bookmarkStart w:id="54" w:name="_Toc428554410"/>
+      <w:bookmarkStart w:id="55" w:name="_Toc428554411"/>
+      <w:bookmarkStart w:id="56" w:name="_Toc428554412"/>
+      <w:bookmarkStart w:id="57" w:name="_Toc430012855"/>
+      <w:bookmarkStart w:id="58" w:name="_Toc430013021"/>
+      <w:bookmarkStart w:id="59" w:name="_Toc433791404"/>
+      <w:bookmarkStart w:id="60" w:name="_Toc433965648"/>
+      <w:bookmarkStart w:id="61" w:name="_Toc433967408"/>
+      <w:bookmarkStart w:id="62" w:name="_Toc433982333"/>
+      <w:bookmarkStart w:id="63" w:name="_Toc434292792"/>
+      <w:bookmarkStart w:id="64" w:name="_Toc434295604"/>
+      <w:bookmarkStart w:id="65" w:name="_Toc434295794"/>
+      <w:bookmarkStart w:id="66" w:name="_Toc434409848"/>
+      <w:bookmarkStart w:id="67" w:name="_Toc434488814"/>
+      <w:bookmarkStart w:id="68" w:name="_Toc434834718"/>
+      <w:bookmarkStart w:id="69" w:name="_Toc434834943"/>
+      <w:bookmarkStart w:id="70" w:name="_Toc435089683"/>
+      <w:bookmarkStart w:id="71" w:name="_Toc435619790"/>
+      <w:bookmarkStart w:id="72" w:name="_Toc436207567"/>
+      <w:bookmarkStart w:id="73" w:name="_Toc436302502"/>
+      <w:bookmarkStart w:id="74" w:name="_Toc436734172"/>
+      <w:bookmarkStart w:id="75" w:name="_Toc437520745"/>
+      <w:bookmarkStart w:id="76" w:name="_Toc437599337"/>
+      <w:bookmarkStart w:id="77" w:name="_Toc437599624"/>
+      <w:bookmarkStart w:id="78" w:name="_Toc439064699"/>
+      <w:bookmarkStart w:id="79" w:name="_Toc439260581"/>
+      <w:bookmarkStart w:id="80" w:name="_Toc439887199"/>
+      <w:bookmarkStart w:id="81" w:name="_Toc441160490"/>
+      <w:bookmarkStart w:id="82" w:name="_Toc447786062"/>
+      <w:bookmarkStart w:id="83" w:name="_Toc448833771"/>
+      <w:bookmarkStart w:id="84" w:name="_Toc450631736"/>
+      <w:bookmarkStart w:id="85" w:name="_Toc450632390"/>
+      <w:bookmarkStart w:id="86" w:name="_Toc462388047"/>
+      <w:bookmarkStart w:id="87" w:name="_Toc462388650"/>
+      <w:bookmarkStart w:id="88" w:name="_Toc469582514"/>
+      <w:bookmarkStart w:id="89" w:name="_Toc471125276"/>
+      <w:bookmarkStart w:id="90" w:name="_Toc471381804"/>
+      <w:bookmarkStart w:id="91" w:name="_Toc89074638"/>
+      <w:bookmarkStart w:id="92" w:name="_Toc230980155"/>
+      <w:bookmarkStart w:id="93" w:name="_Toc48746577"/>
+      <w:bookmarkStart w:id="94" w:name="_Toc5200377"/>
+      <w:bookmarkStart w:id="95" w:name="_Toc11946553"/>
+      <w:bookmarkStart w:id="96" w:name="_Toc5200357"/>
+      <w:bookmarkStart w:id="97" w:name="_Toc11946532"/>
+      <w:bookmarkStart w:id="98" w:name="_Toc6239428"/>
+      <w:bookmarkEnd w:id="12"/>
       <w:bookmarkEnd w:id="13"/>
       <w:bookmarkEnd w:id="14"/>
       <w:bookmarkEnd w:id="15"/>
@@ -3100,7 +3118,6 @@
       <w:bookmarkEnd w:id="88"/>
       <w:bookmarkEnd w:id="89"/>
       <w:bookmarkEnd w:id="90"/>
-      <w:bookmarkEnd w:id="91"/>
       <w:r>
         <w:lastRenderedPageBreak/>
         <w:t>SWS</w:t>
@@ -3117,8 +3134,8 @@
       <w:r>
         <w:t xml:space="preserve"> SRS Uncovered IDs</w:t>
       </w:r>
+      <w:bookmarkEnd w:id="91"/>
       <w:bookmarkEnd w:id="92"/>
-      <w:bookmarkEnd w:id="93"/>
       <w:r>
         <w:t xml:space="preserve"> </w:t>
       </w:r>
@@ -3127,8 +3144,8 @@
       <w:pPr>
         <w:pStyle w:val="Caption"/>
       </w:pPr>
-      <w:bookmarkStart w:id="100" w:name="_Toc89074645"/>
-      <w:bookmarkStart w:id="101" w:name="_Toc230980162"/>
+      <w:bookmarkStart w:id="99" w:name="_Toc89074645"/>
+      <w:bookmarkStart w:id="100" w:name="_Toc230980162"/>
       <w:r>
         <w:t xml:space="preserve">Table </w:t>
       </w:r>
@@ -3155,8 +3172,8 @@
       <w:r>
         <w:t xml:space="preserve"> &lt;--&gt; SRS Report</w:t>
       </w:r>
+      <w:bookmarkEnd w:id="99"/>
       <w:bookmarkEnd w:id="100"/>
-      <w:bookmarkEnd w:id="101"/>
     </w:p>
     <w:tbl>
       <w:tblPr>
@@ -5689,8 +5706,8 @@
       <w:pPr>
         <w:pStyle w:val="Caption"/>
       </w:pPr>
-      <w:bookmarkStart w:id="102" w:name="_Toc89074646"/>
-      <w:bookmarkStart w:id="103" w:name="_Toc230980163"/>
+      <w:bookmarkStart w:id="101" w:name="_Toc89074646"/>
+      <w:bookmarkStart w:id="102" w:name="_Toc230980163"/>
       <w:r>
         <w:t xml:space="preserve">Table </w:t>
       </w:r>
@@ -5711,8 +5728,8 @@
       <w:r>
         <w:t xml:space="preserve"> &lt;--&gt; SRS Report</w:t>
       </w:r>
+      <w:bookmarkEnd w:id="101"/>
       <w:bookmarkEnd w:id="102"/>
-      <w:bookmarkEnd w:id="103"/>
     </w:p>
     <w:tbl>
       <w:tblPr>
@@ -5825,27 +5842,10 @@
           <w:p>
             <w:pPr>
               <w:jc w:val="left"/>
-              <w:rPr>
-                <w:lang w:val="vi-VN"/>
-              </w:rPr>
-            </w:pPr>
-            <w:r>
-              <w:t>T</w:t>
-            </w:r>
-            <w:r>
-              <w:rPr>
-                <w:lang w:val="vi-VN"/>
-              </w:rPr>
-              <w:t>.</w:t>
-            </w:r>
-            <w:proofErr w:type="gramStart"/>
-            <w:r>
-              <w:rPr>
-                <w:lang w:val="vi-VN"/>
-              </w:rPr>
-              <w:t>B.D</w:t>
-            </w:r>
-            <w:proofErr w:type="gramEnd"/>
+            </w:pPr>
+            <w:r>
+              <w:t>SRS_PWM_175</w:t>
+            </w:r>
           </w:p>
         </w:tc>
         <w:tc>
@@ -5855,27 +5855,1239 @@
           <w:p>
             <w:pPr>
               <w:jc w:val="left"/>
-              <w:rPr>
-                <w:lang w:val="vi-VN"/>
-              </w:rPr>
-            </w:pPr>
-            <w:r>
-              <w:t>T</w:t>
-            </w:r>
-            <w:r>
-              <w:rPr>
-                <w:lang w:val="vi-VN"/>
-              </w:rPr>
-              <w:t>.</w:t>
-            </w:r>
-            <w:proofErr w:type="gramStart"/>
-            <w:r>
-              <w:rPr>
-                <w:lang w:val="vi-VN"/>
-              </w:rPr>
-              <w:t>B.D</w:t>
-            </w:r>
-            <w:proofErr w:type="gramEnd"/>
+            </w:pPr>
+            <w:r>
+              <w:rPr>
+                <w:rFonts w:cs="Arial"/>
+                <w:color w:val="000000"/>
+              </w:rPr>
+              <w:t xml:space="preserve">This requirement is </w:t>
+            </w:r>
+            <w:r>
+              <w:rPr>
+                <w:rFonts w:cs="Arial"/>
+                <w:color w:val="000000"/>
+              </w:rPr>
+              <w:t>Vendor</w:t>
+            </w:r>
+            <w:r>
+              <w:rPr>
+                <w:rFonts w:cs="Arial"/>
+                <w:color w:val="000000"/>
+              </w:rPr>
+              <w:t xml:space="preserve"> Specific Requirement.</w:t>
+            </w:r>
+          </w:p>
+        </w:tc>
+      </w:tr>
+      <w:tr>
+        <w:tc>
+          <w:tcPr>
+            <w:tcW w:w="2425" w:type="dxa"/>
+          </w:tcPr>
+          <w:p>
+            <w:pPr>
+              <w:jc w:val="left"/>
+            </w:pPr>
+            <w:r>
+              <w:t>SRS_PWM_176</w:t>
+            </w:r>
+          </w:p>
+        </w:tc>
+        <w:tc>
+          <w:tcPr>
+            <w:tcW w:w="7285" w:type="dxa"/>
+          </w:tcPr>
+          <w:p>
+            <w:pPr>
+              <w:jc w:val="left"/>
+            </w:pPr>
+            <w:r>
+              <w:rPr>
+                <w:rFonts w:cs="Arial"/>
+                <w:color w:val="000000"/>
+              </w:rPr>
+              <w:t xml:space="preserve">This requirement is </w:t>
+            </w:r>
+            <w:r>
+              <w:rPr>
+                <w:rFonts w:cs="Arial"/>
+                <w:color w:val="000000"/>
+              </w:rPr>
+              <w:t>Vendor</w:t>
+            </w:r>
+            <w:r>
+              <w:rPr>
+                <w:rFonts w:cs="Arial"/>
+                <w:color w:val="000000"/>
+              </w:rPr>
+              <w:t xml:space="preserve"> Specific Requirement.</w:t>
+            </w:r>
+          </w:p>
+        </w:tc>
+      </w:tr>
+      <w:tr>
+        <w:tc>
+          <w:tcPr>
+            <w:tcW w:w="2425" w:type="dxa"/>
+          </w:tcPr>
+          <w:p>
+            <w:pPr>
+              <w:jc w:val="left"/>
+            </w:pPr>
+            <w:r>
+              <w:t>SRS_PWM_177</w:t>
+            </w:r>
+          </w:p>
+        </w:tc>
+        <w:tc>
+          <w:tcPr>
+            <w:tcW w:w="7285" w:type="dxa"/>
+          </w:tcPr>
+          <w:p>
+            <w:pPr>
+              <w:jc w:val="left"/>
+            </w:pPr>
+            <w:r>
+              <w:rPr>
+                <w:rFonts w:cs="Arial"/>
+                <w:color w:val="000000"/>
+              </w:rPr>
+              <w:t xml:space="preserve">This requirement is </w:t>
+            </w:r>
+            <w:r>
+              <w:rPr>
+                <w:rFonts w:cs="Arial"/>
+                <w:color w:val="000000"/>
+              </w:rPr>
+              <w:t>Vendor</w:t>
+            </w:r>
+            <w:r>
+              <w:rPr>
+                <w:rFonts w:cs="Arial"/>
+                <w:color w:val="000000"/>
+              </w:rPr>
+              <w:t xml:space="preserve"> Specific Requirement.</w:t>
+            </w:r>
+          </w:p>
+        </w:tc>
+      </w:tr>
+      <w:tr>
+        <w:tc>
+          <w:tcPr>
+            <w:tcW w:w="2425" w:type="dxa"/>
+          </w:tcPr>
+          <w:p>
+            <w:pPr>
+              <w:jc w:val="left"/>
+            </w:pPr>
+            <w:r>
+              <w:t>SRS_PWM_178</w:t>
+            </w:r>
+          </w:p>
+        </w:tc>
+        <w:tc>
+          <w:tcPr>
+            <w:tcW w:w="7285" w:type="dxa"/>
+          </w:tcPr>
+          <w:p>
+            <w:pPr>
+              <w:jc w:val="left"/>
+            </w:pPr>
+            <w:r>
+              <w:rPr>
+                <w:rFonts w:cs="Arial"/>
+                <w:color w:val="000000"/>
+              </w:rPr>
+              <w:t xml:space="preserve">This requirement is </w:t>
+            </w:r>
+            <w:r>
+              <w:rPr>
+                <w:rFonts w:cs="Arial"/>
+                <w:color w:val="000000"/>
+              </w:rPr>
+              <w:t>Vendor</w:t>
+            </w:r>
+            <w:r>
+              <w:rPr>
+                <w:rFonts w:cs="Arial"/>
+                <w:color w:val="000000"/>
+              </w:rPr>
+              <w:t xml:space="preserve"> Specific Requirement.</w:t>
+            </w:r>
+          </w:p>
+        </w:tc>
+      </w:tr>
+      <w:tr>
+        <w:tc>
+          <w:tcPr>
+            <w:tcW w:w="2425" w:type="dxa"/>
+          </w:tcPr>
+          <w:p>
+            <w:pPr>
+              <w:jc w:val="left"/>
+            </w:pPr>
+            <w:r>
+              <w:t>SRS_PWM_179</w:t>
+            </w:r>
+          </w:p>
+        </w:tc>
+        <w:tc>
+          <w:tcPr>
+            <w:tcW w:w="7285" w:type="dxa"/>
+          </w:tcPr>
+          <w:p>
+            <w:pPr>
+              <w:jc w:val="left"/>
+            </w:pPr>
+            <w:r>
+              <w:rPr>
+                <w:rFonts w:cs="Arial"/>
+                <w:color w:val="000000"/>
+              </w:rPr>
+              <w:t xml:space="preserve">This requirement is </w:t>
+            </w:r>
+            <w:r>
+              <w:rPr>
+                <w:rFonts w:cs="Arial"/>
+                <w:color w:val="000000"/>
+              </w:rPr>
+              <w:t>Vendor</w:t>
+            </w:r>
+            <w:r>
+              <w:rPr>
+                <w:rFonts w:cs="Arial"/>
+                <w:color w:val="000000"/>
+              </w:rPr>
+              <w:t xml:space="preserve"> Specific Requirement.</w:t>
+            </w:r>
+          </w:p>
+        </w:tc>
+      </w:tr>
+      <w:tr>
+        <w:tc>
+          <w:tcPr>
+            <w:tcW w:w="2425" w:type="dxa"/>
+          </w:tcPr>
+          <w:p>
+            <w:pPr>
+              <w:jc w:val="left"/>
+            </w:pPr>
+            <w:r>
+              <w:t>SRS_PWM_180</w:t>
+            </w:r>
+          </w:p>
+        </w:tc>
+        <w:tc>
+          <w:tcPr>
+            <w:tcW w:w="7285" w:type="dxa"/>
+          </w:tcPr>
+          <w:p>
+            <w:pPr>
+              <w:jc w:val="left"/>
+            </w:pPr>
+            <w:r>
+              <w:rPr>
+                <w:rFonts w:cs="Arial"/>
+                <w:color w:val="000000"/>
+              </w:rPr>
+              <w:t xml:space="preserve">This requirement is </w:t>
+            </w:r>
+            <w:r>
+              <w:rPr>
+                <w:rFonts w:cs="Arial"/>
+                <w:color w:val="000000"/>
+              </w:rPr>
+              <w:t>Vendor</w:t>
+            </w:r>
+            <w:r>
+              <w:rPr>
+                <w:rFonts w:cs="Arial"/>
+                <w:color w:val="000000"/>
+              </w:rPr>
+              <w:t xml:space="preserve"> Specific Requirement.</w:t>
+            </w:r>
+          </w:p>
+        </w:tc>
+      </w:tr>
+      <w:tr>
+        <w:tc>
+          <w:tcPr>
+            <w:tcW w:w="2425" w:type="dxa"/>
+          </w:tcPr>
+          <w:p>
+            <w:pPr>
+              <w:jc w:val="left"/>
+            </w:pPr>
+            <w:r>
+              <w:t>SRS_PWM_181</w:t>
+            </w:r>
+          </w:p>
+        </w:tc>
+        <w:tc>
+          <w:tcPr>
+            <w:tcW w:w="7285" w:type="dxa"/>
+          </w:tcPr>
+          <w:p>
+            <w:pPr>
+              <w:jc w:val="left"/>
+            </w:pPr>
+            <w:r>
+              <w:rPr>
+                <w:rFonts w:cs="Arial"/>
+                <w:color w:val="000000"/>
+              </w:rPr>
+              <w:t xml:space="preserve">This requirement is </w:t>
+            </w:r>
+            <w:r>
+              <w:rPr>
+                <w:rFonts w:cs="Arial"/>
+                <w:color w:val="000000"/>
+              </w:rPr>
+              <w:t>Vendor</w:t>
+            </w:r>
+            <w:r>
+              <w:rPr>
+                <w:rFonts w:cs="Arial"/>
+                <w:color w:val="000000"/>
+              </w:rPr>
+              <w:t xml:space="preserve"> Specific Requirement.</w:t>
+            </w:r>
+          </w:p>
+        </w:tc>
+      </w:tr>
+      <w:tr>
+        <w:tc>
+          <w:tcPr>
+            <w:tcW w:w="2425" w:type="dxa"/>
+          </w:tcPr>
+          <w:p>
+            <w:pPr>
+              <w:jc w:val="left"/>
+            </w:pPr>
+            <w:r>
+              <w:t>SRS_PWM_182</w:t>
+            </w:r>
+          </w:p>
+        </w:tc>
+        <w:tc>
+          <w:tcPr>
+            <w:tcW w:w="7285" w:type="dxa"/>
+          </w:tcPr>
+          <w:p>
+            <w:pPr>
+              <w:jc w:val="left"/>
+            </w:pPr>
+            <w:r>
+              <w:rPr>
+                <w:rFonts w:cs="Arial"/>
+                <w:color w:val="000000"/>
+              </w:rPr>
+              <w:t xml:space="preserve">This requirement is </w:t>
+            </w:r>
+            <w:r>
+              <w:rPr>
+                <w:rFonts w:cs="Arial"/>
+                <w:color w:val="000000"/>
+              </w:rPr>
+              <w:t>Vendor</w:t>
+            </w:r>
+            <w:r>
+              <w:rPr>
+                <w:rFonts w:cs="Arial"/>
+                <w:color w:val="000000"/>
+              </w:rPr>
+              <w:t xml:space="preserve"> Specific Requirement.</w:t>
+            </w:r>
+          </w:p>
+        </w:tc>
+      </w:tr>
+      <w:tr>
+        <w:tc>
+          <w:tcPr>
+            <w:tcW w:w="2425" w:type="dxa"/>
+          </w:tcPr>
+          <w:p>
+            <w:pPr>
+              <w:jc w:val="left"/>
+            </w:pPr>
+            <w:r>
+              <w:t>SRS_PWM_183</w:t>
+            </w:r>
+          </w:p>
+        </w:tc>
+        <w:tc>
+          <w:tcPr>
+            <w:tcW w:w="7285" w:type="dxa"/>
+          </w:tcPr>
+          <w:p>
+            <w:pPr>
+              <w:jc w:val="left"/>
+            </w:pPr>
+            <w:r>
+              <w:rPr>
+                <w:rFonts w:cs="Arial"/>
+                <w:color w:val="000000"/>
+              </w:rPr>
+              <w:t xml:space="preserve">This requirement is </w:t>
+            </w:r>
+            <w:r>
+              <w:rPr>
+                <w:rFonts w:cs="Arial"/>
+                <w:color w:val="000000"/>
+              </w:rPr>
+              <w:t>Vendor</w:t>
+            </w:r>
+            <w:r>
+              <w:rPr>
+                <w:rFonts w:cs="Arial"/>
+                <w:color w:val="000000"/>
+              </w:rPr>
+              <w:t xml:space="preserve"> Specific Requirement.</w:t>
+            </w:r>
+          </w:p>
+        </w:tc>
+      </w:tr>
+      <w:tr>
+        <w:tc>
+          <w:tcPr>
+            <w:tcW w:w="2425" w:type="dxa"/>
+          </w:tcPr>
+          <w:p>
+            <w:pPr>
+              <w:jc w:val="left"/>
+            </w:pPr>
+            <w:r>
+              <w:t>SRS_PWM_184</w:t>
+            </w:r>
+          </w:p>
+        </w:tc>
+        <w:tc>
+          <w:tcPr>
+            <w:tcW w:w="7285" w:type="dxa"/>
+          </w:tcPr>
+          <w:p>
+            <w:pPr>
+              <w:jc w:val="left"/>
+            </w:pPr>
+            <w:r>
+              <w:rPr>
+                <w:rFonts w:cs="Arial"/>
+                <w:color w:val="000000"/>
+              </w:rPr>
+              <w:t xml:space="preserve">This requirement is </w:t>
+            </w:r>
+            <w:r>
+              <w:rPr>
+                <w:rFonts w:cs="Arial"/>
+                <w:color w:val="000000"/>
+              </w:rPr>
+              <w:t>Vendor</w:t>
+            </w:r>
+            <w:r>
+              <w:rPr>
+                <w:rFonts w:cs="Arial"/>
+                <w:color w:val="000000"/>
+              </w:rPr>
+              <w:t xml:space="preserve"> Specific Requirement.</w:t>
+            </w:r>
+          </w:p>
+        </w:tc>
+      </w:tr>
+      <w:tr>
+        <w:tc>
+          <w:tcPr>
+            <w:tcW w:w="2425" w:type="dxa"/>
+          </w:tcPr>
+          <w:p>
+            <w:pPr>
+              <w:jc w:val="left"/>
+            </w:pPr>
+            <w:r>
+              <w:t>SRS_PWM_185</w:t>
+            </w:r>
+          </w:p>
+        </w:tc>
+        <w:tc>
+          <w:tcPr>
+            <w:tcW w:w="7285" w:type="dxa"/>
+          </w:tcPr>
+          <w:p>
+            <w:pPr>
+              <w:jc w:val="left"/>
+            </w:pPr>
+            <w:r>
+              <w:rPr>
+                <w:rFonts w:cs="Arial"/>
+                <w:color w:val="000000"/>
+              </w:rPr>
+              <w:t xml:space="preserve">This requirement is </w:t>
+            </w:r>
+            <w:r>
+              <w:rPr>
+                <w:rFonts w:cs="Arial"/>
+                <w:color w:val="000000"/>
+              </w:rPr>
+              <w:t>Vendor</w:t>
+            </w:r>
+            <w:r>
+              <w:rPr>
+                <w:rFonts w:cs="Arial"/>
+                <w:color w:val="000000"/>
+              </w:rPr>
+              <w:t xml:space="preserve"> Specific Requirement.</w:t>
+            </w:r>
+          </w:p>
+        </w:tc>
+      </w:tr>
+      <w:tr>
+        <w:tc>
+          <w:tcPr>
+            <w:tcW w:w="2425" w:type="dxa"/>
+          </w:tcPr>
+          <w:p>
+            <w:pPr>
+              <w:jc w:val="left"/>
+            </w:pPr>
+            <w:r>
+              <w:lastRenderedPageBreak/>
+              <w:t>SRS_PWM_186</w:t>
+            </w:r>
+          </w:p>
+        </w:tc>
+        <w:tc>
+          <w:tcPr>
+            <w:tcW w:w="7285" w:type="dxa"/>
+          </w:tcPr>
+          <w:p>
+            <w:pPr>
+              <w:jc w:val="left"/>
+            </w:pPr>
+            <w:r>
+              <w:rPr>
+                <w:rFonts w:cs="Arial"/>
+                <w:color w:val="000000"/>
+              </w:rPr>
+              <w:t xml:space="preserve">This requirement is </w:t>
+            </w:r>
+            <w:r>
+              <w:rPr>
+                <w:rFonts w:cs="Arial"/>
+                <w:color w:val="000000"/>
+              </w:rPr>
+              <w:t>Vendor</w:t>
+            </w:r>
+            <w:r>
+              <w:rPr>
+                <w:rFonts w:cs="Arial"/>
+                <w:color w:val="000000"/>
+              </w:rPr>
+              <w:t xml:space="preserve"> Specific Requirement.</w:t>
+            </w:r>
+          </w:p>
+        </w:tc>
+      </w:tr>
+      <w:tr>
+        <w:tc>
+          <w:tcPr>
+            <w:tcW w:w="2425" w:type="dxa"/>
+          </w:tcPr>
+          <w:p>
+            <w:pPr>
+              <w:jc w:val="left"/>
+            </w:pPr>
+            <w:r>
+              <w:t>SRS_PWM_187</w:t>
+            </w:r>
+          </w:p>
+        </w:tc>
+        <w:tc>
+          <w:tcPr>
+            <w:tcW w:w="7285" w:type="dxa"/>
+          </w:tcPr>
+          <w:p>
+            <w:pPr>
+              <w:jc w:val="left"/>
+            </w:pPr>
+            <w:r>
+              <w:rPr>
+                <w:rFonts w:cs="Arial"/>
+                <w:color w:val="000000"/>
+              </w:rPr>
+              <w:t xml:space="preserve">This requirement is </w:t>
+            </w:r>
+            <w:r>
+              <w:rPr>
+                <w:rFonts w:cs="Arial"/>
+                <w:color w:val="000000"/>
+              </w:rPr>
+              <w:t>Vendor</w:t>
+            </w:r>
+            <w:r>
+              <w:rPr>
+                <w:rFonts w:cs="Arial"/>
+                <w:color w:val="000000"/>
+              </w:rPr>
+              <w:t xml:space="preserve"> Specific Requirement.</w:t>
+            </w:r>
+          </w:p>
+        </w:tc>
+      </w:tr>
+      <w:tr>
+        <w:tc>
+          <w:tcPr>
+            <w:tcW w:w="2425" w:type="dxa"/>
+          </w:tcPr>
+          <w:p>
+            <w:pPr>
+              <w:jc w:val="left"/>
+            </w:pPr>
+            <w:r>
+              <w:t>SRS_PWM_188</w:t>
+            </w:r>
+          </w:p>
+        </w:tc>
+        <w:tc>
+          <w:tcPr>
+            <w:tcW w:w="7285" w:type="dxa"/>
+          </w:tcPr>
+          <w:p>
+            <w:pPr>
+              <w:jc w:val="left"/>
+            </w:pPr>
+            <w:r>
+              <w:rPr>
+                <w:rFonts w:cs="Arial"/>
+                <w:color w:val="000000"/>
+              </w:rPr>
+              <w:t xml:space="preserve">This requirement is </w:t>
+            </w:r>
+            <w:r>
+              <w:rPr>
+                <w:rFonts w:cs="Arial"/>
+                <w:color w:val="000000"/>
+              </w:rPr>
+              <w:t>Vendor</w:t>
+            </w:r>
+            <w:r>
+              <w:rPr>
+                <w:rFonts w:cs="Arial"/>
+                <w:color w:val="000000"/>
+              </w:rPr>
+              <w:t xml:space="preserve"> Specific Requirement.</w:t>
+            </w:r>
+          </w:p>
+        </w:tc>
+      </w:tr>
+      <w:tr>
+        <w:tc>
+          <w:tcPr>
+            <w:tcW w:w="2425" w:type="dxa"/>
+          </w:tcPr>
+          <w:p>
+            <w:pPr>
+              <w:jc w:val="left"/>
+            </w:pPr>
+            <w:r>
+              <w:t>SRS_PWM_189</w:t>
+            </w:r>
+          </w:p>
+        </w:tc>
+        <w:tc>
+          <w:tcPr>
+            <w:tcW w:w="7285" w:type="dxa"/>
+            <w:vAlign w:val="bottom"/>
+          </w:tcPr>
+          <w:p>
+            <w:pPr>
+              <w:jc w:val="left"/>
+            </w:pPr>
+            <w:r>
+              <w:rPr>
+                <w:rFonts w:cs="Arial"/>
+                <w:color w:val="000000"/>
+              </w:rPr>
+              <w:t xml:space="preserve">This requirement is </w:t>
+            </w:r>
+            <w:r>
+              <w:rPr>
+                <w:rFonts w:cs="Arial"/>
+                <w:color w:val="000000"/>
+              </w:rPr>
+              <w:t>Vendor</w:t>
+            </w:r>
+            <w:r>
+              <w:rPr>
+                <w:rFonts w:cs="Arial"/>
+                <w:color w:val="000000"/>
+              </w:rPr>
+              <w:t xml:space="preserve"> Specific Requirement.</w:t>
+            </w:r>
+          </w:p>
+        </w:tc>
+      </w:tr>
+      <w:tr>
+        <w:tc>
+          <w:tcPr>
+            <w:tcW w:w="2425" w:type="dxa"/>
+          </w:tcPr>
+          <w:p>
+            <w:pPr>
+              <w:jc w:val="left"/>
+            </w:pPr>
+            <w:r>
+              <w:t>SRS_PWM_190</w:t>
+            </w:r>
+          </w:p>
+        </w:tc>
+        <w:tc>
+          <w:tcPr>
+            <w:tcW w:w="7285" w:type="dxa"/>
+            <w:vAlign w:val="bottom"/>
+          </w:tcPr>
+          <w:p>
+            <w:pPr>
+              <w:jc w:val="left"/>
+            </w:pPr>
+            <w:r>
+              <w:rPr>
+                <w:rFonts w:cs="Arial"/>
+                <w:color w:val="000000"/>
+              </w:rPr>
+              <w:t xml:space="preserve">This requirement is </w:t>
+            </w:r>
+            <w:r>
+              <w:rPr>
+                <w:rFonts w:cs="Arial"/>
+                <w:color w:val="000000"/>
+              </w:rPr>
+              <w:t>Vendor</w:t>
+            </w:r>
+            <w:r>
+              <w:rPr>
+                <w:rFonts w:cs="Arial"/>
+                <w:color w:val="000000"/>
+              </w:rPr>
+              <w:t xml:space="preserve"> Specific Requirement.</w:t>
+            </w:r>
+          </w:p>
+        </w:tc>
+      </w:tr>
+      <w:tr>
+        <w:tc>
+          <w:tcPr>
+            <w:tcW w:w="2425" w:type="dxa"/>
+          </w:tcPr>
+          <w:p>
+            <w:pPr>
+              <w:jc w:val="left"/>
+            </w:pPr>
+            <w:r>
+              <w:t>SRS_PWM_191</w:t>
+            </w:r>
+          </w:p>
+        </w:tc>
+        <w:tc>
+          <w:tcPr>
+            <w:tcW w:w="7285" w:type="dxa"/>
+            <w:vAlign w:val="bottom"/>
+          </w:tcPr>
+          <w:p>
+            <w:pPr>
+              <w:jc w:val="left"/>
+            </w:pPr>
+            <w:r>
+              <w:rPr>
+                <w:rFonts w:cs="Arial"/>
+                <w:color w:val="000000"/>
+              </w:rPr>
+              <w:t xml:space="preserve">This requirement is </w:t>
+            </w:r>
+            <w:r>
+              <w:rPr>
+                <w:rFonts w:cs="Arial"/>
+                <w:color w:val="000000"/>
+              </w:rPr>
+              <w:t>Vendor</w:t>
+            </w:r>
+            <w:r>
+              <w:rPr>
+                <w:rFonts w:cs="Arial"/>
+                <w:color w:val="000000"/>
+              </w:rPr>
+              <w:t xml:space="preserve"> Specific Requirement.</w:t>
+            </w:r>
+          </w:p>
+        </w:tc>
+      </w:tr>
+      <w:tr>
+        <w:tc>
+          <w:tcPr>
+            <w:tcW w:w="2425" w:type="dxa"/>
+          </w:tcPr>
+          <w:p>
+            <w:pPr>
+              <w:jc w:val="left"/>
+            </w:pPr>
+            <w:r>
+              <w:t>SRS_PWM_192</w:t>
+            </w:r>
+          </w:p>
+        </w:tc>
+        <w:tc>
+          <w:tcPr>
+            <w:tcW w:w="7285" w:type="dxa"/>
+            <w:vAlign w:val="bottom"/>
+          </w:tcPr>
+          <w:p>
+            <w:pPr>
+              <w:jc w:val="left"/>
+            </w:pPr>
+            <w:r>
+              <w:rPr>
+                <w:rFonts w:cs="Arial"/>
+                <w:color w:val="000000"/>
+              </w:rPr>
+              <w:t xml:space="preserve">This requirement is </w:t>
+            </w:r>
+            <w:r>
+              <w:rPr>
+                <w:rFonts w:cs="Arial"/>
+                <w:color w:val="000000"/>
+              </w:rPr>
+              <w:t>Vendor</w:t>
+            </w:r>
+            <w:r>
+              <w:rPr>
+                <w:rFonts w:cs="Arial"/>
+                <w:color w:val="000000"/>
+              </w:rPr>
+              <w:t xml:space="preserve"> Specific Requirement.</w:t>
+            </w:r>
+          </w:p>
+        </w:tc>
+      </w:tr>
+      <w:tr>
+        <w:tc>
+          <w:tcPr>
+            <w:tcW w:w="2425" w:type="dxa"/>
+          </w:tcPr>
+          <w:p>
+            <w:pPr>
+              <w:jc w:val="left"/>
+            </w:pPr>
+            <w:r>
+              <w:t>SRS_PWM_193</w:t>
+            </w:r>
+          </w:p>
+        </w:tc>
+        <w:tc>
+          <w:tcPr>
+            <w:tcW w:w="7285" w:type="dxa"/>
+            <w:vAlign w:val="bottom"/>
+          </w:tcPr>
+          <w:p>
+            <w:pPr>
+              <w:jc w:val="left"/>
+            </w:pPr>
+            <w:r>
+              <w:rPr>
+                <w:rFonts w:cs="Arial"/>
+                <w:color w:val="000000"/>
+              </w:rPr>
+              <w:t xml:space="preserve">This requirement is </w:t>
+            </w:r>
+            <w:r>
+              <w:rPr>
+                <w:rFonts w:cs="Arial"/>
+                <w:color w:val="000000"/>
+              </w:rPr>
+              <w:t>Vendor</w:t>
+            </w:r>
+            <w:r>
+              <w:rPr>
+                <w:rFonts w:cs="Arial"/>
+                <w:color w:val="000000"/>
+              </w:rPr>
+              <w:t xml:space="preserve"> Specific Requirement.</w:t>
+            </w:r>
+          </w:p>
+        </w:tc>
+      </w:tr>
+      <w:tr>
+        <w:tc>
+          <w:tcPr>
+            <w:tcW w:w="2425" w:type="dxa"/>
+          </w:tcPr>
+          <w:p>
+            <w:pPr>
+              <w:jc w:val="left"/>
+            </w:pPr>
+            <w:r>
+              <w:t>SRS_PWM_194</w:t>
+            </w:r>
+          </w:p>
+        </w:tc>
+        <w:tc>
+          <w:tcPr>
+            <w:tcW w:w="7285" w:type="dxa"/>
+            <w:vAlign w:val="bottom"/>
+          </w:tcPr>
+          <w:p>
+            <w:pPr>
+              <w:jc w:val="left"/>
+            </w:pPr>
+            <w:r>
+              <w:rPr>
+                <w:rFonts w:cs="Arial"/>
+                <w:color w:val="000000"/>
+              </w:rPr>
+              <w:t xml:space="preserve">This requirement is </w:t>
+            </w:r>
+            <w:r>
+              <w:rPr>
+                <w:rFonts w:cs="Arial"/>
+                <w:color w:val="000000"/>
+              </w:rPr>
+              <w:t>Vendor</w:t>
+            </w:r>
+            <w:r>
+              <w:rPr>
+                <w:rFonts w:cs="Arial"/>
+                <w:color w:val="000000"/>
+              </w:rPr>
+              <w:t xml:space="preserve"> Specific Requirement.</w:t>
+            </w:r>
+          </w:p>
+        </w:tc>
+      </w:tr>
+      <w:tr>
+        <w:tc>
+          <w:tcPr>
+            <w:tcW w:w="2425" w:type="dxa"/>
+          </w:tcPr>
+          <w:p>
+            <w:pPr>
+              <w:jc w:val="left"/>
+            </w:pPr>
+            <w:r>
+              <w:t>SRS_PWM_NR_1</w:t>
+            </w:r>
+          </w:p>
+        </w:tc>
+        <w:tc>
+          <w:tcPr>
+            <w:tcW w:w="7285" w:type="dxa"/>
+            <w:vAlign w:val="bottom"/>
+          </w:tcPr>
+          <w:p>
+            <w:pPr>
+              <w:jc w:val="left"/>
+            </w:pPr>
+            <w:r>
+              <w:rPr>
+                <w:rFonts w:cs="Arial"/>
+                <w:color w:val="000000"/>
+              </w:rPr>
+              <w:t>This is non-functional requirement.</w:t>
+            </w:r>
+          </w:p>
+        </w:tc>
+      </w:tr>
+      <w:tr>
+        <w:tc>
+          <w:tcPr>
+            <w:tcW w:w="2425" w:type="dxa"/>
+          </w:tcPr>
+          <w:p>
+            <w:pPr>
+              <w:jc w:val="left"/>
+            </w:pPr>
+            <w:r>
+              <w:t>SRS_PWM_NR_2</w:t>
+            </w:r>
+          </w:p>
+        </w:tc>
+        <w:tc>
+          <w:tcPr>
+            <w:tcW w:w="7285" w:type="dxa"/>
+            <w:vAlign w:val="bottom"/>
+          </w:tcPr>
+          <w:p>
+            <w:pPr>
+              <w:jc w:val="left"/>
+            </w:pPr>
+            <w:r>
+              <w:rPr>
+                <w:rFonts w:cs="Arial"/>
+                <w:color w:val="000000"/>
+              </w:rPr>
+              <w:t>This is non-functional requirement.</w:t>
+            </w:r>
+          </w:p>
+        </w:tc>
+      </w:tr>
+      <w:tr>
+        <w:tc>
+          <w:tcPr>
+            <w:tcW w:w="2425" w:type="dxa"/>
+          </w:tcPr>
+          <w:p>
+            <w:pPr>
+              <w:jc w:val="left"/>
+            </w:pPr>
+            <w:r>
+              <w:t>SRS_PWM_NR_3</w:t>
+            </w:r>
+          </w:p>
+        </w:tc>
+        <w:tc>
+          <w:tcPr>
+            <w:tcW w:w="7285" w:type="dxa"/>
+            <w:vAlign w:val="bottom"/>
+          </w:tcPr>
+          <w:p>
+            <w:pPr>
+              <w:jc w:val="left"/>
+            </w:pPr>
+            <w:r>
+              <w:rPr>
+                <w:rFonts w:cs="Arial"/>
+                <w:color w:val="000000"/>
+              </w:rPr>
+              <w:t>This is non-functional requirement.</w:t>
+            </w:r>
+          </w:p>
+        </w:tc>
+      </w:tr>
+      <w:tr>
+        <w:tc>
+          <w:tcPr>
+            <w:tcW w:w="2425" w:type="dxa"/>
+          </w:tcPr>
+          <w:p>
+            <w:pPr>
+              <w:jc w:val="left"/>
+            </w:pPr>
+            <w:r>
+              <w:t>SRS_PWM_NR_4</w:t>
+            </w:r>
+          </w:p>
+        </w:tc>
+        <w:tc>
+          <w:tcPr>
+            <w:tcW w:w="7285" w:type="dxa"/>
+            <w:vAlign w:val="bottom"/>
+          </w:tcPr>
+          <w:p>
+            <w:pPr>
+              <w:jc w:val="left"/>
+            </w:pPr>
+            <w:r>
+              <w:rPr>
+                <w:rFonts w:cs="Arial"/>
+                <w:color w:val="000000"/>
+              </w:rPr>
+              <w:t>This is non-functional requirement.</w:t>
+            </w:r>
+          </w:p>
+        </w:tc>
+      </w:tr>
+      <w:tr>
+        <w:tc>
+          <w:tcPr>
+            <w:tcW w:w="2425" w:type="dxa"/>
+          </w:tcPr>
+          <w:p>
+            <w:pPr>
+              <w:jc w:val="left"/>
+            </w:pPr>
+            <w:r>
+              <w:t>SRS_PWM_NR_5</w:t>
+            </w:r>
+          </w:p>
+        </w:tc>
+        <w:tc>
+          <w:tcPr>
+            <w:tcW w:w="7285" w:type="dxa"/>
+            <w:vAlign w:val="bottom"/>
+          </w:tcPr>
+          <w:p>
+            <w:pPr>
+              <w:jc w:val="left"/>
+            </w:pPr>
+            <w:r>
+              <w:rPr>
+                <w:rFonts w:cs="Arial"/>
+                <w:color w:val="000000"/>
+              </w:rPr>
+              <w:t>This is non-functional requirement.</w:t>
+            </w:r>
+          </w:p>
+        </w:tc>
+      </w:tr>
+      <w:tr>
+        <w:tc>
+          <w:tcPr>
+            <w:tcW w:w="2425" w:type="dxa"/>
+          </w:tcPr>
+          <w:p>
+            <w:pPr>
+              <w:jc w:val="left"/>
+            </w:pPr>
+            <w:r>
+              <w:t>SRS_PWM_NR_6</w:t>
+            </w:r>
+          </w:p>
+        </w:tc>
+        <w:tc>
+          <w:tcPr>
+            <w:tcW w:w="7285" w:type="dxa"/>
+            <w:vAlign w:val="bottom"/>
+          </w:tcPr>
+          <w:p>
+            <w:pPr>
+              <w:jc w:val="left"/>
+            </w:pPr>
+            <w:r>
+              <w:rPr>
+                <w:rFonts w:cs="Arial"/>
+                <w:color w:val="000000"/>
+              </w:rPr>
+              <w:t>This is non-functional requirement.</w:t>
+            </w:r>
+          </w:p>
+        </w:tc>
+      </w:tr>
+      <w:tr>
+        <w:tc>
+          <w:tcPr>
+            <w:tcW w:w="2425" w:type="dxa"/>
+          </w:tcPr>
+          <w:p>
+            <w:pPr>
+              <w:jc w:val="left"/>
+            </w:pPr>
+            <w:r>
+              <w:t>SRS_PWM_FSR_1</w:t>
+            </w:r>
+          </w:p>
+        </w:tc>
+        <w:tc>
+          <w:tcPr>
+            <w:tcW w:w="7285" w:type="dxa"/>
+            <w:vAlign w:val="bottom"/>
+          </w:tcPr>
+          <w:p>
+            <w:pPr>
+              <w:jc w:val="left"/>
+            </w:pPr>
+            <w:r>
+              <w:rPr>
+                <w:rFonts w:cs="Arial"/>
+                <w:color w:val="000000"/>
+              </w:rPr>
+              <w:t>This is safety requirement.</w:t>
+            </w:r>
+          </w:p>
+        </w:tc>
+      </w:tr>
+      <w:tr>
+        <w:tc>
+          <w:tcPr>
+            <w:tcW w:w="2425" w:type="dxa"/>
+          </w:tcPr>
+          <w:p>
+            <w:pPr>
+              <w:jc w:val="left"/>
+            </w:pPr>
+            <w:r>
+              <w:t>SRS_PWM_FSR_2</w:t>
+            </w:r>
+          </w:p>
+        </w:tc>
+        <w:tc>
+          <w:tcPr>
+            <w:tcW w:w="7285" w:type="dxa"/>
+            <w:vAlign w:val="bottom"/>
+          </w:tcPr>
+          <w:p>
+            <w:pPr>
+              <w:jc w:val="left"/>
+            </w:pPr>
+            <w:r>
+              <w:rPr>
+                <w:rFonts w:cs="Arial"/>
+                <w:color w:val="000000"/>
+              </w:rPr>
+              <w:t>This is safety requirement.</w:t>
+            </w:r>
+          </w:p>
+        </w:tc>
+      </w:tr>
+      <w:tr>
+        <w:tc>
+          <w:tcPr>
+            <w:tcW w:w="2425" w:type="dxa"/>
+          </w:tcPr>
+          <w:p>
+            <w:pPr>
+              <w:jc w:val="left"/>
+            </w:pPr>
+            <w:r>
+              <w:t>SRS_PWM_FSR_3</w:t>
+            </w:r>
+          </w:p>
+        </w:tc>
+        <w:tc>
+          <w:tcPr>
+            <w:tcW w:w="7285" w:type="dxa"/>
+            <w:vAlign w:val="bottom"/>
+          </w:tcPr>
+          <w:p>
+            <w:pPr>
+              <w:jc w:val="left"/>
+            </w:pPr>
+            <w:r>
+              <w:rPr>
+                <w:rFonts w:cs="Arial"/>
+                <w:color w:val="000000"/>
+              </w:rPr>
+              <w:t>This is safety requirement.</w:t>
+            </w:r>
+          </w:p>
+        </w:tc>
+      </w:tr>
+      <w:tr>
+        <w:tc>
+          <w:tcPr>
+            <w:tcW w:w="2425" w:type="dxa"/>
+          </w:tcPr>
+          <w:p>
+            <w:pPr>
+              <w:jc w:val="left"/>
+            </w:pPr>
+            <w:r>
+              <w:t>SRS_PWM_FSR_4</w:t>
+            </w:r>
+          </w:p>
+        </w:tc>
+        <w:tc>
+          <w:tcPr>
+            <w:tcW w:w="7285" w:type="dxa"/>
+            <w:vAlign w:val="bottom"/>
+          </w:tcPr>
+          <w:p>
+            <w:pPr>
+              <w:jc w:val="left"/>
+            </w:pPr>
+            <w:r>
+              <w:rPr>
+                <w:rFonts w:cs="Arial"/>
+                <w:color w:val="000000"/>
+              </w:rPr>
+              <w:t>This is safety requirement.</w:t>
+            </w:r>
           </w:p>
         </w:tc>
       </w:tr>
@@ -5901,7 +7113,7 @@
       <w:pPr>
         <w:pStyle w:val="Heading1"/>
       </w:pPr>
-      <w:bookmarkStart w:id="104" w:name="_Toc230980156"/>
+      <w:bookmarkStart w:id="103" w:name="_Toc230980156"/>
       <w:r>
         <w:lastRenderedPageBreak/>
         <w:t>S</w:t>
@@ -5927,8 +7139,8 @@
       <w:r>
         <w:t xml:space="preserve"> Uncovered IDs</w:t>
       </w:r>
-      <w:bookmarkEnd w:id="94"/>
-      <w:bookmarkEnd w:id="104"/>
+      <w:bookmarkEnd w:id="93"/>
+      <w:bookmarkEnd w:id="103"/>
       <w:r>
         <w:t xml:space="preserve"> </w:t>
       </w:r>
@@ -5937,7 +7149,7 @@
       <w:pPr>
         <w:pStyle w:val="Caption"/>
       </w:pPr>
-      <w:bookmarkStart w:id="105" w:name="_Toc230980164"/>
+      <w:bookmarkStart w:id="104" w:name="_Toc230980164"/>
       <w:r>
         <w:t xml:space="preserve">Table </w:t>
       </w:r>
@@ -5951,6 +7163,187 @@
       </w:fldSimple>
       <w:r>
         <w:t xml:space="preserve"> SRS IDs Missed in SRS &lt;--&gt; SAD Report</w:t>
+      </w:r>
+      <w:bookmarkEnd w:id="104"/>
+    </w:p>
+    <w:tbl>
+      <w:tblPr>
+        <w:tblW w:w="8926" w:type="dxa"/>
+        <w:tblLook w:val="04A0" w:firstRow="1" w:lastRow="0" w:firstColumn="1" w:lastColumn="0" w:noHBand="0" w:noVBand="1"/>
+      </w:tblPr>
+      <w:tblGrid>
+        <w:gridCol w:w="1466"/>
+        <w:gridCol w:w="7460"/>
+      </w:tblGrid>
+      <w:tr>
+        <w:trPr>
+          <w:trHeight w:val="288"/>
+        </w:trPr>
+        <w:tc>
+          <w:tcPr>
+            <w:tcW w:w="1466" w:type="dxa"/>
+            <w:tcBorders>
+              <w:top w:val="single" w:sz="4" w:space="0" w:color="auto"/>
+              <w:left w:val="single" w:sz="4" w:space="0" w:color="auto"/>
+              <w:bottom w:val="single" w:sz="4" w:space="0" w:color="auto"/>
+              <w:right w:val="single" w:sz="4" w:space="0" w:color="auto"/>
+            </w:tcBorders>
+            <w:shd w:val="clear" w:color="000000" w:fill="B4C6E7"/>
+            <w:noWrap/>
+            <w:vAlign w:val="bottom"/>
+            <w:hideMark/>
+          </w:tcPr>
+          <w:p>
+            <w:pPr>
+              <w:spacing w:line="276" w:lineRule="auto"/>
+              <w:jc w:val="center"/>
+              <w:rPr>
+                <w:rFonts w:cs="Arial"/>
+                <w:b/>
+                <w:bCs/>
+                <w:color w:val="000000"/>
+              </w:rPr>
+            </w:pPr>
+            <w:r>
+              <w:rPr>
+                <w:rFonts w:cs="Arial"/>
+                <w:b/>
+                <w:bCs/>
+                <w:color w:val="000000"/>
+              </w:rPr>
+              <w:t>SRS ID</w:t>
+            </w:r>
+          </w:p>
+        </w:tc>
+        <w:tc>
+          <w:tcPr>
+            <w:tcW w:w="7460" w:type="dxa"/>
+            <w:tcBorders>
+              <w:top w:val="single" w:sz="4" w:space="0" w:color="auto"/>
+              <w:left w:val="nil"/>
+              <w:bottom w:val="single" w:sz="4" w:space="0" w:color="auto"/>
+              <w:right w:val="single" w:sz="4" w:space="0" w:color="auto"/>
+            </w:tcBorders>
+            <w:shd w:val="clear" w:color="000000" w:fill="B4C6E7"/>
+            <w:noWrap/>
+            <w:vAlign w:val="bottom"/>
+            <w:hideMark/>
+          </w:tcPr>
+          <w:p>
+            <w:pPr>
+              <w:spacing w:line="276" w:lineRule="auto"/>
+              <w:jc w:val="center"/>
+              <w:rPr>
+                <w:rFonts w:cs="Arial"/>
+                <w:b/>
+                <w:bCs/>
+                <w:color w:val="000000"/>
+              </w:rPr>
+            </w:pPr>
+            <w:r>
+              <w:rPr>
+                <w:rFonts w:cs="Arial"/>
+                <w:b/>
+                <w:bCs/>
+                <w:color w:val="000000"/>
+              </w:rPr>
+              <w:t>Reason</w:t>
+            </w:r>
+          </w:p>
+        </w:tc>
+      </w:tr>
+      <w:tr>
+        <w:trPr>
+          <w:trHeight w:val="288"/>
+        </w:trPr>
+        <w:tc>
+          <w:tcPr>
+            <w:tcW w:w="1466" w:type="dxa"/>
+            <w:tcBorders>
+              <w:top w:val="nil"/>
+              <w:left w:val="single" w:sz="4" w:space="0" w:color="auto"/>
+              <w:bottom w:val="single" w:sz="4" w:space="0" w:color="auto"/>
+              <w:right w:val="single" w:sz="4" w:space="0" w:color="auto"/>
+            </w:tcBorders>
+            <w:noWrap/>
+            <w:vAlign w:val="bottom"/>
+          </w:tcPr>
+          <w:p>
+            <w:pPr>
+              <w:spacing w:line="276" w:lineRule="auto"/>
+              <w:jc w:val="left"/>
+              <w:rPr>
+                <w:rFonts w:cs="Arial"/>
+                <w:color w:val="000000"/>
+              </w:rPr>
+            </w:pPr>
+            <w:r>
+              <w:rPr>
+                <w:rFonts w:cs="Arial"/>
+                <w:color w:val="000000"/>
+              </w:rPr>
+              <w:t>None</w:t>
+            </w:r>
+          </w:p>
+        </w:tc>
+        <w:tc>
+          <w:tcPr>
+            <w:tcW w:w="7460" w:type="dxa"/>
+            <w:tcBorders>
+              <w:top w:val="nil"/>
+              <w:left w:val="nil"/>
+              <w:bottom w:val="single" w:sz="4" w:space="0" w:color="auto"/>
+              <w:right w:val="single" w:sz="4" w:space="0" w:color="auto"/>
+            </w:tcBorders>
+            <w:noWrap/>
+            <w:vAlign w:val="bottom"/>
+          </w:tcPr>
+          <w:p>
+            <w:pPr>
+              <w:spacing w:line="276" w:lineRule="auto"/>
+              <w:jc w:val="left"/>
+              <w:rPr>
+                <w:rFonts w:cs="Arial"/>
+                <w:color w:val="000000"/>
+              </w:rPr>
+            </w:pPr>
+            <w:r>
+              <w:rPr>
+                <w:rFonts w:cs="Arial"/>
+                <w:color w:val="000000"/>
+              </w:rPr>
+              <w:t>None</w:t>
+            </w:r>
+          </w:p>
+        </w:tc>
+      </w:tr>
+    </w:tbl>
+    <w:p>
+      <w:pPr>
+        <w:spacing w:line="276" w:lineRule="auto"/>
+        <w:rPr>
+          <w:lang w:val="en-GB"/>
+        </w:rPr>
+      </w:pPr>
+    </w:p>
+    <w:p>
+      <w:pPr>
+        <w:pStyle w:val="Caption"/>
+      </w:pPr>
+      <w:bookmarkStart w:id="105" w:name="_Toc230980165"/>
+      <w:r>
+        <w:t xml:space="preserve">Table </w:t>
+      </w:r>
+      <w:fldSimple w:instr=" SEQ Table \* ARABIC ">
+        <w:r>
+          <w:rPr>
+            <w:noProof/>
+          </w:rPr>
+          <w:t>5</w:t>
+        </w:r>
+      </w:fldSimple>
+      <w:r>
+        <w:t xml:space="preserve"> SAD IDs Missed in SRS &lt;--&gt; SAD Report</w:t>
       </w:r>
       <w:bookmarkEnd w:id="105"/>
     </w:p>
@@ -5999,7 +7392,7 @@
                 <w:bCs/>
                 <w:color w:val="000000"/>
               </w:rPr>
-              <w:t>SRS ID</w:t>
+              <w:t>SAD ID</w:t>
             </w:r>
           </w:p>
         </w:tc>
@@ -6108,187 +7501,6 @@
     </w:tbl>
     <w:p>
       <w:pPr>
-        <w:spacing w:line="276" w:lineRule="auto"/>
-        <w:rPr>
-          <w:lang w:val="en-GB"/>
-        </w:rPr>
-      </w:pPr>
-    </w:p>
-    <w:p>
-      <w:pPr>
-        <w:pStyle w:val="Caption"/>
-      </w:pPr>
-      <w:bookmarkStart w:id="106" w:name="_Toc230980165"/>
-      <w:r>
-        <w:t xml:space="preserve">Table </w:t>
-      </w:r>
-      <w:fldSimple w:instr=" SEQ Table \* ARABIC ">
-        <w:r>
-          <w:rPr>
-            <w:noProof/>
-          </w:rPr>
-          <w:t>5</w:t>
-        </w:r>
-      </w:fldSimple>
-      <w:r>
-        <w:t xml:space="preserve"> SAD IDs Missed in SRS &lt;--&gt; SAD Report</w:t>
-      </w:r>
-      <w:bookmarkEnd w:id="106"/>
-    </w:p>
-    <w:tbl>
-      <w:tblPr>
-        <w:tblW w:w="8926" w:type="dxa"/>
-        <w:tblLook w:val="04A0" w:firstRow="1" w:lastRow="0" w:firstColumn="1" w:lastColumn="0" w:noHBand="0" w:noVBand="1"/>
-      </w:tblPr>
-      <w:tblGrid>
-        <w:gridCol w:w="1466"/>
-        <w:gridCol w:w="7460"/>
-      </w:tblGrid>
-      <w:tr>
-        <w:trPr>
-          <w:trHeight w:val="288"/>
-        </w:trPr>
-        <w:tc>
-          <w:tcPr>
-            <w:tcW w:w="1466" w:type="dxa"/>
-            <w:tcBorders>
-              <w:top w:val="single" w:sz="4" w:space="0" w:color="auto"/>
-              <w:left w:val="single" w:sz="4" w:space="0" w:color="auto"/>
-              <w:bottom w:val="single" w:sz="4" w:space="0" w:color="auto"/>
-              <w:right w:val="single" w:sz="4" w:space="0" w:color="auto"/>
-            </w:tcBorders>
-            <w:shd w:val="clear" w:color="000000" w:fill="B4C6E7"/>
-            <w:noWrap/>
-            <w:vAlign w:val="bottom"/>
-            <w:hideMark/>
-          </w:tcPr>
-          <w:p>
-            <w:pPr>
-              <w:spacing w:line="276" w:lineRule="auto"/>
-              <w:jc w:val="center"/>
-              <w:rPr>
-                <w:rFonts w:cs="Arial"/>
-                <w:b/>
-                <w:bCs/>
-                <w:color w:val="000000"/>
-              </w:rPr>
-            </w:pPr>
-            <w:r>
-              <w:rPr>
-                <w:rFonts w:cs="Arial"/>
-                <w:b/>
-                <w:bCs/>
-                <w:color w:val="000000"/>
-              </w:rPr>
-              <w:t>SAD ID</w:t>
-            </w:r>
-          </w:p>
-        </w:tc>
-        <w:tc>
-          <w:tcPr>
-            <w:tcW w:w="7460" w:type="dxa"/>
-            <w:tcBorders>
-              <w:top w:val="single" w:sz="4" w:space="0" w:color="auto"/>
-              <w:left w:val="nil"/>
-              <w:bottom w:val="single" w:sz="4" w:space="0" w:color="auto"/>
-              <w:right w:val="single" w:sz="4" w:space="0" w:color="auto"/>
-            </w:tcBorders>
-            <w:shd w:val="clear" w:color="000000" w:fill="B4C6E7"/>
-            <w:noWrap/>
-            <w:vAlign w:val="bottom"/>
-            <w:hideMark/>
-          </w:tcPr>
-          <w:p>
-            <w:pPr>
-              <w:spacing w:line="276" w:lineRule="auto"/>
-              <w:jc w:val="center"/>
-              <w:rPr>
-                <w:rFonts w:cs="Arial"/>
-                <w:b/>
-                <w:bCs/>
-                <w:color w:val="000000"/>
-              </w:rPr>
-            </w:pPr>
-            <w:r>
-              <w:rPr>
-                <w:rFonts w:cs="Arial"/>
-                <w:b/>
-                <w:bCs/>
-                <w:color w:val="000000"/>
-              </w:rPr>
-              <w:t>Reason</w:t>
-            </w:r>
-          </w:p>
-        </w:tc>
-      </w:tr>
-      <w:tr>
-        <w:trPr>
-          <w:trHeight w:val="288"/>
-        </w:trPr>
-        <w:tc>
-          <w:tcPr>
-            <w:tcW w:w="1466" w:type="dxa"/>
-            <w:tcBorders>
-              <w:top w:val="nil"/>
-              <w:left w:val="single" w:sz="4" w:space="0" w:color="auto"/>
-              <w:bottom w:val="single" w:sz="4" w:space="0" w:color="auto"/>
-              <w:right w:val="single" w:sz="4" w:space="0" w:color="auto"/>
-            </w:tcBorders>
-            <w:noWrap/>
-            <w:vAlign w:val="bottom"/>
-          </w:tcPr>
-          <w:p>
-            <w:pPr>
-              <w:spacing w:line="276" w:lineRule="auto"/>
-              <w:jc w:val="left"/>
-              <w:rPr>
-                <w:rFonts w:cs="Arial"/>
-                <w:color w:val="000000"/>
-              </w:rPr>
-            </w:pPr>
-            <w:r>
-              <w:rPr>
-                <w:rFonts w:cs="Arial"/>
-                <w:color w:val="000000"/>
-              </w:rPr>
-              <w:t>None</w:t>
-            </w:r>
-          </w:p>
-        </w:tc>
-        <w:tc>
-          <w:tcPr>
-            <w:tcW w:w="7460" w:type="dxa"/>
-            <w:tcBorders>
-              <w:top w:val="nil"/>
-              <w:left w:val="nil"/>
-              <w:bottom w:val="single" w:sz="4" w:space="0" w:color="auto"/>
-              <w:right w:val="single" w:sz="4" w:space="0" w:color="auto"/>
-            </w:tcBorders>
-            <w:noWrap/>
-            <w:vAlign w:val="bottom"/>
-          </w:tcPr>
-          <w:p>
-            <w:pPr>
-              <w:spacing w:line="276" w:lineRule="auto"/>
-              <w:jc w:val="left"/>
-              <w:rPr>
-                <w:rFonts w:cs="Arial"/>
-                <w:color w:val="000000"/>
-              </w:rPr>
-            </w:pPr>
-            <w:r>
-              <w:rPr>
-                <w:rFonts w:cs="Arial"/>
-                <w:color w:val="000000"/>
-              </w:rPr>
-              <w:t>None</w:t>
-            </w:r>
-          </w:p>
-        </w:tc>
-      </w:tr>
-    </w:tbl>
-    <w:p>
-      <w:pPr>
         <w:rPr>
           <w:lang w:val="en-GB"/>
         </w:rPr>
@@ -6312,7 +7524,7 @@
       <w:pPr>
         <w:pStyle w:val="Heading1"/>
       </w:pPr>
-      <w:bookmarkStart w:id="107" w:name="_Toc230980157"/>
+      <w:bookmarkStart w:id="106" w:name="_Toc230980157"/>
       <w:r>
         <w:lastRenderedPageBreak/>
         <w:t xml:space="preserve">SAD </w:t>
@@ -6326,13 +7538,13 @@
       <w:r>
         <w:t xml:space="preserve"> SDD Uncovered IDs</w:t>
       </w:r>
-      <w:bookmarkEnd w:id="107"/>
+      <w:bookmarkEnd w:id="106"/>
     </w:p>
     <w:p>
       <w:pPr>
         <w:pStyle w:val="Caption"/>
       </w:pPr>
-      <w:bookmarkStart w:id="108" w:name="_Toc230980166"/>
+      <w:bookmarkStart w:id="107" w:name="_Toc230980166"/>
       <w:r>
         <w:t xml:space="preserve">Table </w:t>
       </w:r>
@@ -6359,7 +7571,7 @@
       <w:r>
         <w:t xml:space="preserve"> Report</w:t>
       </w:r>
-      <w:bookmarkEnd w:id="108"/>
+      <w:bookmarkEnd w:id="107"/>
     </w:p>
     <w:tbl>
       <w:tblPr>
@@ -6523,7 +7735,7 @@
       <w:pPr>
         <w:pStyle w:val="Caption"/>
       </w:pPr>
-      <w:bookmarkStart w:id="109" w:name="_Toc230980167"/>
+      <w:bookmarkStart w:id="108" w:name="_Toc230980167"/>
       <w:r>
         <w:t xml:space="preserve">Table </w:t>
       </w:r>
@@ -6565,7 +7777,7 @@
       <w:r>
         <w:t xml:space="preserve"> Report</w:t>
       </w:r>
-      <w:bookmarkEnd w:id="109"/>
+      <w:bookmarkEnd w:id="108"/>
     </w:p>
     <w:tbl>
       <w:tblPr>
@@ -6745,8 +7957,8 @@
       <w:pPr>
         <w:pStyle w:val="Heading1"/>
       </w:pPr>
-      <w:bookmarkStart w:id="110" w:name="_Toc48746578"/>
-      <w:bookmarkStart w:id="111" w:name="_Toc230980158"/>
+      <w:bookmarkStart w:id="109" w:name="_Toc48746578"/>
+      <w:bookmarkStart w:id="110" w:name="_Toc230980158"/>
       <w:r>
         <w:lastRenderedPageBreak/>
         <w:t xml:space="preserve">SDD </w:t>
@@ -6760,14 +7972,14 @@
       <w:r>
         <w:t xml:space="preserve"> UT Uncovered IDs</w:t>
       </w:r>
+      <w:bookmarkEnd w:id="109"/>
       <w:bookmarkEnd w:id="110"/>
-      <w:bookmarkEnd w:id="111"/>
     </w:p>
     <w:p>
       <w:pPr>
         <w:pStyle w:val="Caption"/>
       </w:pPr>
-      <w:bookmarkStart w:id="112" w:name="_Toc230980168"/>
+      <w:bookmarkStart w:id="111" w:name="_Toc230980168"/>
       <w:r>
         <w:t xml:space="preserve">Table </w:t>
       </w:r>
@@ -6781,6 +7993,192 @@
       </w:fldSimple>
       <w:r>
         <w:t xml:space="preserve"> SDD IDs Missed in SDD &lt;--&gt; UT</w:t>
+      </w:r>
+      <w:r>
+        <w:t xml:space="preserve"> Report</w:t>
+      </w:r>
+      <w:bookmarkEnd w:id="111"/>
+    </w:p>
+    <w:tbl>
+      <w:tblPr>
+        <w:tblW w:w="8926" w:type="dxa"/>
+        <w:tblLook w:val="04A0" w:firstRow="1" w:lastRow="0" w:firstColumn="1" w:lastColumn="0" w:noHBand="0" w:noVBand="1"/>
+      </w:tblPr>
+      <w:tblGrid>
+        <w:gridCol w:w="1466"/>
+        <w:gridCol w:w="7460"/>
+      </w:tblGrid>
+      <w:tr>
+        <w:trPr>
+          <w:trHeight w:val="288"/>
+        </w:trPr>
+        <w:tc>
+          <w:tcPr>
+            <w:tcW w:w="1466" w:type="dxa"/>
+            <w:tcBorders>
+              <w:top w:val="single" w:sz="4" w:space="0" w:color="auto"/>
+              <w:left w:val="single" w:sz="4" w:space="0" w:color="auto"/>
+              <w:bottom w:val="single" w:sz="4" w:space="0" w:color="auto"/>
+              <w:right w:val="single" w:sz="4" w:space="0" w:color="auto"/>
+            </w:tcBorders>
+            <w:shd w:val="clear" w:color="000000" w:fill="B4C6E7"/>
+            <w:noWrap/>
+            <w:vAlign w:val="bottom"/>
+            <w:hideMark/>
+          </w:tcPr>
+          <w:p>
+            <w:pPr>
+              <w:spacing w:line="276" w:lineRule="auto"/>
+              <w:jc w:val="center"/>
+              <w:rPr>
+                <w:rFonts w:cs="Arial"/>
+                <w:b/>
+                <w:bCs/>
+                <w:color w:val="000000"/>
+              </w:rPr>
+            </w:pPr>
+            <w:r>
+              <w:rPr>
+                <w:rFonts w:cs="Arial"/>
+                <w:b/>
+                <w:bCs/>
+                <w:color w:val="000000"/>
+              </w:rPr>
+              <w:t>SDD ID</w:t>
+            </w:r>
+          </w:p>
+        </w:tc>
+        <w:tc>
+          <w:tcPr>
+            <w:tcW w:w="7460" w:type="dxa"/>
+            <w:tcBorders>
+              <w:top w:val="single" w:sz="4" w:space="0" w:color="auto"/>
+              <w:left w:val="nil"/>
+              <w:bottom w:val="single" w:sz="4" w:space="0" w:color="auto"/>
+              <w:right w:val="single" w:sz="4" w:space="0" w:color="auto"/>
+            </w:tcBorders>
+            <w:shd w:val="clear" w:color="000000" w:fill="B4C6E7"/>
+            <w:noWrap/>
+            <w:vAlign w:val="bottom"/>
+            <w:hideMark/>
+          </w:tcPr>
+          <w:p>
+            <w:pPr>
+              <w:spacing w:line="276" w:lineRule="auto"/>
+              <w:jc w:val="center"/>
+              <w:rPr>
+                <w:rFonts w:cs="Arial"/>
+                <w:b/>
+                <w:bCs/>
+                <w:color w:val="000000"/>
+              </w:rPr>
+            </w:pPr>
+            <w:r>
+              <w:rPr>
+                <w:rFonts w:cs="Arial"/>
+                <w:b/>
+                <w:bCs/>
+                <w:color w:val="000000"/>
+              </w:rPr>
+              <w:t>Reason</w:t>
+            </w:r>
+          </w:p>
+        </w:tc>
+      </w:tr>
+      <w:tr>
+        <w:trPr>
+          <w:trHeight w:val="233"/>
+        </w:trPr>
+        <w:tc>
+          <w:tcPr>
+            <w:tcW w:w="1466" w:type="dxa"/>
+            <w:tcBorders>
+              <w:top w:val="nil"/>
+              <w:left w:val="single" w:sz="4" w:space="0" w:color="auto"/>
+              <w:bottom w:val="single" w:sz="4" w:space="0" w:color="auto"/>
+              <w:right w:val="single" w:sz="4" w:space="0" w:color="auto"/>
+            </w:tcBorders>
+            <w:noWrap/>
+            <w:vAlign w:val="bottom"/>
+          </w:tcPr>
+          <w:p>
+            <w:pPr>
+              <w:spacing w:line="276" w:lineRule="auto"/>
+              <w:jc w:val="left"/>
+              <w:rPr>
+                <w:rFonts w:cs="Arial"/>
+                <w:color w:val="000000"/>
+              </w:rPr>
+            </w:pPr>
+            <w:r>
+              <w:rPr>
+                <w:rFonts w:cs="Arial"/>
+                <w:color w:val="000000"/>
+              </w:rPr>
+              <w:t>None</w:t>
+            </w:r>
+          </w:p>
+        </w:tc>
+        <w:tc>
+          <w:tcPr>
+            <w:tcW w:w="7460" w:type="dxa"/>
+            <w:tcBorders>
+              <w:top w:val="nil"/>
+              <w:left w:val="nil"/>
+              <w:bottom w:val="single" w:sz="4" w:space="0" w:color="auto"/>
+              <w:right w:val="single" w:sz="4" w:space="0" w:color="auto"/>
+            </w:tcBorders>
+            <w:noWrap/>
+            <w:vAlign w:val="bottom"/>
+          </w:tcPr>
+          <w:p>
+            <w:pPr>
+              <w:spacing w:line="276" w:lineRule="auto"/>
+              <w:jc w:val="left"/>
+              <w:rPr>
+                <w:rFonts w:cs="Arial"/>
+                <w:color w:val="000000"/>
+                <w:lang w:val="vi-VN"/>
+              </w:rPr>
+            </w:pPr>
+            <w:r>
+              <w:rPr>
+                <w:rFonts w:cs="Arial"/>
+                <w:color w:val="000000"/>
+                <w:lang w:val="vi-VN"/>
+              </w:rPr>
+              <w:t>None</w:t>
+            </w:r>
+          </w:p>
+        </w:tc>
+      </w:tr>
+    </w:tbl>
+    <w:p>
+      <w:pPr>
+        <w:spacing w:line="276" w:lineRule="auto"/>
+        <w:rPr>
+          <w:lang w:val="en-GB"/>
+        </w:rPr>
+      </w:pPr>
+    </w:p>
+    <w:p>
+      <w:pPr>
+        <w:pStyle w:val="Caption"/>
+      </w:pPr>
+      <w:bookmarkStart w:id="112" w:name="_Toc230980169"/>
+      <w:r>
+        <w:t xml:space="preserve">Table </w:t>
+      </w:r>
+      <w:fldSimple w:instr=" SEQ Table \* ARABIC ">
+        <w:r>
+          <w:rPr>
+            <w:noProof/>
+          </w:rPr>
+          <w:t>9</w:t>
+        </w:r>
+      </w:fldSimple>
+      <w:r>
+        <w:t xml:space="preserve"> UT IDs Missed in SDD &lt;--&gt; UT</w:t>
       </w:r>
       <w:r>
         <w:t xml:space="preserve"> Report</w:t>
@@ -6832,7 +8230,7 @@
                 <w:bCs/>
                 <w:color w:val="000000"/>
               </w:rPr>
-              <w:t>SDD ID</w:t>
+              <w:t>UT ID</w:t>
             </w:r>
           </w:p>
         </w:tc>
@@ -6875,192 +8273,6 @@
       </w:tr>
       <w:tr>
         <w:trPr>
-          <w:trHeight w:val="233"/>
-        </w:trPr>
-        <w:tc>
-          <w:tcPr>
-            <w:tcW w:w="1466" w:type="dxa"/>
-            <w:tcBorders>
-              <w:top w:val="nil"/>
-              <w:left w:val="single" w:sz="4" w:space="0" w:color="auto"/>
-              <w:bottom w:val="single" w:sz="4" w:space="0" w:color="auto"/>
-              <w:right w:val="single" w:sz="4" w:space="0" w:color="auto"/>
-            </w:tcBorders>
-            <w:noWrap/>
-            <w:vAlign w:val="bottom"/>
-          </w:tcPr>
-          <w:p>
-            <w:pPr>
-              <w:spacing w:line="276" w:lineRule="auto"/>
-              <w:jc w:val="left"/>
-              <w:rPr>
-                <w:rFonts w:cs="Arial"/>
-                <w:color w:val="000000"/>
-              </w:rPr>
-            </w:pPr>
-            <w:r>
-              <w:rPr>
-                <w:rFonts w:cs="Arial"/>
-                <w:color w:val="000000"/>
-              </w:rPr>
-              <w:t>None</w:t>
-            </w:r>
-          </w:p>
-        </w:tc>
-        <w:tc>
-          <w:tcPr>
-            <w:tcW w:w="7460" w:type="dxa"/>
-            <w:tcBorders>
-              <w:top w:val="nil"/>
-              <w:left w:val="nil"/>
-              <w:bottom w:val="single" w:sz="4" w:space="0" w:color="auto"/>
-              <w:right w:val="single" w:sz="4" w:space="0" w:color="auto"/>
-            </w:tcBorders>
-            <w:noWrap/>
-            <w:vAlign w:val="bottom"/>
-          </w:tcPr>
-          <w:p>
-            <w:pPr>
-              <w:spacing w:line="276" w:lineRule="auto"/>
-              <w:jc w:val="left"/>
-              <w:rPr>
-                <w:rFonts w:cs="Arial"/>
-                <w:color w:val="000000"/>
-                <w:lang w:val="vi-VN"/>
-              </w:rPr>
-            </w:pPr>
-            <w:r>
-              <w:rPr>
-                <w:rFonts w:cs="Arial"/>
-                <w:color w:val="000000"/>
-                <w:lang w:val="vi-VN"/>
-              </w:rPr>
-              <w:t>None</w:t>
-            </w:r>
-          </w:p>
-        </w:tc>
-      </w:tr>
-    </w:tbl>
-    <w:p>
-      <w:pPr>
-        <w:spacing w:line="276" w:lineRule="auto"/>
-        <w:rPr>
-          <w:lang w:val="en-GB"/>
-        </w:rPr>
-      </w:pPr>
-    </w:p>
-    <w:p>
-      <w:pPr>
-        <w:pStyle w:val="Caption"/>
-      </w:pPr>
-      <w:bookmarkStart w:id="113" w:name="_Toc230980169"/>
-      <w:r>
-        <w:t xml:space="preserve">Table </w:t>
-      </w:r>
-      <w:fldSimple w:instr=" SEQ Table \* ARABIC ">
-        <w:r>
-          <w:rPr>
-            <w:noProof/>
-          </w:rPr>
-          <w:t>9</w:t>
-        </w:r>
-      </w:fldSimple>
-      <w:r>
-        <w:t xml:space="preserve"> UT IDs Missed in SDD &lt;--&gt; UT</w:t>
-      </w:r>
-      <w:r>
-        <w:t xml:space="preserve"> Report</w:t>
-      </w:r>
-      <w:bookmarkEnd w:id="113"/>
-    </w:p>
-    <w:tbl>
-      <w:tblPr>
-        <w:tblW w:w="8926" w:type="dxa"/>
-        <w:tblLook w:val="04A0" w:firstRow="1" w:lastRow="0" w:firstColumn="1" w:lastColumn="0" w:noHBand="0" w:noVBand="1"/>
-      </w:tblPr>
-      <w:tblGrid>
-        <w:gridCol w:w="1466"/>
-        <w:gridCol w:w="7460"/>
-      </w:tblGrid>
-      <w:tr>
-        <w:trPr>
-          <w:trHeight w:val="288"/>
-        </w:trPr>
-        <w:tc>
-          <w:tcPr>
-            <w:tcW w:w="1466" w:type="dxa"/>
-            <w:tcBorders>
-              <w:top w:val="single" w:sz="4" w:space="0" w:color="auto"/>
-              <w:left w:val="single" w:sz="4" w:space="0" w:color="auto"/>
-              <w:bottom w:val="single" w:sz="4" w:space="0" w:color="auto"/>
-              <w:right w:val="single" w:sz="4" w:space="0" w:color="auto"/>
-            </w:tcBorders>
-            <w:shd w:val="clear" w:color="000000" w:fill="B4C6E7"/>
-            <w:noWrap/>
-            <w:vAlign w:val="bottom"/>
-            <w:hideMark/>
-          </w:tcPr>
-          <w:p>
-            <w:pPr>
-              <w:spacing w:line="276" w:lineRule="auto"/>
-              <w:jc w:val="center"/>
-              <w:rPr>
-                <w:rFonts w:cs="Arial"/>
-                <w:b/>
-                <w:bCs/>
-                <w:color w:val="000000"/>
-              </w:rPr>
-            </w:pPr>
-            <w:r>
-              <w:rPr>
-                <w:rFonts w:cs="Arial"/>
-                <w:b/>
-                <w:bCs/>
-                <w:color w:val="000000"/>
-              </w:rPr>
-              <w:t>UT ID</w:t>
-            </w:r>
-          </w:p>
-        </w:tc>
-        <w:tc>
-          <w:tcPr>
-            <w:tcW w:w="7460" w:type="dxa"/>
-            <w:tcBorders>
-              <w:top w:val="single" w:sz="4" w:space="0" w:color="auto"/>
-              <w:left w:val="nil"/>
-              <w:bottom w:val="single" w:sz="4" w:space="0" w:color="auto"/>
-              <w:right w:val="single" w:sz="4" w:space="0" w:color="auto"/>
-            </w:tcBorders>
-            <w:shd w:val="clear" w:color="000000" w:fill="B4C6E7"/>
-            <w:noWrap/>
-            <w:vAlign w:val="bottom"/>
-            <w:hideMark/>
-          </w:tcPr>
-          <w:p>
-            <w:pPr>
-              <w:spacing w:line="276" w:lineRule="auto"/>
-              <w:jc w:val="center"/>
-              <w:rPr>
-                <w:rFonts w:cs="Arial"/>
-                <w:b/>
-                <w:bCs/>
-                <w:color w:val="000000"/>
-              </w:rPr>
-            </w:pPr>
-            <w:r>
-              <w:rPr>
-                <w:rFonts w:cs="Arial"/>
-                <w:b/>
-                <w:bCs/>
-                <w:color w:val="000000"/>
-              </w:rPr>
-              <w:t>Reason</w:t>
-            </w:r>
-          </w:p>
-        </w:tc>
-      </w:tr>
-      <w:tr>
-        <w:trPr>
           <w:trHeight w:val="288"/>
         </w:trPr>
         <w:tc>
@@ -7140,7 +8352,7 @@
           <w:lang w:val="en-GB"/>
         </w:rPr>
       </w:pPr>
-      <w:bookmarkStart w:id="114" w:name="_Toc48746579"/>
+      <w:bookmarkStart w:id="113" w:name="_Toc48746579"/>
       <w:r>
         <w:br w:type="page"/>
       </w:r>
@@ -7149,8 +8361,8 @@
       <w:pPr>
         <w:pStyle w:val="Heading1"/>
       </w:pPr>
-      <w:bookmarkStart w:id="115" w:name="_Toc89074642"/>
-      <w:bookmarkStart w:id="116" w:name="_Toc230980159"/>
+      <w:bookmarkStart w:id="114" w:name="_Toc89074642"/>
+      <w:bookmarkStart w:id="115" w:name="_Toc230980159"/>
       <w:r>
         <w:lastRenderedPageBreak/>
         <w:t xml:space="preserve">SAD </w:t>
@@ -7164,15 +8376,15 @@
       <w:r>
         <w:t xml:space="preserve"> ITP Uncovered IDs</w:t>
       </w:r>
+      <w:bookmarkEnd w:id="114"/>
       <w:bookmarkEnd w:id="115"/>
-      <w:bookmarkEnd w:id="116"/>
     </w:p>
     <w:p>
       <w:pPr>
         <w:pStyle w:val="Caption"/>
       </w:pPr>
-      <w:bookmarkStart w:id="117" w:name="_Toc89074653"/>
-      <w:bookmarkStart w:id="118" w:name="_Toc230980170"/>
+      <w:bookmarkStart w:id="116" w:name="_Toc89074653"/>
+      <w:bookmarkStart w:id="117" w:name="_Toc230980170"/>
       <w:r>
         <w:t xml:space="preserve">Table </w:t>
       </w:r>
@@ -7187,8 +8399,8 @@
       <w:r>
         <w:t xml:space="preserve"> SAD Items Missed in SAD &lt;--&gt; ITP Report</w:t>
       </w:r>
+      <w:bookmarkEnd w:id="116"/>
       <w:bookmarkEnd w:id="117"/>
-      <w:bookmarkEnd w:id="118"/>
     </w:p>
     <w:tbl>
       <w:tblPr>
@@ -7312,7 +8524,7 @@
           </w:tcPr>
           <w:p>
             <w:r>
-              <w:t>-</w:t>
+              <w:t>None</w:t>
             </w:r>
           </w:p>
         </w:tc>
@@ -7330,8 +8542,8 @@
       <w:pPr>
         <w:pStyle w:val="Caption"/>
       </w:pPr>
-      <w:bookmarkStart w:id="119" w:name="_Toc89074654"/>
-      <w:bookmarkStart w:id="120" w:name="_Toc230980171"/>
+      <w:bookmarkStart w:id="118" w:name="_Toc89074654"/>
+      <w:bookmarkStart w:id="119" w:name="_Toc230980171"/>
       <w:r>
         <w:t xml:space="preserve">Table </w:t>
       </w:r>
@@ -7346,8 +8558,8 @@
       <w:r>
         <w:t xml:space="preserve"> IT IDs Missed in ITP &lt;--&gt; SAD Report</w:t>
       </w:r>
+      <w:bookmarkEnd w:id="118"/>
       <w:bookmarkEnd w:id="119"/>
-      <w:bookmarkEnd w:id="120"/>
     </w:p>
     <w:tbl>
       <w:tblPr>
@@ -7505,7 +8717,7 @@
                 <w:color w:val="000000"/>
                 <w:lang w:val="vi-VN"/>
               </w:rPr>
-              <w:t>-</w:t>
+              <w:t>None</w:t>
             </w:r>
           </w:p>
         </w:tc>
@@ -7602,7 +8814,7 @@
       <w:pPr>
         <w:pStyle w:val="Heading1"/>
       </w:pPr>
-      <w:bookmarkStart w:id="121" w:name="_Toc230980160"/>
+      <w:bookmarkStart w:id="120" w:name="_Toc230980160"/>
       <w:r>
         <w:lastRenderedPageBreak/>
         <w:t xml:space="preserve">SRS </w:t>
@@ -7622,14 +8834,14 @@
       <w:r>
         <w:t xml:space="preserve"> Uncovered IDs</w:t>
       </w:r>
-      <w:bookmarkEnd w:id="114"/>
-      <w:bookmarkEnd w:id="121"/>
+      <w:bookmarkEnd w:id="113"/>
+      <w:bookmarkEnd w:id="120"/>
     </w:p>
     <w:p>
       <w:pPr>
         <w:pStyle w:val="Caption"/>
       </w:pPr>
-      <w:bookmarkStart w:id="122" w:name="_Toc230980172"/>
+      <w:bookmarkStart w:id="121" w:name="_Toc230980172"/>
       <w:r>
         <w:t xml:space="preserve">Table </w:t>
       </w:r>
@@ -7643,6 +8855,190 @@
       </w:fldSimple>
       <w:r>
         <w:t xml:space="preserve"> SRS IDs Missed in SRS &lt;--&gt; FT</w:t>
+      </w:r>
+      <w:r>
+        <w:t xml:space="preserve"> Report</w:t>
+      </w:r>
+      <w:bookmarkEnd w:id="121"/>
+    </w:p>
+    <w:tbl>
+      <w:tblPr>
+        <w:tblW w:w="8926" w:type="dxa"/>
+        <w:tblLook w:val="04A0" w:firstRow="1" w:lastRow="0" w:firstColumn="1" w:lastColumn="0" w:noHBand="0" w:noVBand="1"/>
+      </w:tblPr>
+      <w:tblGrid>
+        <w:gridCol w:w="1466"/>
+        <w:gridCol w:w="7460"/>
+      </w:tblGrid>
+      <w:tr>
+        <w:trPr>
+          <w:trHeight w:val="288"/>
+        </w:trPr>
+        <w:tc>
+          <w:tcPr>
+            <w:tcW w:w="1466" w:type="dxa"/>
+            <w:tcBorders>
+              <w:top w:val="single" w:sz="4" w:space="0" w:color="auto"/>
+              <w:left w:val="single" w:sz="4" w:space="0" w:color="auto"/>
+              <w:bottom w:val="single" w:sz="4" w:space="0" w:color="auto"/>
+              <w:right w:val="single" w:sz="4" w:space="0" w:color="auto"/>
+            </w:tcBorders>
+            <w:shd w:val="clear" w:color="000000" w:fill="B4C6E7"/>
+            <w:noWrap/>
+            <w:vAlign w:val="bottom"/>
+            <w:hideMark/>
+          </w:tcPr>
+          <w:p>
+            <w:pPr>
+              <w:spacing w:line="276" w:lineRule="auto"/>
+              <w:jc w:val="center"/>
+              <w:rPr>
+                <w:rFonts w:cs="Arial"/>
+                <w:b/>
+                <w:bCs/>
+                <w:color w:val="000000"/>
+              </w:rPr>
+            </w:pPr>
+            <w:r>
+              <w:rPr>
+                <w:rFonts w:cs="Arial"/>
+                <w:b/>
+                <w:bCs/>
+                <w:color w:val="000000"/>
+              </w:rPr>
+              <w:t>SRS ID</w:t>
+            </w:r>
+          </w:p>
+        </w:tc>
+        <w:tc>
+          <w:tcPr>
+            <w:tcW w:w="7460" w:type="dxa"/>
+            <w:tcBorders>
+              <w:top w:val="single" w:sz="4" w:space="0" w:color="auto"/>
+              <w:left w:val="nil"/>
+              <w:bottom w:val="single" w:sz="4" w:space="0" w:color="auto"/>
+              <w:right w:val="single" w:sz="4" w:space="0" w:color="auto"/>
+            </w:tcBorders>
+            <w:shd w:val="clear" w:color="000000" w:fill="B4C6E7"/>
+            <w:noWrap/>
+            <w:vAlign w:val="bottom"/>
+            <w:hideMark/>
+          </w:tcPr>
+          <w:p>
+            <w:pPr>
+              <w:spacing w:line="276" w:lineRule="auto"/>
+              <w:jc w:val="center"/>
+              <w:rPr>
+                <w:rFonts w:cs="Arial"/>
+                <w:b/>
+                <w:bCs/>
+                <w:color w:val="000000"/>
+              </w:rPr>
+            </w:pPr>
+            <w:r>
+              <w:rPr>
+                <w:rFonts w:cs="Arial"/>
+                <w:b/>
+                <w:bCs/>
+                <w:color w:val="000000"/>
+              </w:rPr>
+              <w:t>Reason</w:t>
+            </w:r>
+          </w:p>
+        </w:tc>
+      </w:tr>
+      <w:tr>
+        <w:trPr>
+          <w:trHeight w:val="288"/>
+        </w:trPr>
+        <w:tc>
+          <w:tcPr>
+            <w:tcW w:w="1466" w:type="dxa"/>
+            <w:tcBorders>
+              <w:top w:val="nil"/>
+              <w:left w:val="single" w:sz="4" w:space="0" w:color="auto"/>
+              <w:bottom w:val="single" w:sz="4" w:space="0" w:color="auto"/>
+              <w:right w:val="single" w:sz="4" w:space="0" w:color="auto"/>
+            </w:tcBorders>
+            <w:noWrap/>
+            <w:vAlign w:val="bottom"/>
+          </w:tcPr>
+          <w:p>
+            <w:pPr>
+              <w:spacing w:line="276" w:lineRule="auto"/>
+              <w:jc w:val="left"/>
+              <w:rPr>
+                <w:rFonts w:cs="Arial"/>
+                <w:color w:val="000000"/>
+              </w:rPr>
+            </w:pPr>
+            <w:r>
+              <w:rPr>
+                <w:rFonts w:cs="Arial"/>
+                <w:color w:val="000000"/>
+              </w:rPr>
+              <w:t>None</w:t>
+            </w:r>
+          </w:p>
+        </w:tc>
+        <w:tc>
+          <w:tcPr>
+            <w:tcW w:w="7460" w:type="dxa"/>
+            <w:tcBorders>
+              <w:top w:val="nil"/>
+              <w:left w:val="nil"/>
+              <w:bottom w:val="single" w:sz="4" w:space="0" w:color="auto"/>
+              <w:right w:val="single" w:sz="4" w:space="0" w:color="auto"/>
+            </w:tcBorders>
+            <w:noWrap/>
+            <w:vAlign w:val="bottom"/>
+          </w:tcPr>
+          <w:p>
+            <w:pPr>
+              <w:spacing w:line="276" w:lineRule="auto"/>
+              <w:jc w:val="left"/>
+              <w:rPr>
+                <w:rFonts w:cs="Arial"/>
+                <w:color w:val="000000"/>
+              </w:rPr>
+            </w:pPr>
+            <w:r>
+              <w:rPr>
+                <w:rFonts w:cs="Arial"/>
+                <w:color w:val="000000"/>
+              </w:rPr>
+              <w:t>None</w:t>
+            </w:r>
+          </w:p>
+        </w:tc>
+      </w:tr>
+    </w:tbl>
+    <w:p>
+      <w:pPr>
+        <w:spacing w:line="276" w:lineRule="auto"/>
+        <w:rPr>
+          <w:lang w:val="en-GB"/>
+        </w:rPr>
+      </w:pPr>
+    </w:p>
+    <w:p>
+      <w:pPr>
+        <w:pStyle w:val="Caption"/>
+      </w:pPr>
+      <w:bookmarkStart w:id="122" w:name="_Toc230980173"/>
+      <w:r>
+        <w:t xml:space="preserve">Table </w:t>
+      </w:r>
+      <w:fldSimple w:instr=" SEQ Table \* ARABIC ">
+        <w:r>
+          <w:rPr>
+            <w:noProof/>
+          </w:rPr>
+          <w:t>13</w:t>
+        </w:r>
+      </w:fldSimple>
+      <w:r>
+        <w:t xml:space="preserve"> FT IDs Missed in SRS &lt;--&gt; FT</w:t>
       </w:r>
       <w:r>
         <w:t xml:space="preserve"> Report</w:t>
@@ -7694,7 +9090,7 @@
                 <w:bCs/>
                 <w:color w:val="000000"/>
               </w:rPr>
-              <w:t>SRS ID</w:t>
+              <w:t>FT ID</w:t>
             </w:r>
           </w:p>
         </w:tc>
@@ -7795,200 +9191,16 @@
                 <w:rFonts w:cs="Arial"/>
                 <w:color w:val="000000"/>
               </w:rPr>
-              <w:t>-</w:t>
+              <w:t>None</w:t>
             </w:r>
           </w:p>
         </w:tc>
       </w:tr>
-    </w:tbl>
-    <w:p>
-      <w:pPr>
-        <w:spacing w:line="276" w:lineRule="auto"/>
-        <w:rPr>
-          <w:lang w:val="en-GB"/>
-        </w:rPr>
-      </w:pPr>
-    </w:p>
-    <w:p>
-      <w:pPr>
-        <w:pStyle w:val="Caption"/>
-      </w:pPr>
-      <w:bookmarkStart w:id="123" w:name="_Toc230980173"/>
-      <w:r>
-        <w:t xml:space="preserve">Table </w:t>
-      </w:r>
-      <w:fldSimple w:instr=" SEQ Table \* ARABIC ">
-        <w:r>
-          <w:rPr>
-            <w:noProof/>
-          </w:rPr>
-          <w:t>13</w:t>
-        </w:r>
-      </w:fldSimple>
-      <w:r>
-        <w:t xml:space="preserve"> FT IDs Missed in SRS &lt;--&gt; FT</w:t>
-      </w:r>
-      <w:r>
-        <w:t xml:space="preserve"> Report</w:t>
-      </w:r>
-      <w:bookmarkEnd w:id="123"/>
-    </w:p>
-    <w:tbl>
-      <w:tblPr>
-        <w:tblW w:w="8926" w:type="dxa"/>
-        <w:tblLook w:val="04A0" w:firstRow="1" w:lastRow="0" w:firstColumn="1" w:lastColumn="0" w:noHBand="0" w:noVBand="1"/>
-      </w:tblPr>
-      <w:tblGrid>
-        <w:gridCol w:w="1466"/>
-        <w:gridCol w:w="7460"/>
-      </w:tblGrid>
-      <w:tr>
-        <w:trPr>
-          <w:trHeight w:val="288"/>
-        </w:trPr>
-        <w:tc>
-          <w:tcPr>
-            <w:tcW w:w="1466" w:type="dxa"/>
-            <w:tcBorders>
-              <w:top w:val="single" w:sz="4" w:space="0" w:color="auto"/>
-              <w:left w:val="single" w:sz="4" w:space="0" w:color="auto"/>
-              <w:bottom w:val="single" w:sz="4" w:space="0" w:color="auto"/>
-              <w:right w:val="single" w:sz="4" w:space="0" w:color="auto"/>
-            </w:tcBorders>
-            <w:shd w:val="clear" w:color="000000" w:fill="B4C6E7"/>
-            <w:noWrap/>
-            <w:vAlign w:val="bottom"/>
-            <w:hideMark/>
-          </w:tcPr>
-          <w:p>
-            <w:pPr>
-              <w:spacing w:line="276" w:lineRule="auto"/>
-              <w:jc w:val="center"/>
-              <w:rPr>
-                <w:rFonts w:cs="Arial"/>
-                <w:b/>
-                <w:bCs/>
-                <w:color w:val="000000"/>
-              </w:rPr>
-            </w:pPr>
-            <w:r>
-              <w:rPr>
-                <w:rFonts w:cs="Arial"/>
-                <w:b/>
-                <w:bCs/>
-                <w:color w:val="000000"/>
-              </w:rPr>
-              <w:t>FT ID</w:t>
-            </w:r>
-          </w:p>
-        </w:tc>
-        <w:tc>
-          <w:tcPr>
-            <w:tcW w:w="7460" w:type="dxa"/>
-            <w:tcBorders>
-              <w:top w:val="single" w:sz="4" w:space="0" w:color="auto"/>
-              <w:left w:val="nil"/>
-              <w:bottom w:val="single" w:sz="4" w:space="0" w:color="auto"/>
-              <w:right w:val="single" w:sz="4" w:space="0" w:color="auto"/>
-            </w:tcBorders>
-            <w:shd w:val="clear" w:color="000000" w:fill="B4C6E7"/>
-            <w:noWrap/>
-            <w:vAlign w:val="bottom"/>
-            <w:hideMark/>
-          </w:tcPr>
-          <w:p>
-            <w:pPr>
-              <w:spacing w:line="276" w:lineRule="auto"/>
-              <w:jc w:val="center"/>
-              <w:rPr>
-                <w:rFonts w:cs="Arial"/>
-                <w:b/>
-                <w:bCs/>
-                <w:color w:val="000000"/>
-              </w:rPr>
-            </w:pPr>
-            <w:r>
-              <w:rPr>
-                <w:rFonts w:cs="Arial"/>
-                <w:b/>
-                <w:bCs/>
-                <w:color w:val="000000"/>
-              </w:rPr>
-              <w:t>Reason</w:t>
-            </w:r>
-          </w:p>
-        </w:tc>
-      </w:tr>
-      <w:tr>
-        <w:trPr>
-          <w:trHeight w:val="288"/>
-        </w:trPr>
-        <w:tc>
-          <w:tcPr>
-            <w:tcW w:w="1466" w:type="dxa"/>
-            <w:tcBorders>
-              <w:top w:val="nil"/>
-              <w:left w:val="single" w:sz="4" w:space="0" w:color="auto"/>
-              <w:bottom w:val="single" w:sz="4" w:space="0" w:color="auto"/>
-              <w:right w:val="single" w:sz="4" w:space="0" w:color="auto"/>
-            </w:tcBorders>
-            <w:noWrap/>
-            <w:vAlign w:val="bottom"/>
-          </w:tcPr>
-          <w:p>
-            <w:pPr>
-              <w:spacing w:line="276" w:lineRule="auto"/>
-              <w:jc w:val="left"/>
-              <w:rPr>
-                <w:rFonts w:cs="Arial"/>
-                <w:color w:val="000000"/>
-              </w:rPr>
-            </w:pPr>
-            <w:r>
-              <w:rPr>
-                <w:rFonts w:cs="Arial"/>
-                <w:color w:val="000000"/>
-              </w:rPr>
-              <w:t>None</w:t>
-            </w:r>
-          </w:p>
-        </w:tc>
-        <w:tc>
-          <w:tcPr>
-            <w:tcW w:w="7460" w:type="dxa"/>
-            <w:tcBorders>
-              <w:top w:val="nil"/>
-              <w:left w:val="nil"/>
-              <w:bottom w:val="single" w:sz="4" w:space="0" w:color="auto"/>
-              <w:right w:val="single" w:sz="4" w:space="0" w:color="auto"/>
-            </w:tcBorders>
-            <w:noWrap/>
-            <w:vAlign w:val="bottom"/>
-          </w:tcPr>
-          <w:p>
-            <w:pPr>
-              <w:spacing w:line="276" w:lineRule="auto"/>
-              <w:jc w:val="left"/>
-              <w:rPr>
-                <w:rFonts w:cs="Arial"/>
-                <w:color w:val="000000"/>
-              </w:rPr>
-            </w:pPr>
-            <w:r>
-              <w:rPr>
-                <w:rFonts w:cs="Arial"/>
-                <w:color w:val="000000"/>
-              </w:rPr>
-              <w:t>-</w:t>
-            </w:r>
-          </w:p>
-        </w:tc>
-      </w:tr>
+      <w:bookmarkEnd w:id="94"/>
       <w:bookmarkEnd w:id="95"/>
       <w:bookmarkEnd w:id="96"/>
       <w:bookmarkEnd w:id="97"/>
       <w:bookmarkEnd w:id="98"/>
-      <w:bookmarkEnd w:id="99"/>
     </w:tbl>
     <w:p>
       <w:pPr>
@@ -8485,7 +9697,6 @@
                 <w:szCs w:val="18"/>
               </w:rPr>
             </w:pPr>
-            <w:proofErr w:type="spellStart"/>
             <w:r>
               <w:rPr>
                 <w:rFonts w:ascii="Calibri" w:hAnsi="Calibri"/>
@@ -8494,7 +9705,6 @@
               </w:rPr>
               <w:t>Akshay</w:t>
             </w:r>
-            <w:proofErr w:type="spellEnd"/>
           </w:p>
         </w:tc>
         <w:sdt>
@@ -8516,7 +9726,6 @@
               <w:listItem w:displayText="Released" w:value="Released"/>
             </w:dropDownList>
           </w:sdtPr>
-          <w:sdtEndPr/>
           <w:sdtContent>
             <w:tc>
               <w:tcPr>
@@ -8739,7 +9948,6 @@
                 <w:szCs w:val="18"/>
               </w:rPr>
             </w:pPr>
-            <w:proofErr w:type="spellStart"/>
             <w:r>
               <w:rPr>
                 <w:rFonts w:ascii="Calibri" w:hAnsi="Calibri"/>
@@ -8748,7 +9956,6 @@
               </w:rPr>
               <w:t>Akshay</w:t>
             </w:r>
-            <w:proofErr w:type="spellEnd"/>
           </w:p>
         </w:tc>
         <w:sdt>
@@ -8770,7 +9977,6 @@
               <w:listItem w:displayText="Released" w:value="Released"/>
             </w:dropDownList>
           </w:sdtPr>
-          <w:sdtEndPr/>
           <w:sdtContent>
             <w:tc>
               <w:tcPr>
@@ -9001,7 +10207,6 @@
                 <w:szCs w:val="18"/>
               </w:rPr>
             </w:pPr>
-            <w:proofErr w:type="spellStart"/>
             <w:r>
               <w:rPr>
                 <w:rFonts w:ascii="Calibri" w:hAnsi="Calibri"/>
@@ -9010,7 +10215,6 @@
               </w:rPr>
               <w:t>Akshay</w:t>
             </w:r>
-            <w:proofErr w:type="spellEnd"/>
           </w:p>
         </w:tc>
         <w:sdt>
@@ -9032,7 +10236,6 @@
               <w:listItem w:displayText="Released" w:value="Released"/>
             </w:dropDownList>
           </w:sdtPr>
-          <w:sdtEndPr/>
           <w:sdtContent>
             <w:tc>
               <w:tcPr>
@@ -9250,7 +10453,6 @@
                 <w:szCs w:val="18"/>
               </w:rPr>
             </w:pPr>
-            <w:proofErr w:type="spellStart"/>
             <w:r>
               <w:rPr>
                 <w:rFonts w:ascii="Calibri" w:hAnsi="Calibri"/>
@@ -9259,7 +10461,6 @@
               </w:rPr>
               <w:t>Akshay</w:t>
             </w:r>
-            <w:proofErr w:type="spellEnd"/>
           </w:p>
         </w:tc>
         <w:sdt>
@@ -9281,7 +10482,6 @@
               <w:listItem w:displayText="Released" w:value="Released"/>
             </w:dropDownList>
           </w:sdtPr>
-          <w:sdtEndPr/>
           <w:sdtContent>
             <w:tc>
               <w:tcPr>
@@ -9494,7 +10694,6 @@
                 <w:szCs w:val="18"/>
               </w:rPr>
             </w:pPr>
-            <w:proofErr w:type="spellStart"/>
             <w:r>
               <w:rPr>
                 <w:rFonts w:ascii="Calibri" w:hAnsi="Calibri"/>
@@ -9503,7 +10702,6 @@
               </w:rPr>
               <w:t>Akshay</w:t>
             </w:r>
-            <w:proofErr w:type="spellEnd"/>
           </w:p>
         </w:tc>
         <w:sdt>
@@ -9525,7 +10723,6 @@
               <w:listItem w:displayText="Released" w:value="Released"/>
             </w:dropDownList>
           </w:sdtPr>
-          <w:sdtEndPr/>
           <w:sdtContent>
             <w:tc>
               <w:tcPr>
@@ -9746,7 +10943,6 @@
                 <w:szCs w:val="18"/>
               </w:rPr>
             </w:pPr>
-            <w:proofErr w:type="spellStart"/>
             <w:r>
               <w:rPr>
                 <w:rFonts w:ascii="Calibri" w:hAnsi="Calibri"/>
@@ -9755,7 +10951,6 @@
               </w:rPr>
               <w:t>Akshay</w:t>
             </w:r>
-            <w:proofErr w:type="spellEnd"/>
           </w:p>
         </w:tc>
         <w:sdt>
@@ -9777,7 +10972,6 @@
               <w:listItem w:displayText="Released" w:value="Released"/>
             </w:dropDownList>
           </w:sdtPr>
-          <w:sdtEndPr/>
           <w:sdtContent>
             <w:tc>
               <w:tcPr>
@@ -10003,18 +11197,8 @@
                 <w:sz w:val="18"/>
                 <w:szCs w:val="18"/>
               </w:rPr>
-              <w:t xml:space="preserve">, </w:t>
-            </w:r>
-            <w:proofErr w:type="spellStart"/>
-            <w:r>
-              <w:rPr>
-                <w:rFonts w:ascii="Calibri" w:hAnsi="Calibri"/>
-                <w:sz w:val="18"/>
-                <w:szCs w:val="18"/>
-              </w:rPr>
-              <w:t>Nandha</w:t>
-            </w:r>
-            <w:proofErr w:type="spellEnd"/>
+              <w:t>, Nandha</w:t>
+            </w:r>
           </w:p>
         </w:tc>
         <w:tc>
@@ -10031,7 +11215,6 @@
                 <w:szCs w:val="18"/>
               </w:rPr>
             </w:pPr>
-            <w:proofErr w:type="spellStart"/>
             <w:r>
               <w:rPr>
                 <w:rFonts w:ascii="Calibri" w:hAnsi="Calibri"/>
@@ -10040,7 +11223,6 @@
               </w:rPr>
               <w:t>Akshay</w:t>
             </w:r>
-            <w:proofErr w:type="spellEnd"/>
           </w:p>
         </w:tc>
         <w:sdt>
@@ -10062,7 +11244,6 @@
               <w:listItem w:displayText="Released" w:value="Released"/>
             </w:dropDownList>
           </w:sdtPr>
-          <w:sdtEndPr/>
           <w:sdtContent>
             <w:tc>
               <w:tcPr>
@@ -10319,25 +11500,7 @@
                 <w:sz w:val="18"/>
                 <w:szCs w:val="18"/>
               </w:rPr>
-              <w:t xml:space="preserve">, </w:t>
-            </w:r>
-            <w:proofErr w:type="spellStart"/>
-            <w:r>
-              <w:rPr>
-                <w:rFonts w:ascii="Calibri" w:hAnsi="Calibri"/>
-                <w:sz w:val="18"/>
-                <w:szCs w:val="18"/>
-              </w:rPr>
-              <w:t>Nandha</w:t>
-            </w:r>
-            <w:proofErr w:type="spellEnd"/>
-            <w:r>
-              <w:rPr>
-                <w:rFonts w:ascii="Calibri" w:hAnsi="Calibri"/>
-                <w:sz w:val="18"/>
-                <w:szCs w:val="18"/>
-              </w:rPr>
-              <w:t xml:space="preserve"> </w:t>
+              <w:t xml:space="preserve">, Nandha </w:t>
             </w:r>
           </w:p>
         </w:tc>
@@ -10356,7 +11519,6 @@
                 <w:szCs w:val="18"/>
               </w:rPr>
             </w:pPr>
-            <w:proofErr w:type="spellStart"/>
             <w:r>
               <w:rPr>
                 <w:rFonts w:ascii="Calibri" w:hAnsi="Calibri"/>
@@ -10365,7 +11527,6 @@
               </w:rPr>
               <w:t>Akshay</w:t>
             </w:r>
-            <w:proofErr w:type="spellEnd"/>
           </w:p>
         </w:tc>
         <w:sdt>
@@ -10387,7 +11548,6 @@
               <w:listItem w:displayText="Released" w:value="Released"/>
             </w:dropDownList>
           </w:sdtPr>
-          <w:sdtEndPr/>
           <w:sdtContent>
             <w:tc>
               <w:tcPr>
@@ -10646,18 +11806,8 @@
                 <w:sz w:val="18"/>
                 <w:szCs w:val="18"/>
               </w:rPr>
-              <w:t xml:space="preserve">, </w:t>
-            </w:r>
-            <w:proofErr w:type="spellStart"/>
-            <w:r>
-              <w:rPr>
-                <w:rFonts w:ascii="Calibri" w:hAnsi="Calibri"/>
-                <w:sz w:val="18"/>
-                <w:szCs w:val="18"/>
-              </w:rPr>
-              <w:t>Nandha</w:t>
-            </w:r>
-            <w:proofErr w:type="spellEnd"/>
+              <w:t>, Nandha</w:t>
+            </w:r>
           </w:p>
         </w:tc>
         <w:tc>
@@ -10675,7 +11825,6 @@
                 <w:szCs w:val="18"/>
               </w:rPr>
             </w:pPr>
-            <w:proofErr w:type="spellStart"/>
             <w:r>
               <w:rPr>
                 <w:rFonts w:ascii="Calibri" w:hAnsi="Calibri"/>
@@ -10684,7 +11833,6 @@
               </w:rPr>
               <w:t>Akshay</w:t>
             </w:r>
-            <w:proofErr w:type="spellEnd"/>
           </w:p>
         </w:tc>
         <w:sdt>
@@ -10706,7 +11854,6 @@
               <w:listItem w:displayText="Released" w:value="Released"/>
             </w:dropDownList>
           </w:sdtPr>
-          <w:sdtEndPr/>
           <w:sdtContent>
             <w:tc>
               <w:tcPr>
@@ -10958,7 +12105,6 @@
                 <w:szCs w:val="18"/>
               </w:rPr>
             </w:pPr>
-            <w:proofErr w:type="spellStart"/>
             <w:r>
               <w:rPr>
                 <w:rFonts w:ascii="Calibri" w:hAnsi="Calibri"/>
@@ -10967,7 +12113,6 @@
               </w:rPr>
               <w:t>Nandha</w:t>
             </w:r>
-            <w:proofErr w:type="spellEnd"/>
           </w:p>
         </w:tc>
         <w:tc>
@@ -11008,7 +12153,6 @@
                 <w:szCs w:val="18"/>
               </w:rPr>
             </w:pPr>
-            <w:proofErr w:type="spellStart"/>
             <w:r>
               <w:rPr>
                 <w:rFonts w:ascii="Calibri" w:hAnsi="Calibri"/>
@@ -11017,7 +12161,6 @@
               </w:rPr>
               <w:t>Akshay</w:t>
             </w:r>
-            <w:proofErr w:type="spellEnd"/>
           </w:p>
         </w:tc>
         <w:sdt>
@@ -11039,7 +12182,6 @@
               <w:listItem w:displayText="Released" w:value="Released"/>
             </w:dropDownList>
           </w:sdtPr>
-          <w:sdtEndPr/>
           <w:sdtContent>
             <w:tc>
               <w:tcPr>
@@ -11251,7 +12393,6 @@
                 <w:szCs w:val="18"/>
               </w:rPr>
             </w:pPr>
-            <w:proofErr w:type="spellStart"/>
             <w:r>
               <w:rPr>
                 <w:rFonts w:ascii="Calibri" w:hAnsi="Calibri"/>
@@ -11260,7 +12401,6 @@
               </w:rPr>
               <w:t>Nandha</w:t>
             </w:r>
-            <w:proofErr w:type="spellEnd"/>
           </w:p>
         </w:tc>
         <w:tc>
@@ -11303,7 +12443,6 @@
                 <w:szCs w:val="18"/>
               </w:rPr>
             </w:pPr>
-            <w:proofErr w:type="spellStart"/>
             <w:r>
               <w:rPr>
                 <w:rFonts w:ascii="Calibri" w:hAnsi="Calibri"/>
@@ -11312,7 +12451,6 @@
               </w:rPr>
               <w:t>Akshay</w:t>
             </w:r>
-            <w:proofErr w:type="spellEnd"/>
           </w:p>
         </w:tc>
         <w:sdt>
@@ -11334,7 +12472,6 @@
               <w:listItem w:displayText="Released" w:value="Released"/>
             </w:dropDownList>
           </w:sdtPr>
-          <w:sdtEndPr/>
           <w:sdtContent>
             <w:tc>
               <w:tcPr>
@@ -11555,7 +12692,6 @@
               <w:listItem w:displayText="Released" w:value="Released"/>
             </w:dropDownList>
           </w:sdtPr>
-          <w:sdtEndPr/>
           <w:sdtContent>
             <w:tc>
               <w:tcPr>
@@ -11775,7 +12911,6 @@
               <w:listItem w:displayText="Released" w:value="Released"/>
             </w:dropDownList>
           </w:sdtPr>
-          <w:sdtEndPr/>
           <w:sdtContent>
             <w:tc>
               <w:tcPr>
@@ -13750,7 +14885,7 @@
 </file>
 
 <file path=word/endnotes.xml><?xml version="1.0" encoding="utf-8"?>
-<w:endnotes xmlns:wpc="http://schemas.microsoft.com/office/word/2010/wordprocessingCanvas" xmlns:cx="http://schemas.microsoft.com/office/drawing/2014/chartex" xmlns:cx1="http://schemas.microsoft.com/office/drawing/2015/9/8/chartex" xmlns:cx2="http://schemas.microsoft.com/office/drawing/2015/10/21/chartex" xmlns:cx3="http://schemas.microsoft.com/office/drawing/2016/5/9/chartex" xmlns:cx4="http://schemas.microsoft.com/office/drawing/2016/5/10/chartex" xmlns:cx5="http://schemas.microsoft.com/office/drawing/2016/5/11/chartex" xmlns:cx6="http://schemas.microsoft.com/office/drawing/2016/5/12/chartex" xmlns:cx7="http://schemas.microsoft.com/office/drawing/2016/5/13/chartex" xmlns:cx8="http://schemas.microsoft.com/office/drawing/2016/5/14/chartex" xmlns:mc="http://schemas.openxmlformats.org/markup-compatibility/2006" xmlns:aink="http://schemas.microsoft.com/office/drawing/2016/ink" xmlns:am3d="http://schemas.microsoft.com/office/drawing/2017/model3d" xmlns:o="urn:schemas-microsoft-com:office:office" xmlns:r="http://schemas.openxmlformats.org/officeDocument/2006/relationships" xmlns:m="http://schemas.openxmlformats.org/officeDocument/2006/math" xmlns:v="urn:schemas-microsoft-com:vml" xmlns:wp14="http://schemas.microsoft.com/office/word/2010/wordprocessingDrawing" xmlns:wp="http://schemas.openxmlformats.org/drawingml/2006/wordprocessingDrawing" xmlns:w10="urn:schemas-microsoft-com:office:word" xmlns:w="http://schemas.openxmlformats.org/wordprocessingml/2006/main" xmlns:w14="http://schemas.microsoft.com/office/word/2010/wordml" xmlns:w15="http://schemas.microsoft.com/office/word/2012/wordml" xmlns:w16cex="http://schemas.microsoft.com/office/word/2018/wordml/cex" xmlns:w16cid="http://schemas.microsoft.com/office/word/2016/wordml/cid" xmlns:w16="http://schemas.microsoft.com/office/word/2018/wordml" xmlns:w16sdtdh="http://schemas.microsoft.com/office/word/2020/wordml/sdtdatahash" xmlns:w16se="http://schemas.microsoft.com/office/word/2015/wordml/symex" xmlns:wpg="http://schemas.microsoft.com/office/word/2010/wordprocessingGroup" xmlns:wpi="http://schemas.microsoft.com/office/word/2010/wordprocessingInk" xmlns:wne="http://schemas.microsoft.com/office/word/2006/wordml" xmlns:wps="http://schemas.microsoft.com/office/word/2010/wordprocessingShape" mc:Ignorable="w14 w15 w16se w16cid w16 w16cex w16sdtdh wp14">
+<w:endnotes xmlns:wpc="http://schemas.microsoft.com/office/word/2010/wordprocessingCanvas" xmlns:cx="http://schemas.microsoft.com/office/drawing/2014/chartex" xmlns:cx1="http://schemas.microsoft.com/office/drawing/2015/9/8/chartex" xmlns:cx2="http://schemas.microsoft.com/office/drawing/2015/10/21/chartex" xmlns:cx3="http://schemas.microsoft.com/office/drawing/2016/5/9/chartex" xmlns:cx4="http://schemas.microsoft.com/office/drawing/2016/5/10/chartex" xmlns:cx5="http://schemas.microsoft.com/office/drawing/2016/5/11/chartex" xmlns:cx6="http://schemas.microsoft.com/office/drawing/2016/5/12/chartex" xmlns:cx7="http://schemas.microsoft.com/office/drawing/2016/5/13/chartex" xmlns:cx8="http://schemas.microsoft.com/office/drawing/2016/5/14/chartex" xmlns:mc="http://schemas.openxmlformats.org/markup-compatibility/2006" xmlns:aink="http://schemas.microsoft.com/office/drawing/2016/ink" xmlns:am3d="http://schemas.microsoft.com/office/drawing/2017/model3d" xmlns:o="urn:schemas-microsoft-com:office:office" xmlns:oel="http://schemas.microsoft.com/office/2019/extlst" xmlns:r="http://schemas.openxmlformats.org/officeDocument/2006/relationships" xmlns:m="http://schemas.openxmlformats.org/officeDocument/2006/math" xmlns:v="urn:schemas-microsoft-com:vml" xmlns:wp14="http://schemas.microsoft.com/office/word/2010/wordprocessingDrawing" xmlns:wp="http://schemas.openxmlformats.org/drawingml/2006/wordprocessingDrawing" xmlns:w10="urn:schemas-microsoft-com:office:word" xmlns:w="http://schemas.openxmlformats.org/wordprocessingml/2006/main" xmlns:w14="http://schemas.microsoft.com/office/word/2010/wordml" xmlns:w15="http://schemas.microsoft.com/office/word/2012/wordml" xmlns:w16cex="http://schemas.microsoft.com/office/word/2018/wordml/cex" xmlns:w16cid="http://schemas.microsoft.com/office/word/2016/wordml/cid" xmlns:w16="http://schemas.microsoft.com/office/word/2018/wordml" xmlns:w16du="http://schemas.microsoft.com/office/word/2023/wordml/word16du" xmlns:w16sdtdh="http://schemas.microsoft.com/office/word/2020/wordml/sdtdatahash" xmlns:w16se="http://schemas.microsoft.com/office/word/2015/wordml/symex" xmlns:wpg="http://schemas.microsoft.com/office/word/2010/wordprocessingGroup" xmlns:wpi="http://schemas.microsoft.com/office/word/2010/wordprocessingInk" xmlns:wne="http://schemas.microsoft.com/office/word/2006/wordml" xmlns:wps="http://schemas.microsoft.com/office/word/2010/wordprocessingShape" mc:Ignorable="w14 w15 w16se w16cid w16 w16cex w16sdtdh w16du wp14">
   <w:endnote w:type="separator" w:id="-1">
     <w:p>
       <w:r>
@@ -13771,7 +14906,7 @@
 </file>
 
 <file path=word/footer1.xml><?xml version="1.0" encoding="utf-8"?>
-<w:ftr xmlns:wpc="http://schemas.microsoft.com/office/word/2010/wordprocessingCanvas" xmlns:cx="http://schemas.microsoft.com/office/drawing/2014/chartex" xmlns:cx1="http://schemas.microsoft.com/office/drawing/2015/9/8/chartex" xmlns:cx2="http://schemas.microsoft.com/office/drawing/2015/10/21/chartex" xmlns:cx3="http://schemas.microsoft.com/office/drawing/2016/5/9/chartex" xmlns:cx4="http://schemas.microsoft.com/office/drawing/2016/5/10/chartex" xmlns:cx5="http://schemas.microsoft.com/office/drawing/2016/5/11/chartex" xmlns:cx6="http://schemas.microsoft.com/office/drawing/2016/5/12/chartex" xmlns:cx7="http://schemas.microsoft.com/office/drawing/2016/5/13/chartex" xmlns:cx8="http://schemas.microsoft.com/office/drawing/2016/5/14/chartex" xmlns:mc="http://schemas.openxmlformats.org/markup-compatibility/2006" xmlns:aink="http://schemas.microsoft.com/office/drawing/2016/ink" xmlns:am3d="http://schemas.microsoft.com/office/drawing/2017/model3d" xmlns:o="urn:schemas-microsoft-com:office:office" xmlns:r="http://schemas.openxmlformats.org/officeDocument/2006/relationships" xmlns:m="http://schemas.openxmlformats.org/officeDocument/2006/math" xmlns:v="urn:schemas-microsoft-com:vml" xmlns:wp14="http://schemas.microsoft.com/office/word/2010/wordprocessingDrawing" xmlns:wp="http://schemas.openxmlformats.org/drawingml/2006/wordprocessingDrawing" xmlns:w10="urn:schemas-microsoft-com:office:word" xmlns:w="http://schemas.openxmlformats.org/wordprocessingml/2006/main" xmlns:w14="http://schemas.microsoft.com/office/word/2010/wordml" xmlns:w15="http://schemas.microsoft.com/office/word/2012/wordml" xmlns:w16cex="http://schemas.microsoft.com/office/word/2018/wordml/cex" xmlns:w16cid="http://schemas.microsoft.com/office/word/2016/wordml/cid" xmlns:w16="http://schemas.microsoft.com/office/word/2018/wordml" xmlns:w16sdtdh="http://schemas.microsoft.com/office/word/2020/wordml/sdtdatahash" xmlns:w16se="http://schemas.microsoft.com/office/word/2015/wordml/symex" xmlns:wpg="http://schemas.microsoft.com/office/word/2010/wordprocessingGroup" xmlns:wpi="http://schemas.microsoft.com/office/word/2010/wordprocessingInk" xmlns:wne="http://schemas.microsoft.com/office/word/2006/wordml" xmlns:wps="http://schemas.microsoft.com/office/word/2010/wordprocessingShape" mc:Ignorable="w14 w15 w16se w16cid w16 w16cex w16sdtdh wp14">
+<w:ftr xmlns:wpc="http://schemas.microsoft.com/office/word/2010/wordprocessingCanvas" xmlns:cx="http://schemas.microsoft.com/office/drawing/2014/chartex" xmlns:cx1="http://schemas.microsoft.com/office/drawing/2015/9/8/chartex" xmlns:cx2="http://schemas.microsoft.com/office/drawing/2015/10/21/chartex" xmlns:cx3="http://schemas.microsoft.com/office/drawing/2016/5/9/chartex" xmlns:cx4="http://schemas.microsoft.com/office/drawing/2016/5/10/chartex" xmlns:cx5="http://schemas.microsoft.com/office/drawing/2016/5/11/chartex" xmlns:cx6="http://schemas.microsoft.com/office/drawing/2016/5/12/chartex" xmlns:cx7="http://schemas.microsoft.com/office/drawing/2016/5/13/chartex" xmlns:cx8="http://schemas.microsoft.com/office/drawing/2016/5/14/chartex" xmlns:mc="http://schemas.openxmlformats.org/markup-compatibility/2006" xmlns:aink="http://schemas.microsoft.com/office/drawing/2016/ink" xmlns:am3d="http://schemas.microsoft.com/office/drawing/2017/model3d" xmlns:o="urn:schemas-microsoft-com:office:office" xmlns:oel="http://schemas.microsoft.com/office/2019/extlst" xmlns:r="http://schemas.openxmlformats.org/officeDocument/2006/relationships" xmlns:m="http://schemas.openxmlformats.org/officeDocument/2006/math" xmlns:v="urn:schemas-microsoft-com:vml" xmlns:wp14="http://schemas.microsoft.com/office/word/2010/wordprocessingDrawing" xmlns:wp="http://schemas.openxmlformats.org/drawingml/2006/wordprocessingDrawing" xmlns:w10="urn:schemas-microsoft-com:office:word" xmlns:w="http://schemas.openxmlformats.org/wordprocessingml/2006/main" xmlns:w14="http://schemas.microsoft.com/office/word/2010/wordml" xmlns:w15="http://schemas.microsoft.com/office/word/2012/wordml" xmlns:w16cex="http://schemas.microsoft.com/office/word/2018/wordml/cex" xmlns:w16cid="http://schemas.microsoft.com/office/word/2016/wordml/cid" xmlns:w16="http://schemas.microsoft.com/office/word/2018/wordml" xmlns:w16du="http://schemas.microsoft.com/office/word/2023/wordml/word16du" xmlns:w16sdtdh="http://schemas.microsoft.com/office/word/2020/wordml/sdtdatahash" xmlns:w16se="http://schemas.microsoft.com/office/word/2015/wordml/symex" xmlns:wpg="http://schemas.microsoft.com/office/word/2010/wordprocessingGroup" xmlns:wpi="http://schemas.microsoft.com/office/word/2010/wordprocessingInk" xmlns:wne="http://schemas.microsoft.com/office/word/2006/wordml" xmlns:wps="http://schemas.microsoft.com/office/word/2010/wordprocessingShape" mc:Ignorable="w14 w15 w16se w16cid w16 w16cex w16sdtdh w16du wp14">
   <w:tbl>
     <w:tblPr>
       <w:tblW w:w="9828" w:type="dxa"/>
@@ -13787,37 +14922,14 @@
       <w:tblLook w:val="0000" w:firstRow="0" w:lastRow="0" w:firstColumn="0" w:lastColumn="0" w:noHBand="0" w:noVBand="0"/>
     </w:tblPr>
     <w:tblGrid>
-      <w:gridCol w:w="6678"/>
-      <w:gridCol w:w="1260"/>
+      <w:gridCol w:w="7938"/>
       <w:gridCol w:w="1890"/>
     </w:tblGrid>
     <w:tr>
       <w:tc>
         <w:tcPr>
-          <w:tcW w:w="6678" w:type="dxa"/>
-        </w:tcPr>
-        <w:p>
-          <w:pPr>
-            <w:ind w:right="360"/>
-            <w:rPr>
-              <w:b/>
-              <w:sz w:val="20"/>
-              <w:szCs w:val="20"/>
-            </w:rPr>
-          </w:pPr>
-          <w:r>
-            <w:rPr>
-              <w:rFonts w:ascii="Helvetica" w:hAnsi="Helvetica"/>
-              <w:sz w:val="12"/>
-              <w:szCs w:val="20"/>
-            </w:rPr>
-            <w:t>THIS DOCUMENT IS UNCONTROLLED UNLESS OTHERWISE STAMPED.  It is the user’s responsibility to ensure this is the latest revision prior to using or referencing this document.</w:t>
-          </w:r>
-        </w:p>
-      </w:tc>
-      <w:tc>
-        <w:tcPr>
-          <w:tcW w:w="1260" w:type="dxa"/>
+          <w:tcW w:w="7938" w:type="dxa"/>
+          <w:vMerge w:val="restart"/>
         </w:tcPr>
         <w:p>
           <w:pPr>
@@ -13833,88 +14945,10 @@
             <w:t>Page</w:t>
           </w:r>
         </w:p>
-      </w:tc>
-      <w:tc>
-        <w:tcPr>
-          <w:tcW w:w="1890" w:type="dxa"/>
-        </w:tcPr>
         <w:p>
           <w:pPr>
             <w:jc w:val="center"/>
             <w:rPr>
-              <w:b/>
-              <w:szCs w:val="20"/>
-            </w:rPr>
-          </w:pPr>
-          <w:r>
-            <w:rPr>
-              <w:szCs w:val="20"/>
-            </w:rPr>
-            <w:t>R</w:t>
-          </w:r>
-          <w:r>
-            <w:rPr>
-              <w:szCs w:val="20"/>
-            </w:rPr>
-            <w:t>EV</w:t>
-          </w:r>
-        </w:p>
-      </w:tc>
-    </w:tr>
-    <w:tr>
-      <w:tc>
-        <w:tcPr>
-          <w:tcW w:w="6678" w:type="dxa"/>
-          <w:vAlign w:val="center"/>
-        </w:tcPr>
-        <w:p>
-          <w:pPr>
-            <w:tabs>
-              <w:tab w:val="left" w:pos="1860"/>
-              <w:tab w:val="center" w:pos="2637"/>
-            </w:tabs>
-            <w:rPr>
-              <w:b/>
-              <w:sz w:val="20"/>
-              <w:szCs w:val="20"/>
-            </w:rPr>
-          </w:pPr>
-          <w:r>
-            <w:rPr>
-              <w:sz w:val="12"/>
-              <w:szCs w:val="20"/>
-            </w:rPr>
-            <w:t>© Microchip Technology Inc.</w:t>
-          </w:r>
-          <w:r>
-            <w:rPr>
-              <w:sz w:val="12"/>
-              <w:szCs w:val="20"/>
-            </w:rPr>
-            <w:t xml:space="preserve">   </w:t>
-          </w:r>
-          <w:r>
-            <w:rPr>
-              <w:rFonts w:cs="Arial"/>
-              <w:b/>
-              <w:bCs/>
-              <w:sz w:val="14"/>
-              <w:szCs w:val="14"/>
-            </w:rPr>
-            <w:t>CONFIDENTIAL AND PROPRIETARY</w:t>
-          </w:r>
-        </w:p>
-      </w:tc>
-      <w:tc>
-        <w:tcPr>
-          <w:tcW w:w="1260" w:type="dxa"/>
-        </w:tcPr>
-        <w:p>
-          <w:pPr>
-            <w:jc w:val="center"/>
-            <w:rPr>
-              <w:rFonts w:cs="Arial"/>
-              <w:sz w:val="20"/>
               <w:szCs w:val="20"/>
             </w:rPr>
           </w:pPr>
@@ -14016,9 +15050,53 @@
           <w:pPr>
             <w:jc w:val="center"/>
             <w:rPr>
+              <w:b/>
+              <w:szCs w:val="20"/>
+            </w:rPr>
+          </w:pPr>
+          <w:r>
+            <w:rPr>
+              <w:szCs w:val="20"/>
+            </w:rPr>
+            <w:t>R</w:t>
+          </w:r>
+          <w:r>
+            <w:rPr>
+              <w:szCs w:val="20"/>
+            </w:rPr>
+            <w:t>EV</w:t>
+          </w:r>
+        </w:p>
+      </w:tc>
+    </w:tr>
+    <w:tr>
+      <w:tc>
+        <w:tcPr>
+          <w:tcW w:w="7938" w:type="dxa"/>
+          <w:vMerge/>
+          <w:vAlign w:val="center"/>
+        </w:tcPr>
+        <w:p>
+          <w:pPr>
+            <w:jc w:val="center"/>
+            <w:rPr>
+              <w:rFonts w:cs="Arial"/>
               <w:sz w:val="20"/>
               <w:szCs w:val="20"/>
-              <w:lang w:val="vi-VN"/>
+            </w:rPr>
+          </w:pPr>
+        </w:p>
+      </w:tc>
+      <w:tc>
+        <w:tcPr>
+          <w:tcW w:w="1890" w:type="dxa"/>
+        </w:tcPr>
+        <w:p>
+          <w:pPr>
+            <w:jc w:val="center"/>
+            <w:rPr>
+              <w:sz w:val="20"/>
+              <w:szCs w:val="20"/>
             </w:rPr>
           </w:pPr>
           <w:r>
@@ -14026,15 +15104,7 @@
               <w:sz w:val="20"/>
               <w:szCs w:val="20"/>
             </w:rPr>
-            <w:t>V0</w:t>
-          </w:r>
-          <w:r>
-            <w:rPr>
-              <w:sz w:val="20"/>
-              <w:szCs w:val="20"/>
-              <w:lang w:val="vi-VN"/>
-            </w:rPr>
-            <w:t>.1</w:t>
+            <w:t>0.2</w:t>
           </w:r>
         </w:p>
       </w:tc>
@@ -14050,7 +15120,7 @@
 </file>
 
 <file path=word/footnotes.xml><?xml version="1.0" encoding="utf-8"?>
-<w:footnotes xmlns:wpc="http://schemas.microsoft.com/office/word/2010/wordprocessingCanvas" xmlns:cx="http://schemas.microsoft.com/office/drawing/2014/chartex" xmlns:cx1="http://schemas.microsoft.com/office/drawing/2015/9/8/chartex" xmlns:cx2="http://schemas.microsoft.com/office/drawing/2015/10/21/chartex" xmlns:cx3="http://schemas.microsoft.com/office/drawing/2016/5/9/chartex" xmlns:cx4="http://schemas.microsoft.com/office/drawing/2016/5/10/chartex" xmlns:cx5="http://schemas.microsoft.com/office/drawing/2016/5/11/chartex" xmlns:cx6="http://schemas.microsoft.com/office/drawing/2016/5/12/chartex" xmlns:cx7="http://schemas.microsoft.com/office/drawing/2016/5/13/chartex" xmlns:cx8="http://schemas.microsoft.com/office/drawing/2016/5/14/chartex" xmlns:mc="http://schemas.openxmlformats.org/markup-compatibility/2006" xmlns:aink="http://schemas.microsoft.com/office/drawing/2016/ink" xmlns:am3d="http://schemas.microsoft.com/office/drawing/2017/model3d" xmlns:o="urn:schemas-microsoft-com:office:office" xmlns:r="http://schemas.openxmlformats.org/officeDocument/2006/relationships" xmlns:m="http://schemas.openxmlformats.org/officeDocument/2006/math" xmlns:v="urn:schemas-microsoft-com:vml" xmlns:wp14="http://schemas.microsoft.com/office/word/2010/wordprocessingDrawing" xmlns:wp="http://schemas.openxmlformats.org/drawingml/2006/wordprocessingDrawing" xmlns:w10="urn:schemas-microsoft-com:office:word" xmlns:w="http://schemas.openxmlformats.org/wordprocessingml/2006/main" xmlns:w14="http://schemas.microsoft.com/office/word/2010/wordml" xmlns:w15="http://schemas.microsoft.com/office/word/2012/wordml" xmlns:w16cex="http://schemas.microsoft.com/office/word/2018/wordml/cex" xmlns:w16cid="http://schemas.microsoft.com/office/word/2016/wordml/cid" xmlns:w16="http://schemas.microsoft.com/office/word/2018/wordml" xmlns:w16sdtdh="http://schemas.microsoft.com/office/word/2020/wordml/sdtdatahash" xmlns:w16se="http://schemas.microsoft.com/office/word/2015/wordml/symex" xmlns:wpg="http://schemas.microsoft.com/office/word/2010/wordprocessingGroup" xmlns:wpi="http://schemas.microsoft.com/office/word/2010/wordprocessingInk" xmlns:wne="http://schemas.microsoft.com/office/word/2006/wordml" xmlns:wps="http://schemas.microsoft.com/office/word/2010/wordprocessingShape" mc:Ignorable="w14 w15 w16se w16cid w16 w16cex w16sdtdh wp14">
+<w:footnotes xmlns:wpc="http://schemas.microsoft.com/office/word/2010/wordprocessingCanvas" xmlns:cx="http://schemas.microsoft.com/office/drawing/2014/chartex" xmlns:cx1="http://schemas.microsoft.com/office/drawing/2015/9/8/chartex" xmlns:cx2="http://schemas.microsoft.com/office/drawing/2015/10/21/chartex" xmlns:cx3="http://schemas.microsoft.com/office/drawing/2016/5/9/chartex" xmlns:cx4="http://schemas.microsoft.com/office/drawing/2016/5/10/chartex" xmlns:cx5="http://schemas.microsoft.com/office/drawing/2016/5/11/chartex" xmlns:cx6="http://schemas.microsoft.com/office/drawing/2016/5/12/chartex" xmlns:cx7="http://schemas.microsoft.com/office/drawing/2016/5/13/chartex" xmlns:cx8="http://schemas.microsoft.com/office/drawing/2016/5/14/chartex" xmlns:mc="http://schemas.openxmlformats.org/markup-compatibility/2006" xmlns:aink="http://schemas.microsoft.com/office/drawing/2016/ink" xmlns:am3d="http://schemas.microsoft.com/office/drawing/2017/model3d" xmlns:o="urn:schemas-microsoft-com:office:office" xmlns:oel="http://schemas.microsoft.com/office/2019/extlst" xmlns:r="http://schemas.openxmlformats.org/officeDocument/2006/relationships" xmlns:m="http://schemas.openxmlformats.org/officeDocument/2006/math" xmlns:v="urn:schemas-microsoft-com:vml" xmlns:wp14="http://schemas.microsoft.com/office/word/2010/wordprocessingDrawing" xmlns:wp="http://schemas.openxmlformats.org/drawingml/2006/wordprocessingDrawing" xmlns:w10="urn:schemas-microsoft-com:office:word" xmlns:w="http://schemas.openxmlformats.org/wordprocessingml/2006/main" xmlns:w14="http://schemas.microsoft.com/office/word/2010/wordml" xmlns:w15="http://schemas.microsoft.com/office/word/2012/wordml" xmlns:w16cex="http://schemas.microsoft.com/office/word/2018/wordml/cex" xmlns:w16cid="http://schemas.microsoft.com/office/word/2016/wordml/cid" xmlns:w16="http://schemas.microsoft.com/office/word/2018/wordml" xmlns:w16du="http://schemas.microsoft.com/office/word/2023/wordml/word16du" xmlns:w16sdtdh="http://schemas.microsoft.com/office/word/2020/wordml/sdtdatahash" xmlns:w16se="http://schemas.microsoft.com/office/word/2015/wordml/symex" xmlns:wpg="http://schemas.microsoft.com/office/word/2010/wordprocessingGroup" xmlns:wpi="http://schemas.microsoft.com/office/word/2010/wordprocessingInk" xmlns:wne="http://schemas.microsoft.com/office/word/2006/wordml" xmlns:wps="http://schemas.microsoft.com/office/word/2010/wordprocessingShape" mc:Ignorable="w14 w15 w16se w16cid w16 w16cex w16sdtdh w16du wp14">
   <w:footnote w:type="separator" w:id="-1">
     <w:p>
       <w:r>
@@ -14071,7 +15141,7 @@
 </file>
 
 <file path=word/header1.xml><?xml version="1.0" encoding="utf-8"?>
-<w:hdr xmlns:wpc="http://schemas.microsoft.com/office/word/2010/wordprocessingCanvas" xmlns:cx="http://schemas.microsoft.com/office/drawing/2014/chartex" xmlns:cx1="http://schemas.microsoft.com/office/drawing/2015/9/8/chartex" xmlns:cx2="http://schemas.microsoft.com/office/drawing/2015/10/21/chartex" xmlns:cx3="http://schemas.microsoft.com/office/drawing/2016/5/9/chartex" xmlns:cx4="http://schemas.microsoft.com/office/drawing/2016/5/10/chartex" xmlns:cx5="http://schemas.microsoft.com/office/drawing/2016/5/11/chartex" xmlns:cx6="http://schemas.microsoft.com/office/drawing/2016/5/12/chartex" xmlns:cx7="http://schemas.microsoft.com/office/drawing/2016/5/13/chartex" xmlns:cx8="http://schemas.microsoft.com/office/drawing/2016/5/14/chartex" xmlns:mc="http://schemas.openxmlformats.org/markup-compatibility/2006" xmlns:aink="http://schemas.microsoft.com/office/drawing/2016/ink" xmlns:am3d="http://schemas.microsoft.com/office/drawing/2017/model3d" xmlns:o="urn:schemas-microsoft-com:office:office" xmlns:r="http://schemas.openxmlformats.org/officeDocument/2006/relationships" xmlns:m="http://schemas.openxmlformats.org/officeDocument/2006/math" xmlns:v="urn:schemas-microsoft-com:vml" xmlns:wp14="http://schemas.microsoft.com/office/word/2010/wordprocessingDrawing" xmlns:wp="http://schemas.openxmlformats.org/drawingml/2006/wordprocessingDrawing" xmlns:w10="urn:schemas-microsoft-com:office:word" xmlns:w="http://schemas.openxmlformats.org/wordprocessingml/2006/main" xmlns:w14="http://schemas.microsoft.com/office/word/2010/wordml" xmlns:w15="http://schemas.microsoft.com/office/word/2012/wordml" xmlns:w16cex="http://schemas.microsoft.com/office/word/2018/wordml/cex" xmlns:w16cid="http://schemas.microsoft.com/office/word/2016/wordml/cid" xmlns:w16="http://schemas.microsoft.com/office/word/2018/wordml" xmlns:w16sdtdh="http://schemas.microsoft.com/office/word/2020/wordml/sdtdatahash" xmlns:w16se="http://schemas.microsoft.com/office/word/2015/wordml/symex" xmlns:wpg="http://schemas.microsoft.com/office/word/2010/wordprocessingGroup" xmlns:wpi="http://schemas.microsoft.com/office/word/2010/wordprocessingInk" xmlns:wne="http://schemas.microsoft.com/office/word/2006/wordml" xmlns:wps="http://schemas.microsoft.com/office/word/2010/wordprocessingShape" mc:Ignorable="w14 w15 w16se w16cid w16 w16cex w16sdtdh wp14">
+<w:hdr xmlns:wpc="http://schemas.microsoft.com/office/word/2010/wordprocessingCanvas" xmlns:cx="http://schemas.microsoft.com/office/drawing/2014/chartex" xmlns:cx1="http://schemas.microsoft.com/office/drawing/2015/9/8/chartex" xmlns:cx2="http://schemas.microsoft.com/office/drawing/2015/10/21/chartex" xmlns:cx3="http://schemas.microsoft.com/office/drawing/2016/5/9/chartex" xmlns:cx4="http://schemas.microsoft.com/office/drawing/2016/5/10/chartex" xmlns:cx5="http://schemas.microsoft.com/office/drawing/2016/5/11/chartex" xmlns:cx6="http://schemas.microsoft.com/office/drawing/2016/5/12/chartex" xmlns:cx7="http://schemas.microsoft.com/office/drawing/2016/5/13/chartex" xmlns:cx8="http://schemas.microsoft.com/office/drawing/2016/5/14/chartex" xmlns:mc="http://schemas.openxmlformats.org/markup-compatibility/2006" xmlns:aink="http://schemas.microsoft.com/office/drawing/2016/ink" xmlns:am3d="http://schemas.microsoft.com/office/drawing/2017/model3d" xmlns:o="urn:schemas-microsoft-com:office:office" xmlns:oel="http://schemas.microsoft.com/office/2019/extlst" xmlns:r="http://schemas.openxmlformats.org/officeDocument/2006/relationships" xmlns:m="http://schemas.openxmlformats.org/officeDocument/2006/math" xmlns:v="urn:schemas-microsoft-com:vml" xmlns:wp14="http://schemas.microsoft.com/office/word/2010/wordprocessingDrawing" xmlns:wp="http://schemas.openxmlformats.org/drawingml/2006/wordprocessingDrawing" xmlns:w10="urn:schemas-microsoft-com:office:word" xmlns:w="http://schemas.openxmlformats.org/wordprocessingml/2006/main" xmlns:w14="http://schemas.microsoft.com/office/word/2010/wordml" xmlns:w15="http://schemas.microsoft.com/office/word/2012/wordml" xmlns:w16cex="http://schemas.microsoft.com/office/word/2018/wordml/cex" xmlns:w16cid="http://schemas.microsoft.com/office/word/2016/wordml/cid" xmlns:w16="http://schemas.microsoft.com/office/word/2018/wordml" xmlns:w16du="http://schemas.microsoft.com/office/word/2023/wordml/word16du" xmlns:w16sdtdh="http://schemas.microsoft.com/office/word/2020/wordml/sdtdatahash" xmlns:w16se="http://schemas.microsoft.com/office/word/2015/wordml/symex" xmlns:wpg="http://schemas.microsoft.com/office/word/2010/wordprocessingGroup" xmlns:wpi="http://schemas.microsoft.com/office/word/2010/wordprocessingInk" xmlns:wne="http://schemas.microsoft.com/office/word/2006/wordml" xmlns:wps="http://schemas.microsoft.com/office/word/2010/wordprocessingShape" mc:Ignorable="w14 w15 w16se w16cid w16 w16cex w16sdtdh w16du wp14">
   <w:p>
     <w:pPr>
       <w:pStyle w:val="Header"/>
@@ -14091,7 +15161,6 @@
         <w:dataBinding w:prefixMappings="xmlns:ns0='http://purl.org/dc/elements/1.1/' xmlns:ns1='http://schemas.openxmlformats.org/package/2006/metadata/core-properties' " w:xpath="/ns1:coreProperties[1]/ns0:title[1]" w:storeItemID="{6C3C8BC8-F283-45AE-878A-BAB7291924A1}"/>
         <w:text/>
       </w:sdtPr>
-      <w:sdtEndPr/>
       <w:sdtContent>
         <w:r>
           <w:t>PWM - Un-covered Traceability IDs</w:t>
@@ -14170,7 +15239,7 @@
             </wp:anchor>
           </w:drawing>
         </mc:Choice>
-        <mc:Fallback xmlns:oel="http://schemas.microsoft.com/office/2019/extlst" xmlns:w16du="http://schemas.microsoft.com/office/word/2023/wordml/word16du" xmlns:w16sdtfl="http://schemas.microsoft.com/office/word/2024/wordml/sdtformatlock" xmlns:w16cei="http://schemas.microsoft.com/office/word/2026/wordml/cei">
+        <mc:Fallback xmlns:w16cei="http://schemas.microsoft.com/office/word/2026/wordml/cei" xmlns:w16sdtfl="http://schemas.microsoft.com/office/word/2024/wordml/sdtformatlock">
           <w:pict>
             <v:line w14:anchorId="66679A37" id="Straight Connector 12" o:spid="_x0000_s1026" style="position:absolute;z-index:251664896;visibility:visible;mso-wrap-style:square;mso-width-percent:0;mso-wrap-distance-left:9pt;mso-wrap-distance-top:0;mso-wrap-distance-right:9pt;mso-wrap-distance-bottom:0;mso-position-horizontal:absolute;mso-position-horizontal-relative:text;mso-position-vertical:absolute;mso-position-vertical-relative:text;mso-width-percent:0;mso-width-relative:margin" from="0,7.35pt" to="477pt,7.35pt" o:gfxdata="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" strokecolor="#ddd8c2 [2894]" strokeweight="2pt"/>
           </w:pict>
@@ -14182,7 +15251,7 @@
 </file>
 
 <file path=word/numbering.xml><?xml version="1.0" encoding="utf-8"?>
-<w:numbering xmlns:wpc="http://schemas.microsoft.com/office/word/2010/wordprocessingCanvas" xmlns:cx="http://schemas.microsoft.com/office/drawing/2014/chartex" xmlns:cx1="http://schemas.microsoft.com/office/drawing/2015/9/8/chartex" xmlns:cx2="http://schemas.microsoft.com/office/drawing/2015/10/21/chartex" xmlns:cx3="http://schemas.microsoft.com/office/drawing/2016/5/9/chartex" xmlns:cx4="http://schemas.microsoft.com/office/drawing/2016/5/10/chartex" xmlns:cx5="http://schemas.microsoft.com/office/drawing/2016/5/11/chartex" xmlns:cx6="http://schemas.microsoft.com/office/drawing/2016/5/12/chartex" xmlns:cx7="http://schemas.microsoft.com/office/drawing/2016/5/13/chartex" xmlns:cx8="http://schemas.microsoft.com/office/drawing/2016/5/14/chartex" xmlns:mc="http://schemas.openxmlformats.org/markup-compatibility/2006" xmlns:aink="http://schemas.microsoft.com/office/drawing/2016/ink" xmlns:am3d="http://schemas.microsoft.com/office/drawing/2017/model3d" xmlns:o="urn:schemas-microsoft-com:office:office" xmlns:r="http://schemas.openxmlformats.org/officeDocument/2006/relationships" xmlns:m="http://schemas.openxmlformats.org/officeDocument/2006/math" xmlns:v="urn:schemas-microsoft-com:vml" xmlns:wp14="http://schemas.microsoft.com/office/word/2010/wordprocessingDrawing" xmlns:wp="http://schemas.openxmlformats.org/drawingml/2006/wordprocessingDrawing" xmlns:w10="urn:schemas-microsoft-com:office:word" xmlns:w="http://schemas.openxmlformats.org/wordprocessingml/2006/main" xmlns:w14="http://schemas.microsoft.com/office/word/2010/wordml" xmlns:w15="http://schemas.microsoft.com/office/word/2012/wordml" xmlns:w16cex="http://schemas.microsoft.com/office/word/2018/wordml/cex" xmlns:w16cid="http://schemas.microsoft.com/office/word/2016/wordml/cid" xmlns:w16="http://schemas.microsoft.com/office/word/2018/wordml" xmlns:w16sdtdh="http://schemas.microsoft.com/office/word/2020/wordml/sdtdatahash" xmlns:w16se="http://schemas.microsoft.com/office/word/2015/wordml/symex" xmlns:wpg="http://schemas.microsoft.com/office/word/2010/wordprocessingGroup" xmlns:wpi="http://schemas.microsoft.com/office/word/2010/wordprocessingInk" xmlns:wne="http://schemas.microsoft.com/office/word/2006/wordml" xmlns:wps="http://schemas.microsoft.com/office/word/2010/wordprocessingShape" mc:Ignorable="w14 w15 w16se w16cid w16 w16cex w16sdtdh wp14">
+<w:numbering xmlns:wpc="http://schemas.microsoft.com/office/word/2010/wordprocessingCanvas" xmlns:cx="http://schemas.microsoft.com/office/drawing/2014/chartex" xmlns:cx1="http://schemas.microsoft.com/office/drawing/2015/9/8/chartex" xmlns:cx2="http://schemas.microsoft.com/office/drawing/2015/10/21/chartex" xmlns:cx3="http://schemas.microsoft.com/office/drawing/2016/5/9/chartex" xmlns:cx4="http://schemas.microsoft.com/office/drawing/2016/5/10/chartex" xmlns:cx5="http://schemas.microsoft.com/office/drawing/2016/5/11/chartex" xmlns:cx6="http://schemas.microsoft.com/office/drawing/2016/5/12/chartex" xmlns:cx7="http://schemas.microsoft.com/office/drawing/2016/5/13/chartex" xmlns:cx8="http://schemas.microsoft.com/office/drawing/2016/5/14/chartex" xmlns:mc="http://schemas.openxmlformats.org/markup-compatibility/2006" xmlns:aink="http://schemas.microsoft.com/office/drawing/2016/ink" xmlns:am3d="http://schemas.microsoft.com/office/drawing/2017/model3d" xmlns:o="urn:schemas-microsoft-com:office:office" xmlns:oel="http://schemas.microsoft.com/office/2019/extlst" xmlns:r="http://schemas.openxmlformats.org/officeDocument/2006/relationships" xmlns:m="http://schemas.openxmlformats.org/officeDocument/2006/math" xmlns:v="urn:schemas-microsoft-com:vml" xmlns:wp14="http://schemas.microsoft.com/office/word/2010/wordprocessingDrawing" xmlns:wp="http://schemas.openxmlformats.org/drawingml/2006/wordprocessingDrawing" xmlns:w10="urn:schemas-microsoft-com:office:word" xmlns:w="http://schemas.openxmlformats.org/wordprocessingml/2006/main" xmlns:w14="http://schemas.microsoft.com/office/word/2010/wordml" xmlns:w15="http://schemas.microsoft.com/office/word/2012/wordml" xmlns:w16cex="http://schemas.microsoft.com/office/word/2018/wordml/cex" xmlns:w16cid="http://schemas.microsoft.com/office/word/2016/wordml/cid" xmlns:w16="http://schemas.microsoft.com/office/word/2018/wordml" xmlns:w16du="http://schemas.microsoft.com/office/word/2023/wordml/word16du" xmlns:w16sdtdh="http://schemas.microsoft.com/office/word/2020/wordml/sdtdatahash" xmlns:w16se="http://schemas.microsoft.com/office/word/2015/wordml/symex" xmlns:wpg="http://schemas.microsoft.com/office/word/2010/wordprocessingGroup" xmlns:wpi="http://schemas.microsoft.com/office/word/2010/wordprocessingInk" xmlns:wne="http://schemas.microsoft.com/office/word/2006/wordml" xmlns:wps="http://schemas.microsoft.com/office/word/2010/wordprocessingShape" mc:Ignorable="w14 w15 w16se w16cid w16 w16cex w16sdtdh w16du wp14">
   <w:abstractNum w:abstractNumId="0" w15:restartNumberingAfterBreak="0">
     <w:nsid w:val="01D279FA"/>
     <w:multiLevelType w:val="multilevel"/>
@@ -15483,6 +16552,120 @@
     </w:lvl>
   </w:abstractNum>
   <w:abstractNum w:abstractNumId="13" w15:restartNumberingAfterBreak="0">
+    <w:nsid w:val="3F5C6E09"/>
+    <w:multiLevelType w:val="hybridMultilevel"/>
+    <w:tmpl w:val="1BF4BB1A"/>
+    <w:lvl w:ilvl="0" w:tplc="21ECAD5C">
+      <w:start w:val="5"/>
+      <w:numFmt w:val="bullet"/>
+      <w:lvlText w:val="-"/>
+      <w:lvlJc w:val="left"/>
+      <w:pPr>
+        <w:ind w:left="990" w:hanging="360"/>
+      </w:pPr>
+      <w:rPr>
+        <w:rFonts w:ascii="Arial" w:eastAsia="Times New Roman" w:hAnsi="Arial" w:cs="Arial" w:hint="default"/>
+        <w:sz w:val="20"/>
+      </w:rPr>
+    </w:lvl>
+    <w:lvl w:ilvl="1" w:tplc="04090003" w:tentative="1">
+      <w:start w:val="1"/>
+      <w:numFmt w:val="bullet"/>
+      <w:lvlText w:val="o"/>
+      <w:lvlJc w:val="left"/>
+      <w:pPr>
+        <w:ind w:left="1710" w:hanging="360"/>
+      </w:pPr>
+      <w:rPr>
+        <w:rFonts w:ascii="Courier New" w:hAnsi="Courier New" w:cs="Courier New" w:hint="default"/>
+      </w:rPr>
+    </w:lvl>
+    <w:lvl w:ilvl="2" w:tplc="04090005" w:tentative="1">
+      <w:start w:val="1"/>
+      <w:numFmt w:val="bullet"/>
+      <w:lvlText w:val=""/>
+      <w:lvlJc w:val="left"/>
+      <w:pPr>
+        <w:ind w:left="2430" w:hanging="360"/>
+      </w:pPr>
+      <w:rPr>
+        <w:rFonts w:ascii="Wingdings" w:hAnsi="Wingdings" w:hint="default"/>
+      </w:rPr>
+    </w:lvl>
+    <w:lvl w:ilvl="3" w:tplc="04090001" w:tentative="1">
+      <w:start w:val="1"/>
+      <w:numFmt w:val="bullet"/>
+      <w:lvlText w:val=""/>
+      <w:lvlJc w:val="left"/>
+      <w:pPr>
+        <w:ind w:left="3150" w:hanging="360"/>
+      </w:pPr>
+      <w:rPr>
+        <w:rFonts w:ascii="Symbol" w:hAnsi="Symbol" w:hint="default"/>
+      </w:rPr>
+    </w:lvl>
+    <w:lvl w:ilvl="4" w:tplc="04090003" w:tentative="1">
+      <w:start w:val="1"/>
+      <w:numFmt w:val="bullet"/>
+      <w:lvlText w:val="o"/>
+      <w:lvlJc w:val="left"/>
+      <w:pPr>
+        <w:ind w:left="3870" w:hanging="360"/>
+      </w:pPr>
+      <w:rPr>
+        <w:rFonts w:ascii="Courier New" w:hAnsi="Courier New" w:cs="Courier New" w:hint="default"/>
+      </w:rPr>
+    </w:lvl>
+    <w:lvl w:ilvl="5" w:tplc="04090005" w:tentative="1">
+      <w:start w:val="1"/>
+      <w:numFmt w:val="bullet"/>
+      <w:lvlText w:val=""/>
+      <w:lvlJc w:val="left"/>
+      <w:pPr>
+        <w:ind w:left="4590" w:hanging="360"/>
+      </w:pPr>
+      <w:rPr>
+        <w:rFonts w:ascii="Wingdings" w:hAnsi="Wingdings" w:hint="default"/>
+      </w:rPr>
+    </w:lvl>
+    <w:lvl w:ilvl="6" w:tplc="04090001" w:tentative="1">
+      <w:start w:val="1"/>
+      <w:numFmt w:val="bullet"/>
+      <w:lvlText w:val=""/>
+      <w:lvlJc w:val="left"/>
+      <w:pPr>
+        <w:ind w:left="5310" w:hanging="360"/>
+      </w:pPr>
+      <w:rPr>
+        <w:rFonts w:ascii="Symbol" w:hAnsi="Symbol" w:hint="default"/>
+      </w:rPr>
+    </w:lvl>
+    <w:lvl w:ilvl="7" w:tplc="04090003" w:tentative="1">
+      <w:start w:val="1"/>
+      <w:numFmt w:val="bullet"/>
+      <w:lvlText w:val="o"/>
+      <w:lvlJc w:val="left"/>
+      <w:pPr>
+        <w:ind w:left="6030" w:hanging="360"/>
+      </w:pPr>
+      <w:rPr>
+        <w:rFonts w:ascii="Courier New" w:hAnsi="Courier New" w:cs="Courier New" w:hint="default"/>
+      </w:rPr>
+    </w:lvl>
+    <w:lvl w:ilvl="8" w:tplc="04090005" w:tentative="1">
+      <w:start w:val="1"/>
+      <w:numFmt w:val="bullet"/>
+      <w:lvlText w:val=""/>
+      <w:lvlJc w:val="left"/>
+      <w:pPr>
+        <w:ind w:left="6750" w:hanging="360"/>
+      </w:pPr>
+      <w:rPr>
+        <w:rFonts w:ascii="Wingdings" w:hAnsi="Wingdings" w:hint="default"/>
+      </w:rPr>
+    </w:lvl>
+  </w:abstractNum>
+  <w:abstractNum w:abstractNumId="14" w15:restartNumberingAfterBreak="0">
     <w:nsid w:val="42643B18"/>
     <w:multiLevelType w:val="hybridMultilevel"/>
     <w:tmpl w:val="8EC6DCA0"/>
@@ -15595,7 +16778,7 @@
       </w:rPr>
     </w:lvl>
   </w:abstractNum>
-  <w:abstractNum w:abstractNumId="14" w15:restartNumberingAfterBreak="0">
+  <w:abstractNum w:abstractNumId="15" w15:restartNumberingAfterBreak="0">
     <w:nsid w:val="430855C7"/>
     <w:multiLevelType w:val="hybridMultilevel"/>
     <w:tmpl w:val="1966BFB8"/>
@@ -15681,7 +16864,7 @@
       </w:pPr>
     </w:lvl>
   </w:abstractNum>
-  <w:abstractNum w:abstractNumId="15" w15:restartNumberingAfterBreak="0">
+  <w:abstractNum w:abstractNumId="16" w15:restartNumberingAfterBreak="0">
     <w:nsid w:val="450E61D9"/>
     <w:multiLevelType w:val="hybridMultilevel"/>
     <w:tmpl w:val="FB44F1C4"/>
@@ -15767,7 +16950,7 @@
       </w:pPr>
     </w:lvl>
   </w:abstractNum>
-  <w:abstractNum w:abstractNumId="16" w15:restartNumberingAfterBreak="0">
+  <w:abstractNum w:abstractNumId="17" w15:restartNumberingAfterBreak="0">
     <w:nsid w:val="455F15F1"/>
     <w:multiLevelType w:val="multilevel"/>
     <w:tmpl w:val="D612F56C"/>
@@ -15883,7 +17066,7 @@
       </w:pPr>
     </w:lvl>
   </w:abstractNum>
-  <w:abstractNum w:abstractNumId="17" w15:restartNumberingAfterBreak="0">
+  <w:abstractNum w:abstractNumId="18" w15:restartNumberingAfterBreak="0">
     <w:nsid w:val="471F38ED"/>
     <w:multiLevelType w:val="hybridMultilevel"/>
     <w:tmpl w:val="829ACC08"/>
@@ -15972,7 +17155,7 @@
       </w:pPr>
     </w:lvl>
   </w:abstractNum>
-  <w:abstractNum w:abstractNumId="18" w15:restartNumberingAfterBreak="0">
+  <w:abstractNum w:abstractNumId="19" w15:restartNumberingAfterBreak="0">
     <w:nsid w:val="480D4F1E"/>
     <w:multiLevelType w:val="multilevel"/>
     <w:tmpl w:val="F0A6D872"/>
@@ -16085,7 +17268,7 @@
       </w:pPr>
     </w:lvl>
   </w:abstractNum>
-  <w:abstractNum w:abstractNumId="19" w15:restartNumberingAfterBreak="0">
+  <w:abstractNum w:abstractNumId="20" w15:restartNumberingAfterBreak="0">
     <w:nsid w:val="4E87446A"/>
     <w:multiLevelType w:val="hybridMultilevel"/>
     <w:tmpl w:val="F182AD74"/>
@@ -16174,7 +17357,7 @@
       </w:pPr>
     </w:lvl>
   </w:abstractNum>
-  <w:abstractNum w:abstractNumId="20" w15:restartNumberingAfterBreak="0">
+  <w:abstractNum w:abstractNumId="21" w15:restartNumberingAfterBreak="0">
     <w:nsid w:val="56D62781"/>
     <w:multiLevelType w:val="hybridMultilevel"/>
     <w:tmpl w:val="042C4A80"/>
@@ -16260,7 +17443,7 @@
       </w:pPr>
     </w:lvl>
   </w:abstractNum>
-  <w:abstractNum w:abstractNumId="21" w15:restartNumberingAfterBreak="0">
+  <w:abstractNum w:abstractNumId="22" w15:restartNumberingAfterBreak="0">
     <w:nsid w:val="58712A75"/>
     <w:multiLevelType w:val="multilevel"/>
     <w:tmpl w:val="0BFE807E"/>
@@ -16373,7 +17556,120 @@
       </w:pPr>
     </w:lvl>
   </w:abstractNum>
-  <w:abstractNum w:abstractNumId="22" w15:restartNumberingAfterBreak="0">
+  <w:abstractNum w:abstractNumId="23" w15:restartNumberingAfterBreak="0">
+    <w:nsid w:val="5D3E4A97"/>
+    <w:multiLevelType w:val="hybridMultilevel"/>
+    <w:tmpl w:val="7B0AA15A"/>
+    <w:lvl w:ilvl="0" w:tplc="955438E0">
+      <w:start w:val="1"/>
+      <w:numFmt w:val="bullet"/>
+      <w:lvlText w:val="-"/>
+      <w:lvlJc w:val="left"/>
+      <w:pPr>
+        <w:ind w:left="720" w:hanging="360"/>
+      </w:pPr>
+      <w:rPr>
+        <w:rFonts w:ascii="Arial" w:eastAsia="Times New Roman" w:hAnsi="Arial" w:cs="Arial" w:hint="default"/>
+      </w:rPr>
+    </w:lvl>
+    <w:lvl w:ilvl="1" w:tplc="04090003" w:tentative="1">
+      <w:start w:val="1"/>
+      <w:numFmt w:val="bullet"/>
+      <w:lvlText w:val="o"/>
+      <w:lvlJc w:val="left"/>
+      <w:pPr>
+        <w:ind w:left="1440" w:hanging="360"/>
+      </w:pPr>
+      <w:rPr>
+        <w:rFonts w:ascii="Courier New" w:hAnsi="Courier New" w:cs="Courier New" w:hint="default"/>
+      </w:rPr>
+    </w:lvl>
+    <w:lvl w:ilvl="2" w:tplc="04090005" w:tentative="1">
+      <w:start w:val="1"/>
+      <w:numFmt w:val="bullet"/>
+      <w:lvlText w:val=""/>
+      <w:lvlJc w:val="left"/>
+      <w:pPr>
+        <w:ind w:left="2160" w:hanging="360"/>
+      </w:pPr>
+      <w:rPr>
+        <w:rFonts w:ascii="Wingdings" w:hAnsi="Wingdings" w:hint="default"/>
+      </w:rPr>
+    </w:lvl>
+    <w:lvl w:ilvl="3" w:tplc="04090001" w:tentative="1">
+      <w:start w:val="1"/>
+      <w:numFmt w:val="bullet"/>
+      <w:lvlText w:val=""/>
+      <w:lvlJc w:val="left"/>
+      <w:pPr>
+        <w:ind w:left="2880" w:hanging="360"/>
+      </w:pPr>
+      <w:rPr>
+        <w:rFonts w:ascii="Symbol" w:hAnsi="Symbol" w:hint="default"/>
+      </w:rPr>
+    </w:lvl>
+    <w:lvl w:ilvl="4" w:tplc="04090003" w:tentative="1">
+      <w:start w:val="1"/>
+      <w:numFmt w:val="bullet"/>
+      <w:lvlText w:val="o"/>
+      <w:lvlJc w:val="left"/>
+      <w:pPr>
+        <w:ind w:left="3600" w:hanging="360"/>
+      </w:pPr>
+      <w:rPr>
+        <w:rFonts w:ascii="Courier New" w:hAnsi="Courier New" w:cs="Courier New" w:hint="default"/>
+      </w:rPr>
+    </w:lvl>
+    <w:lvl w:ilvl="5" w:tplc="04090005" w:tentative="1">
+      <w:start w:val="1"/>
+      <w:numFmt w:val="bullet"/>
+      <w:lvlText w:val=""/>
+      <w:lvlJc w:val="left"/>
+      <w:pPr>
+        <w:ind w:left="4320" w:hanging="360"/>
+      </w:pPr>
+      <w:rPr>
+        <w:rFonts w:ascii="Wingdings" w:hAnsi="Wingdings" w:hint="default"/>
+      </w:rPr>
+    </w:lvl>
+    <w:lvl w:ilvl="6" w:tplc="04090001" w:tentative="1">
+      <w:start w:val="1"/>
+      <w:numFmt w:val="bullet"/>
+      <w:lvlText w:val=""/>
+      <w:lvlJc w:val="left"/>
+      <w:pPr>
+        <w:ind w:left="5040" w:hanging="360"/>
+      </w:pPr>
+      <w:rPr>
+        <w:rFonts w:ascii="Symbol" w:hAnsi="Symbol" w:hint="default"/>
+      </w:rPr>
+    </w:lvl>
+    <w:lvl w:ilvl="7" w:tplc="04090003" w:tentative="1">
+      <w:start w:val="1"/>
+      <w:numFmt w:val="bullet"/>
+      <w:lvlText w:val="o"/>
+      <w:lvlJc w:val="left"/>
+      <w:pPr>
+        <w:ind w:left="5760" w:hanging="360"/>
+      </w:pPr>
+      <w:rPr>
+        <w:rFonts w:ascii="Courier New" w:hAnsi="Courier New" w:cs="Courier New" w:hint="default"/>
+      </w:rPr>
+    </w:lvl>
+    <w:lvl w:ilvl="8" w:tplc="04090005" w:tentative="1">
+      <w:start w:val="1"/>
+      <w:numFmt w:val="bullet"/>
+      <w:lvlText w:val=""/>
+      <w:lvlJc w:val="left"/>
+      <w:pPr>
+        <w:ind w:left="6480" w:hanging="360"/>
+      </w:pPr>
+      <w:rPr>
+        <w:rFonts w:ascii="Wingdings" w:hAnsi="Wingdings" w:hint="default"/>
+      </w:rPr>
+    </w:lvl>
+  </w:abstractNum>
+  <w:abstractNum w:abstractNumId="24" w15:restartNumberingAfterBreak="0">
     <w:nsid w:val="5DEB4674"/>
     <w:multiLevelType w:val="hybridMultilevel"/>
     <w:tmpl w:val="400A4F9E"/>
@@ -16486,7 +17782,7 @@
       </w:rPr>
     </w:lvl>
   </w:abstractNum>
-  <w:abstractNum w:abstractNumId="23" w15:restartNumberingAfterBreak="0">
+  <w:abstractNum w:abstractNumId="25" w15:restartNumberingAfterBreak="0">
     <w:nsid w:val="5FAF0D92"/>
     <w:multiLevelType w:val="hybridMultilevel"/>
     <w:tmpl w:val="B72A76FC"/>
@@ -16572,7 +17868,7 @@
       </w:pPr>
     </w:lvl>
   </w:abstractNum>
-  <w:abstractNum w:abstractNumId="24" w15:restartNumberingAfterBreak="0">
+  <w:abstractNum w:abstractNumId="26" w15:restartNumberingAfterBreak="0">
     <w:nsid w:val="636C0361"/>
     <w:multiLevelType w:val="hybridMultilevel"/>
     <w:tmpl w:val="BADCF87C"/>
@@ -16685,7 +17981,7 @@
       </w:rPr>
     </w:lvl>
   </w:abstractNum>
-  <w:abstractNum w:abstractNumId="25" w15:restartNumberingAfterBreak="0">
+  <w:abstractNum w:abstractNumId="27" w15:restartNumberingAfterBreak="0">
     <w:nsid w:val="63A04648"/>
     <w:multiLevelType w:val="hybridMultilevel"/>
     <w:tmpl w:val="E038647A"/>
@@ -16771,7 +18067,7 @@
       </w:pPr>
     </w:lvl>
   </w:abstractNum>
-  <w:abstractNum w:abstractNumId="26" w15:restartNumberingAfterBreak="0">
+  <w:abstractNum w:abstractNumId="28" w15:restartNumberingAfterBreak="0">
     <w:nsid w:val="657871FA"/>
     <w:multiLevelType w:val="hybridMultilevel"/>
     <w:tmpl w:val="925E964A"/>
@@ -16884,7 +18180,7 @@
       </w:rPr>
     </w:lvl>
   </w:abstractNum>
-  <w:abstractNum w:abstractNumId="27" w15:restartNumberingAfterBreak="0">
+  <w:abstractNum w:abstractNumId="29" w15:restartNumberingAfterBreak="0">
     <w:nsid w:val="66DA03B6"/>
     <w:multiLevelType w:val="hybridMultilevel"/>
     <w:tmpl w:val="9D96EC2A"/>
@@ -16973,7 +18269,7 @@
       </w:pPr>
     </w:lvl>
   </w:abstractNum>
-  <w:abstractNum w:abstractNumId="28" w15:restartNumberingAfterBreak="0">
+  <w:abstractNum w:abstractNumId="30" w15:restartNumberingAfterBreak="0">
     <w:nsid w:val="6D5C22AA"/>
     <w:multiLevelType w:val="hybridMultilevel"/>
     <w:tmpl w:val="3EF0CDF6"/>
@@ -17062,7 +18358,7 @@
       </w:pPr>
     </w:lvl>
   </w:abstractNum>
-  <w:abstractNum w:abstractNumId="29" w15:restartNumberingAfterBreak="0">
+  <w:abstractNum w:abstractNumId="31" w15:restartNumberingAfterBreak="0">
     <w:nsid w:val="6F73564A"/>
     <w:multiLevelType w:val="hybridMultilevel"/>
     <w:tmpl w:val="FDC29560"/>
@@ -17151,7 +18447,7 @@
       </w:pPr>
     </w:lvl>
   </w:abstractNum>
-  <w:abstractNum w:abstractNumId="30" w15:restartNumberingAfterBreak="0">
+  <w:abstractNum w:abstractNumId="32" w15:restartNumberingAfterBreak="0">
     <w:nsid w:val="700361C3"/>
     <w:multiLevelType w:val="multilevel"/>
     <w:tmpl w:val="C1102C30"/>
@@ -17341,7 +18637,7 @@
       </w:pPr>
     </w:lvl>
   </w:abstractNum>
-  <w:abstractNum w:abstractNumId="31" w15:restartNumberingAfterBreak="0">
+  <w:abstractNum w:abstractNumId="33" w15:restartNumberingAfterBreak="0">
     <w:nsid w:val="731A6D26"/>
     <w:multiLevelType w:val="multilevel"/>
     <w:tmpl w:val="1102D13A"/>
@@ -17458,7 +18754,7 @@
       </w:pPr>
     </w:lvl>
   </w:abstractNum>
-  <w:abstractNum w:abstractNumId="32" w15:restartNumberingAfterBreak="0">
+  <w:abstractNum w:abstractNumId="34" w15:restartNumberingAfterBreak="0">
     <w:nsid w:val="79045614"/>
     <w:multiLevelType w:val="multilevel"/>
     <w:tmpl w:val="E6945218"/>
@@ -17571,7 +18867,7 @@
       </w:pPr>
     </w:lvl>
   </w:abstractNum>
-  <w:abstractNum w:abstractNumId="33" w15:restartNumberingAfterBreak="0">
+  <w:abstractNum w:abstractNumId="35" w15:restartNumberingAfterBreak="0">
     <w:nsid w:val="7B1D4A90"/>
     <w:multiLevelType w:val="hybridMultilevel"/>
     <w:tmpl w:val="E9F4C5CA"/>
@@ -17660,138 +18956,144 @@
       </w:pPr>
     </w:lvl>
   </w:abstractNum>
-  <w:num w:numId="1">
+  <w:num w:numId="1" w16cid:durableId="1970745488">
+    <w:abstractNumId w:val="32"/>
+  </w:num>
+  <w:num w:numId="2" w16cid:durableId="1344479903">
+    <w:abstractNumId w:val="31"/>
+  </w:num>
+  <w:num w:numId="3" w16cid:durableId="171074055">
+    <w:abstractNumId w:val="18"/>
+  </w:num>
+  <w:num w:numId="4" w16cid:durableId="1068118065">
+    <w:abstractNumId w:val="17"/>
+  </w:num>
+  <w:num w:numId="5" w16cid:durableId="2092267774">
+    <w:abstractNumId w:val="20"/>
+  </w:num>
+  <w:num w:numId="6" w16cid:durableId="1249462628">
+    <w:abstractNumId w:val="2"/>
+  </w:num>
+  <w:num w:numId="7" w16cid:durableId="2004119249">
+    <w:abstractNumId w:val="25"/>
+  </w:num>
+  <w:num w:numId="8" w16cid:durableId="450125020">
+    <w:abstractNumId w:val="27"/>
+  </w:num>
+  <w:num w:numId="9" w16cid:durableId="586039709">
+    <w:abstractNumId w:val="4"/>
+  </w:num>
+  <w:num w:numId="10" w16cid:durableId="1849246273">
+    <w:abstractNumId w:val="14"/>
+  </w:num>
+  <w:num w:numId="11" w16cid:durableId="958339935">
+    <w:abstractNumId w:val="7"/>
+  </w:num>
+  <w:num w:numId="12" w16cid:durableId="719592903">
+    <w:abstractNumId w:val="26"/>
+  </w:num>
+  <w:num w:numId="13" w16cid:durableId="1691760572">
+    <w:abstractNumId w:val="32"/>
+  </w:num>
+  <w:num w:numId="14" w16cid:durableId="1617760935">
+    <w:abstractNumId w:val="16"/>
+  </w:num>
+  <w:num w:numId="15" w16cid:durableId="263804016">
+    <w:abstractNumId w:val="21"/>
+  </w:num>
+  <w:num w:numId="16" w16cid:durableId="1590115490">
+    <w:abstractNumId w:val="12"/>
+  </w:num>
+  <w:num w:numId="17" w16cid:durableId="1755082868">
+    <w:abstractNumId w:val="11"/>
+  </w:num>
+  <w:num w:numId="18" w16cid:durableId="1858932261">
+    <w:abstractNumId w:val="1"/>
+  </w:num>
+  <w:num w:numId="19" w16cid:durableId="791822513">
     <w:abstractNumId w:val="30"/>
   </w:num>
-  <w:num w:numId="2">
+  <w:num w:numId="20" w16cid:durableId="897328606">
+    <w:abstractNumId w:val="10"/>
+  </w:num>
+  <w:num w:numId="21" w16cid:durableId="2040935245">
+    <w:abstractNumId w:val="28"/>
+  </w:num>
+  <w:num w:numId="22" w16cid:durableId="687952700">
+    <w:abstractNumId w:val="15"/>
+  </w:num>
+  <w:num w:numId="23" w16cid:durableId="951202491">
+    <w:abstractNumId w:val="32"/>
+  </w:num>
+  <w:num w:numId="24" w16cid:durableId="192497702">
+    <w:abstractNumId w:val="35"/>
+  </w:num>
+  <w:num w:numId="25" w16cid:durableId="2026788701">
+    <w:abstractNumId w:val="22"/>
+  </w:num>
+  <w:num w:numId="26" w16cid:durableId="686829538">
+    <w:abstractNumId w:val="24"/>
+  </w:num>
+  <w:num w:numId="27" w16cid:durableId="292713379">
+    <w:abstractNumId w:val="32"/>
+  </w:num>
+  <w:num w:numId="28" w16cid:durableId="11928009">
+    <w:abstractNumId w:val="19"/>
+  </w:num>
+  <w:num w:numId="29" w16cid:durableId="470681327">
+    <w:abstractNumId w:val="32"/>
+  </w:num>
+  <w:num w:numId="30" w16cid:durableId="870804477">
+    <w:abstractNumId w:val="6"/>
+  </w:num>
+  <w:num w:numId="31" w16cid:durableId="330105934">
+    <w:abstractNumId w:val="32"/>
+  </w:num>
+  <w:num w:numId="32" w16cid:durableId="71437392">
+    <w:abstractNumId w:val="32"/>
+  </w:num>
+  <w:num w:numId="33" w16cid:durableId="1546330298">
+    <w:abstractNumId w:val="32"/>
+  </w:num>
+  <w:num w:numId="34" w16cid:durableId="1624118253">
+    <w:abstractNumId w:val="5"/>
+  </w:num>
+  <w:num w:numId="35" w16cid:durableId="885072035">
+    <w:abstractNumId w:val="33"/>
+  </w:num>
+  <w:num w:numId="36" w16cid:durableId="577904535">
+    <w:abstractNumId w:val="34"/>
+  </w:num>
+  <w:num w:numId="37" w16cid:durableId="797601828">
+    <w:abstractNumId w:val="32"/>
+  </w:num>
+  <w:num w:numId="38" w16cid:durableId="1607303031">
+    <w:abstractNumId w:val="0"/>
+  </w:num>
+  <w:num w:numId="39" w16cid:durableId="861461">
+    <w:abstractNumId w:val="9"/>
+  </w:num>
+  <w:num w:numId="40" w16cid:durableId="2063484612">
     <w:abstractNumId w:val="29"/>
   </w:num>
-  <w:num w:numId="3">
-    <w:abstractNumId w:val="17"/>
+  <w:num w:numId="41" w16cid:durableId="1696419511">
+    <w:abstractNumId w:val="8"/>
   </w:num>
-  <w:num w:numId="4">
-    <w:abstractNumId w:val="16"/>
+  <w:num w:numId="42" w16cid:durableId="2139373067">
+    <w:abstractNumId w:val="3"/>
   </w:num>
-  <w:num w:numId="5">
-    <w:abstractNumId w:val="19"/>
-  </w:num>
-  <w:num w:numId="6">
-    <w:abstractNumId w:val="2"/>
-  </w:num>
-  <w:num w:numId="7">
-    <w:abstractNumId w:val="23"/>
-  </w:num>
-  <w:num w:numId="8">
-    <w:abstractNumId w:val="25"/>
-  </w:num>
-  <w:num w:numId="9">
-    <w:abstractNumId w:val="4"/>
-  </w:num>
-  <w:num w:numId="10">
+  <w:num w:numId="43" w16cid:durableId="1981882355">
     <w:abstractNumId w:val="13"/>
   </w:num>
-  <w:num w:numId="11">
-    <w:abstractNumId w:val="7"/>
-  </w:num>
-  <w:num w:numId="12">
-    <w:abstractNumId w:val="24"/>
-  </w:num>
-  <w:num w:numId="13">
-    <w:abstractNumId w:val="30"/>
-  </w:num>
-  <w:num w:numId="14">
-    <w:abstractNumId w:val="15"/>
-  </w:num>
-  <w:num w:numId="15">
-    <w:abstractNumId w:val="20"/>
-  </w:num>
-  <w:num w:numId="16">
-    <w:abstractNumId w:val="12"/>
-  </w:num>
-  <w:num w:numId="17">
-    <w:abstractNumId w:val="11"/>
-  </w:num>
-  <w:num w:numId="18">
-    <w:abstractNumId w:val="1"/>
-  </w:num>
-  <w:num w:numId="19">
-    <w:abstractNumId w:val="28"/>
-  </w:num>
-  <w:num w:numId="20">
-    <w:abstractNumId w:val="10"/>
-  </w:num>
-  <w:num w:numId="21">
-    <w:abstractNumId w:val="26"/>
-  </w:num>
-  <w:num w:numId="22">
-    <w:abstractNumId w:val="14"/>
-  </w:num>
-  <w:num w:numId="23">
-    <w:abstractNumId w:val="30"/>
-  </w:num>
-  <w:num w:numId="24">
-    <w:abstractNumId w:val="33"/>
-  </w:num>
-  <w:num w:numId="25">
-    <w:abstractNumId w:val="21"/>
-  </w:num>
-  <w:num w:numId="26">
-    <w:abstractNumId w:val="22"/>
-  </w:num>
-  <w:num w:numId="27">
-    <w:abstractNumId w:val="30"/>
-  </w:num>
-  <w:num w:numId="28">
-    <w:abstractNumId w:val="18"/>
-  </w:num>
-  <w:num w:numId="29">
-    <w:abstractNumId w:val="30"/>
-  </w:num>
-  <w:num w:numId="30">
-    <w:abstractNumId w:val="6"/>
-  </w:num>
-  <w:num w:numId="31">
-    <w:abstractNumId w:val="30"/>
-  </w:num>
-  <w:num w:numId="32">
-    <w:abstractNumId w:val="30"/>
-  </w:num>
-  <w:num w:numId="33">
-    <w:abstractNumId w:val="30"/>
-  </w:num>
-  <w:num w:numId="34">
-    <w:abstractNumId w:val="5"/>
-  </w:num>
-  <w:num w:numId="35">
-    <w:abstractNumId w:val="31"/>
-  </w:num>
-  <w:num w:numId="36">
-    <w:abstractNumId w:val="32"/>
-  </w:num>
-  <w:num w:numId="37">
-    <w:abstractNumId w:val="30"/>
-  </w:num>
-  <w:num w:numId="38">
-    <w:abstractNumId w:val="0"/>
-  </w:num>
-  <w:num w:numId="39">
-    <w:abstractNumId w:val="9"/>
-  </w:num>
-  <w:num w:numId="40">
-    <w:abstractNumId w:val="27"/>
-  </w:num>
-  <w:num w:numId="41">
-    <w:abstractNumId w:val="8"/>
-  </w:num>
-  <w:num w:numId="42">
-    <w:abstractNumId w:val="3"/>
+  <w:num w:numId="44" w16cid:durableId="2142308304">
+    <w:abstractNumId w:val="23"/>
   </w:num>
   <w:numIdMacAtCleanup w:val="2"/>
 </w:numbering>
 </file>
 
 <file path=word/styles.xml><?xml version="1.0" encoding="utf-8"?>
-<w:styles xmlns:mc="http://schemas.openxmlformats.org/markup-compatibility/2006" xmlns:r="http://schemas.openxmlformats.org/officeDocument/2006/relationships" xmlns:w="http://schemas.openxmlformats.org/wordprocessingml/2006/main" xmlns:w14="http://schemas.microsoft.com/office/word/2010/wordml" xmlns:w15="http://schemas.microsoft.com/office/word/2012/wordml" xmlns:w16cex="http://schemas.microsoft.com/office/word/2018/wordml/cex" xmlns:w16cid="http://schemas.microsoft.com/office/word/2016/wordml/cid" xmlns:w16="http://schemas.microsoft.com/office/word/2018/wordml" xmlns:w16sdtdh="http://schemas.microsoft.com/office/word/2020/wordml/sdtdatahash" xmlns:w16se="http://schemas.microsoft.com/office/word/2015/wordml/symex" mc:Ignorable="w14 w15 w16se w16cid w16 w16cex w16sdtdh">
+<w:styles xmlns:mc="http://schemas.openxmlformats.org/markup-compatibility/2006" xmlns:r="http://schemas.openxmlformats.org/officeDocument/2006/relationships" xmlns:w="http://schemas.openxmlformats.org/wordprocessingml/2006/main" xmlns:w14="http://schemas.microsoft.com/office/word/2010/wordml" xmlns:w15="http://schemas.microsoft.com/office/word/2012/wordml" xmlns:w16cex="http://schemas.microsoft.com/office/word/2018/wordml/cex" xmlns:w16cid="http://schemas.microsoft.com/office/word/2016/wordml/cid" xmlns:w16="http://schemas.microsoft.com/office/word/2018/wordml" xmlns:w16du="http://schemas.microsoft.com/office/word/2023/wordml/word16du" xmlns:w16sdtdh="http://schemas.microsoft.com/office/word/2020/wordml/sdtdatahash" xmlns:w16se="http://schemas.microsoft.com/office/word/2015/wordml/symex" mc:Ignorable="w14 w15 w16se w16cid w16 w16cex w16sdtdh w16du">
   <w:docDefaults>
     <w:rPrDefault>
       <w:rPr>
@@ -19444,7 +20746,7 @@
 </file>
 
 <file path=word/glossary/document.xml><?xml version="1.0" encoding="utf-8"?>
-<w:glossaryDocument xmlns:wpc="http://schemas.microsoft.com/office/word/2010/wordprocessingCanvas" xmlns:cx="http://schemas.microsoft.com/office/drawing/2014/chartex" xmlns:cx1="http://schemas.microsoft.com/office/drawing/2015/9/8/chartex" xmlns:cx2="http://schemas.microsoft.com/office/drawing/2015/10/21/chartex" xmlns:cx3="http://schemas.microsoft.com/office/drawing/2016/5/9/chartex" xmlns:cx4="http://schemas.microsoft.com/office/drawing/2016/5/10/chartex" xmlns:cx5="http://schemas.microsoft.com/office/drawing/2016/5/11/chartex" xmlns:cx6="http://schemas.microsoft.com/office/drawing/2016/5/12/chartex" xmlns:cx7="http://schemas.microsoft.com/office/drawing/2016/5/13/chartex" xmlns:cx8="http://schemas.microsoft.com/office/drawing/2016/5/14/chartex" xmlns:mc="http://schemas.openxmlformats.org/markup-compatibility/2006" xmlns:aink="http://schemas.microsoft.com/office/drawing/2016/ink" xmlns:am3d="http://schemas.microsoft.com/office/drawing/2017/model3d" xmlns:o="urn:schemas-microsoft-com:office:office" xmlns:r="http://schemas.openxmlformats.org/officeDocument/2006/relationships" xmlns:m="http://schemas.openxmlformats.org/officeDocument/2006/math" xmlns:v="urn:schemas-microsoft-com:vml" xmlns:wp14="http://schemas.microsoft.com/office/word/2010/wordprocessingDrawing" xmlns:wp="http://schemas.openxmlformats.org/drawingml/2006/wordprocessingDrawing" xmlns:w10="urn:schemas-microsoft-com:office:word" xmlns:w="http://schemas.openxmlformats.org/wordprocessingml/2006/main" xmlns:w14="http://schemas.microsoft.com/office/word/2010/wordml" xmlns:w15="http://schemas.microsoft.com/office/word/2012/wordml" xmlns:w16cex="http://schemas.microsoft.com/office/word/2018/wordml/cex" xmlns:w16cid="http://schemas.microsoft.com/office/word/2016/wordml/cid" xmlns:w16="http://schemas.microsoft.com/office/word/2018/wordml" xmlns:w16sdtdh="http://schemas.microsoft.com/office/word/2020/wordml/sdtdatahash" xmlns:w16se="http://schemas.microsoft.com/office/word/2015/wordml/symex" xmlns:wpg="http://schemas.microsoft.com/office/word/2010/wordprocessingGroup" xmlns:wpi="http://schemas.microsoft.com/office/word/2010/wordprocessingInk" xmlns:wne="http://schemas.microsoft.com/office/word/2006/wordml" xmlns:wps="http://schemas.microsoft.com/office/word/2010/wordprocessingShape" mc:Ignorable="w14 w15 w16se w16cid w16 w16cex w16sdtdh wp14">
+<w:glossaryDocument xmlns:wpc="http://schemas.microsoft.com/office/word/2010/wordprocessingCanvas" xmlns:cx="http://schemas.microsoft.com/office/drawing/2014/chartex" xmlns:cx1="http://schemas.microsoft.com/office/drawing/2015/9/8/chartex" xmlns:cx2="http://schemas.microsoft.com/office/drawing/2015/10/21/chartex" xmlns:cx3="http://schemas.microsoft.com/office/drawing/2016/5/9/chartex" xmlns:cx4="http://schemas.microsoft.com/office/drawing/2016/5/10/chartex" xmlns:cx5="http://schemas.microsoft.com/office/drawing/2016/5/11/chartex" xmlns:cx6="http://schemas.microsoft.com/office/drawing/2016/5/12/chartex" xmlns:cx7="http://schemas.microsoft.com/office/drawing/2016/5/13/chartex" xmlns:cx8="http://schemas.microsoft.com/office/drawing/2016/5/14/chartex" xmlns:mc="http://schemas.openxmlformats.org/markup-compatibility/2006" xmlns:aink="http://schemas.microsoft.com/office/drawing/2016/ink" xmlns:am3d="http://schemas.microsoft.com/office/drawing/2017/model3d" xmlns:o="urn:schemas-microsoft-com:office:office" xmlns:oel="http://schemas.microsoft.com/office/2019/extlst" xmlns:r="http://schemas.openxmlformats.org/officeDocument/2006/relationships" xmlns:m="http://schemas.openxmlformats.org/officeDocument/2006/math" xmlns:v="urn:schemas-microsoft-com:vml" xmlns:wp14="http://schemas.microsoft.com/office/word/2010/wordprocessingDrawing" xmlns:wp="http://schemas.openxmlformats.org/drawingml/2006/wordprocessingDrawing" xmlns:w10="urn:schemas-microsoft-com:office:word" xmlns:w="http://schemas.openxmlformats.org/wordprocessingml/2006/main" xmlns:w14="http://schemas.microsoft.com/office/word/2010/wordml" xmlns:w15="http://schemas.microsoft.com/office/word/2012/wordml" xmlns:w16cex="http://schemas.microsoft.com/office/word/2018/wordml/cex" xmlns:w16cid="http://schemas.microsoft.com/office/word/2016/wordml/cid" xmlns:w16="http://schemas.microsoft.com/office/word/2018/wordml" xmlns:w16du="http://schemas.microsoft.com/office/word/2023/wordml/word16du" xmlns:w16sdtdh="http://schemas.microsoft.com/office/word/2020/wordml/sdtdatahash" xmlns:w16se="http://schemas.microsoft.com/office/word/2015/wordml/symex" xmlns:wpg="http://schemas.microsoft.com/office/word/2010/wordprocessingGroup" xmlns:wpi="http://schemas.microsoft.com/office/word/2010/wordprocessingInk" xmlns:wne="http://schemas.microsoft.com/office/word/2006/wordml" xmlns:wps="http://schemas.microsoft.com/office/word/2010/wordprocessingShape" mc:Ignorable="w14 w15 w16se w16cid w16 w16cex w16sdtdh w16du wp14">
   <w:docParts>
     <w:docPart>
       <w:docPartPr>
@@ -19878,41 +21180,12 @@
         </w:p>
       </w:docPartBody>
     </w:docPart>
-    <w:docPart>
-      <w:docPartPr>
-        <w:name w:val="35A6D321A41C4C31B95C7557B39E432E"/>
-        <w:category>
-          <w:name w:val="General"/>
-          <w:gallery w:val="placeholder"/>
-        </w:category>
-        <w:types>
-          <w:type w:val="bbPlcHdr"/>
-        </w:types>
-        <w:behaviors>
-          <w:behavior w:val="content"/>
-        </w:behaviors>
-        <w:guid w:val="{28165D75-A73B-4132-9A91-44DEC654326A}"/>
-      </w:docPartPr>
-      <w:docPartBody>
-        <w:p>
-          <w:pPr>
-            <w:pStyle w:val="35A6D321A41C4C31B95C7557B39E432E"/>
-          </w:pPr>
-          <w:r>
-            <w:rPr>
-              <w:rStyle w:val="PlaceholderText"/>
-            </w:rPr>
-            <w:t>Choose an item.</w:t>
-          </w:r>
-        </w:p>
-      </w:docPartBody>
-    </w:docPart>
   </w:docParts>
 </w:glossaryDocument>
 </file>
 
 <file path=word/glossary/fontTable.xml><?xml version="1.0" encoding="utf-8"?>
-<w:fonts xmlns:mc="http://schemas.openxmlformats.org/markup-compatibility/2006" xmlns:r="http://schemas.openxmlformats.org/officeDocument/2006/relationships" xmlns:w="http://schemas.openxmlformats.org/wordprocessingml/2006/main" xmlns:w14="http://schemas.microsoft.com/office/word/2010/wordml" xmlns:w15="http://schemas.microsoft.com/office/word/2012/wordml" xmlns:w16cex="http://schemas.microsoft.com/office/word/2018/wordml/cex" xmlns:w16cid="http://schemas.microsoft.com/office/word/2016/wordml/cid" xmlns:w16="http://schemas.microsoft.com/office/word/2018/wordml" xmlns:w16sdtdh="http://schemas.microsoft.com/office/word/2020/wordml/sdtdatahash" xmlns:w16se="http://schemas.microsoft.com/office/word/2015/wordml/symex" mc:Ignorable="w14 w15 w16se w16cid w16 w16cex w16sdtdh">
+<w:fonts xmlns:mc="http://schemas.openxmlformats.org/markup-compatibility/2006" xmlns:r="http://schemas.openxmlformats.org/officeDocument/2006/relationships" xmlns:w="http://schemas.openxmlformats.org/wordprocessingml/2006/main" xmlns:w14="http://schemas.microsoft.com/office/word/2010/wordml" xmlns:w15="http://schemas.microsoft.com/office/word/2012/wordml" xmlns:w16cex="http://schemas.microsoft.com/office/word/2018/wordml/cex" xmlns:w16cid="http://schemas.microsoft.com/office/word/2016/wordml/cid" xmlns:w16="http://schemas.microsoft.com/office/word/2018/wordml" xmlns:w16du="http://schemas.microsoft.com/office/word/2023/wordml/word16du" xmlns:w16sdtdh="http://schemas.microsoft.com/office/word/2020/wordml/sdtdatahash" xmlns:w16se="http://schemas.microsoft.com/office/word/2015/wordml/symex" mc:Ignorable="w14 w15 w16se w16cid w16 w16cex w16sdtdh w16du">
   <w:font w:name="Symbol">
     <w:panose1 w:val="05050102010706020507"/>
     <w:charset w:val="02"/>
@@ -19974,7 +21247,7 @@
     <w:charset w:val="00"/>
     <w:family w:val="swiss"/>
     <w:pitch w:val="variable"/>
-    <w:sig w:usb0="E0002EFF" w:usb1="C000785B" w:usb2="00000009" w:usb3="00000000" w:csb0="000001FF" w:csb1="00000000"/>
+    <w:sig w:usb0="00000003" w:usb1="00000000" w:usb2="00000000" w:usb3="00000000" w:csb0="00000001" w:csb1="00000000"/>
   </w:font>
   <w:font w:name="Calibri">
     <w:panose1 w:val="020F0502020204030204"/>
@@ -20022,6 +21295,12 @@
     <w:pitch w:val="variable"/>
     <w:sig w:usb0="00000687" w:usb1="00000000" w:usb2="00000000" w:usb3="00000000" w:csb0="0000009F" w:csb1="00000000"/>
   </w:font>
+  <w:font w:name="Aptos">
+    <w:charset w:val="00"/>
+    <w:family w:val="swiss"/>
+    <w:pitch w:val="variable"/>
+    <w:sig w:usb0="20000287" w:usb1="00000003" w:usb2="00000000" w:usb3="00000000" w:csb0="0000019F" w:csb1="00000000"/>
+  </w:font>
   <w:font w:name="Yu Mincho">
     <w:altName w:val="游明朝"/>
     <w:charset w:val="80"/>
@@ -20037,18 +21316,17 @@
     <w:pitch w:val="variable"/>
     <w:sig w:usb0="E00002FF" w:usb1="2AC7FDFF" w:usb2="00000016" w:usb3="00000000" w:csb0="0002009F" w:csb1="00000000"/>
   </w:font>
-  <w:font w:name="Calibri Light">
-    <w:panose1 w:val="020F0302020204030204"/>
+  <w:font w:name="Aptos Display">
     <w:charset w:val="00"/>
     <w:family w:val="swiss"/>
     <w:pitch w:val="variable"/>
-    <w:sig w:usb0="E4002EFF" w:usb1="C200247B" w:usb2="00000009" w:usb3="00000000" w:csb0="000001FF" w:csb1="00000000"/>
+    <w:sig w:usb0="20000287" w:usb1="00000003" w:usb2="00000000" w:usb3="00000000" w:csb0="0000019F" w:csb1="00000000"/>
   </w:font>
 </w:fonts>
 </file>
 
 <file path=word/glossary/settings.xml><?xml version="1.0" encoding="utf-8"?>
-<w:settings xmlns:mc="http://schemas.openxmlformats.org/markup-compatibility/2006" xmlns:o="urn:schemas-microsoft-com:office:office" xmlns:r="http://schemas.openxmlformats.org/officeDocument/2006/relationships" xmlns:m="http://schemas.openxmlformats.org/officeDocument/2006/math" xmlns:v="urn:schemas-microsoft-com:vml" xmlns:w10="urn:schemas-microsoft-com:office:word" xmlns:w="http://schemas.openxmlformats.org/wordprocessingml/2006/main" xmlns:w14="http://schemas.microsoft.com/office/word/2010/wordml" xmlns:w15="http://schemas.microsoft.com/office/word/2012/wordml" xmlns:w16cex="http://schemas.microsoft.com/office/word/2018/wordml/cex" xmlns:w16cid="http://schemas.microsoft.com/office/word/2016/wordml/cid" xmlns:w16="http://schemas.microsoft.com/office/word/2018/wordml" xmlns:w16sdtdh="http://schemas.microsoft.com/office/word/2020/wordml/sdtdatahash" xmlns:w16se="http://schemas.microsoft.com/office/word/2015/wordml/symex" xmlns:sl="http://schemas.openxmlformats.org/schemaLibrary/2006/main" mc:Ignorable="w14 w15 w16se w16cid w16 w16cex w16sdtdh">
+<w:settings xmlns:mc="http://schemas.openxmlformats.org/markup-compatibility/2006" xmlns:o="urn:schemas-microsoft-com:office:office" xmlns:r="http://schemas.openxmlformats.org/officeDocument/2006/relationships" xmlns:m="http://schemas.openxmlformats.org/officeDocument/2006/math" xmlns:v="urn:schemas-microsoft-com:vml" xmlns:w10="urn:schemas-microsoft-com:office:word" xmlns:w="http://schemas.openxmlformats.org/wordprocessingml/2006/main" xmlns:w14="http://schemas.microsoft.com/office/word/2010/wordml" xmlns:w15="http://schemas.microsoft.com/office/word/2012/wordml" xmlns:w16cex="http://schemas.microsoft.com/office/word/2018/wordml/cex" xmlns:w16cid="http://schemas.microsoft.com/office/word/2016/wordml/cid" xmlns:w16="http://schemas.microsoft.com/office/word/2018/wordml" xmlns:w16du="http://schemas.microsoft.com/office/word/2023/wordml/word16du" xmlns:w16sdtdh="http://schemas.microsoft.com/office/word/2020/wordml/sdtdatahash" xmlns:w16se="http://schemas.microsoft.com/office/word/2015/wordml/symex" xmlns:sl="http://schemas.openxmlformats.org/schemaLibrary/2006/main" mc:Ignorable="w14 w15 w16se w16cid w16 w16cex w16sdtdh w16du">
   <w:view w:val="normal"/>
   <w:defaultTabStop w:val="720"/>
   <w:characterSpacingControl w:val="doNotCompress"/>
@@ -20112,6 +21390,7 @@
     <w:rsid w:val="004745CC"/>
     <w:rsid w:val="004764E4"/>
     <w:rsid w:val="00477BCA"/>
+    <w:rsid w:val="004956D9"/>
     <w:rsid w:val="004A6263"/>
     <w:rsid w:val="004C5EA9"/>
     <w:rsid w:val="004F5586"/>
@@ -20120,9 +21399,11 @@
     <w:rsid w:val="00531920"/>
     <w:rsid w:val="00542734"/>
     <w:rsid w:val="00543552"/>
+    <w:rsid w:val="00547CD8"/>
     <w:rsid w:val="00565C12"/>
     <w:rsid w:val="00572BFE"/>
     <w:rsid w:val="00582918"/>
+    <w:rsid w:val="005A58B6"/>
     <w:rsid w:val="005B2A97"/>
     <w:rsid w:val="005E1794"/>
     <w:rsid w:val="005F0A07"/>
@@ -20136,6 +21417,7 @@
     <w:rsid w:val="0066619B"/>
     <w:rsid w:val="00692CCF"/>
     <w:rsid w:val="00697D47"/>
+    <w:rsid w:val="006A4B92"/>
     <w:rsid w:val="006C35D8"/>
     <w:rsid w:val="006D4459"/>
     <w:rsid w:val="006E764A"/>
@@ -20145,6 +21427,7 @@
     <w:rsid w:val="007302BF"/>
     <w:rsid w:val="00733A42"/>
     <w:rsid w:val="0076349E"/>
+    <w:rsid w:val="00793E56"/>
     <w:rsid w:val="007E43D9"/>
     <w:rsid w:val="00803443"/>
     <w:rsid w:val="00810C45"/>
@@ -20153,18 +21436,19 @@
     <w:rsid w:val="00875F52"/>
     <w:rsid w:val="0088776C"/>
     <w:rsid w:val="00893A7C"/>
-    <w:rsid w:val="00895CE4"/>
     <w:rsid w:val="008C18C2"/>
     <w:rsid w:val="008C3025"/>
     <w:rsid w:val="008D2DA2"/>
     <w:rsid w:val="008D7AFD"/>
     <w:rsid w:val="008F4DFA"/>
     <w:rsid w:val="009023B4"/>
+    <w:rsid w:val="009737FC"/>
     <w:rsid w:val="00974645"/>
     <w:rsid w:val="00984A2D"/>
     <w:rsid w:val="009D015D"/>
     <w:rsid w:val="009D7307"/>
     <w:rsid w:val="009D7804"/>
+    <w:rsid w:val="009E4E7A"/>
     <w:rsid w:val="00A0409C"/>
     <w:rsid w:val="00A17B6C"/>
     <w:rsid w:val="00A24D0C"/>
@@ -20181,7 +21465,6 @@
     <w:rsid w:val="00A814AB"/>
     <w:rsid w:val="00A8629F"/>
     <w:rsid w:val="00A95CD8"/>
-    <w:rsid w:val="00AD029B"/>
     <w:rsid w:val="00AE710E"/>
     <w:rsid w:val="00B0164A"/>
     <w:rsid w:val="00B040FB"/>
@@ -20192,6 +21475,7 @@
     <w:rsid w:val="00B4145D"/>
     <w:rsid w:val="00B642F9"/>
     <w:rsid w:val="00B82FBB"/>
+    <w:rsid w:val="00BA4450"/>
     <w:rsid w:val="00BB749C"/>
     <w:rsid w:val="00BE3E0A"/>
     <w:rsid w:val="00BE7D07"/>
@@ -20206,12 +21490,14 @@
     <w:rsid w:val="00D21280"/>
     <w:rsid w:val="00D637A1"/>
     <w:rsid w:val="00D704DA"/>
+    <w:rsid w:val="00D73D22"/>
     <w:rsid w:val="00D76CF7"/>
     <w:rsid w:val="00D80C57"/>
     <w:rsid w:val="00D840BD"/>
     <w:rsid w:val="00DA59E2"/>
     <w:rsid w:val="00E013B2"/>
     <w:rsid w:val="00E50B9E"/>
+    <w:rsid w:val="00E91A2B"/>
     <w:rsid w:val="00EA5A07"/>
     <w:rsid w:val="00EC43C9"/>
     <w:rsid w:val="00F04768"/>
@@ -20251,7 +21537,7 @@
 </file>
 
 <file path=word/glossary/styles.xml><?xml version="1.0" encoding="utf-8"?>
-<w:styles xmlns:mc="http://schemas.openxmlformats.org/markup-compatibility/2006" xmlns:r="http://schemas.openxmlformats.org/officeDocument/2006/relationships" xmlns:w="http://schemas.openxmlformats.org/wordprocessingml/2006/main" xmlns:w14="http://schemas.microsoft.com/office/word/2010/wordml" xmlns:w15="http://schemas.microsoft.com/office/word/2012/wordml" xmlns:w16cex="http://schemas.microsoft.com/office/word/2018/wordml/cex" xmlns:w16cid="http://schemas.microsoft.com/office/word/2016/wordml/cid" xmlns:w16="http://schemas.microsoft.com/office/word/2018/wordml" xmlns:w16sdtdh="http://schemas.microsoft.com/office/word/2020/wordml/sdtdatahash" xmlns:w16se="http://schemas.microsoft.com/office/word/2015/wordml/symex" mc:Ignorable="w14 w15 w16se w16cid w16 w16cex w16sdtdh">
+<w:styles xmlns:mc="http://schemas.openxmlformats.org/markup-compatibility/2006" xmlns:r="http://schemas.openxmlformats.org/officeDocument/2006/relationships" xmlns:w="http://schemas.openxmlformats.org/wordprocessingml/2006/main" xmlns:w14="http://schemas.microsoft.com/office/word/2010/wordml" xmlns:w15="http://schemas.microsoft.com/office/word/2012/wordml" xmlns:w16cex="http://schemas.microsoft.com/office/word/2018/wordml/cex" xmlns:w16cid="http://schemas.microsoft.com/office/word/2016/wordml/cid" xmlns:w16="http://schemas.microsoft.com/office/word/2018/wordml" xmlns:w16du="http://schemas.microsoft.com/office/word/2023/wordml/word16du" xmlns:w16sdtdh="http://schemas.microsoft.com/office/word/2020/wordml/sdtdatahash" xmlns:w16se="http://schemas.microsoft.com/office/word/2015/wordml/symex" mc:Ignorable="w14 w15 w16se w16cid w16 w16cex w16sdtdh w16du">
   <w:docDefaults>
     <w:rPrDefault>
       <w:rPr>
@@ -20687,7 +21973,7 @@
     <w:basedOn w:val="DefaultParagraphFont"/>
     <w:uiPriority w:val="99"/>
     <w:semiHidden/>
-    <w:rsid w:val="00AD029B"/>
+    <w:rsid w:val="00BA4450"/>
     <w:rPr>
       <w:color w:val="808080"/>
     </w:rPr>
@@ -20822,15 +22108,136 @@
       <w14:ligatures w14:val="standardContextual"/>
     </w:rPr>
   </w:style>
-  <w:style w:type="paragraph" w:customStyle="1" w:styleId="35A6D321A41C4C31B95C7557B39E432E">
-    <w:name w:val="35A6D321A41C4C31B95C7557B39E432E"/>
-    <w:rsid w:val="00AD029B"/>
+  <w:style w:type="paragraph" w:customStyle="1" w:styleId="1BEF61D31716467AAFEB9DB548ACC231">
+    <w:name w:val="1BEF61D31716467AAFEB9DB548ACC231"/>
+    <w:rsid w:val="006A4B92"/>
+    <w:pPr>
+      <w:spacing w:line="278" w:lineRule="auto"/>
+    </w:pPr>
+    <w:rPr>
+      <w:kern w:val="2"/>
+      <w:sz w:val="24"/>
+      <w:szCs w:val="24"/>
+      <w:lang w:eastAsia="ja-JP"/>
+      <w14:ligatures w14:val="standardContextual"/>
+    </w:rPr>
+  </w:style>
+  <w:style w:type="paragraph" w:customStyle="1" w:styleId="74E0F079F5834A8A8102082ABD2044D2">
+    <w:name w:val="74E0F079F5834A8A8102082ABD2044D2"/>
+    <w:rsid w:val="00793E56"/>
+    <w:rPr>
+      <w:lang w:eastAsia="ja-JP"/>
+    </w:rPr>
+  </w:style>
+  <w:style w:type="paragraph" w:customStyle="1" w:styleId="2B142DAEFD8C4C008C3992B5A2183519">
+    <w:name w:val="2B142DAEFD8C4C008C3992B5A2183519"/>
+    <w:rsid w:val="00BA4450"/>
+    <w:pPr>
+      <w:spacing w:line="278" w:lineRule="auto"/>
+    </w:pPr>
+    <w:rPr>
+      <w:kern w:val="2"/>
+      <w:sz w:val="24"/>
+      <w:szCs w:val="24"/>
+      <w14:ligatures w14:val="standardContextual"/>
+    </w:rPr>
+  </w:style>
+  <w:style w:type="paragraph" w:customStyle="1" w:styleId="4FC35F97EE0F44B4926EE941329A6672">
+    <w:name w:val="4FC35F97EE0F44B4926EE941329A6672"/>
+    <w:rsid w:val="00BA4450"/>
+    <w:pPr>
+      <w:spacing w:line="278" w:lineRule="auto"/>
+    </w:pPr>
+    <w:rPr>
+      <w:kern w:val="2"/>
+      <w:sz w:val="24"/>
+      <w:szCs w:val="24"/>
+      <w14:ligatures w14:val="standardContextual"/>
+    </w:rPr>
+  </w:style>
+  <w:style w:type="paragraph" w:customStyle="1" w:styleId="55ACB57ACA2A48C6B02FBD875C8A56B8">
+    <w:name w:val="55ACB57ACA2A48C6B02FBD875C8A56B8"/>
+    <w:rsid w:val="00BA4450"/>
+    <w:pPr>
+      <w:spacing w:line="278" w:lineRule="auto"/>
+    </w:pPr>
+    <w:rPr>
+      <w:kern w:val="2"/>
+      <w:sz w:val="24"/>
+      <w:szCs w:val="24"/>
+      <w14:ligatures w14:val="standardContextual"/>
+    </w:rPr>
+  </w:style>
+  <w:style w:type="paragraph" w:customStyle="1" w:styleId="2A00314B9B954EE08D3D6A2F3B072D4C">
+    <w:name w:val="2A00314B9B954EE08D3D6A2F3B072D4C"/>
+    <w:rsid w:val="00BA4450"/>
+    <w:pPr>
+      <w:spacing w:line="278" w:lineRule="auto"/>
+    </w:pPr>
+    <w:rPr>
+      <w:kern w:val="2"/>
+      <w:sz w:val="24"/>
+      <w:szCs w:val="24"/>
+      <w14:ligatures w14:val="standardContextual"/>
+    </w:rPr>
+  </w:style>
+  <w:style w:type="paragraph" w:customStyle="1" w:styleId="BB45384641DD4266BAB138619F40B808">
+    <w:name w:val="BB45384641DD4266BAB138619F40B808"/>
+    <w:rsid w:val="00BA4450"/>
+    <w:pPr>
+      <w:spacing w:line="278" w:lineRule="auto"/>
+    </w:pPr>
+    <w:rPr>
+      <w:kern w:val="2"/>
+      <w:sz w:val="24"/>
+      <w:szCs w:val="24"/>
+      <w14:ligatures w14:val="standardContextual"/>
+    </w:rPr>
+  </w:style>
+  <w:style w:type="paragraph" w:customStyle="1" w:styleId="E02F39CDC65B44F6B8B660C5436C9000">
+    <w:name w:val="E02F39CDC65B44F6B8B660C5436C9000"/>
+    <w:rsid w:val="00BA4450"/>
+    <w:pPr>
+      <w:spacing w:line="278" w:lineRule="auto"/>
+    </w:pPr>
+    <w:rPr>
+      <w:kern w:val="2"/>
+      <w:sz w:val="24"/>
+      <w:szCs w:val="24"/>
+      <w14:ligatures w14:val="standardContextual"/>
+    </w:rPr>
+  </w:style>
+  <w:style w:type="paragraph" w:customStyle="1" w:styleId="91761F0CE29348E6BF8ABE5DB38924C7">
+    <w:name w:val="91761F0CE29348E6BF8ABE5DB38924C7"/>
+    <w:rsid w:val="00BA4450"/>
+    <w:pPr>
+      <w:spacing w:line="278" w:lineRule="auto"/>
+    </w:pPr>
+    <w:rPr>
+      <w:kern w:val="2"/>
+      <w:sz w:val="24"/>
+      <w:szCs w:val="24"/>
+      <w14:ligatures w14:val="standardContextual"/>
+    </w:rPr>
+  </w:style>
+  <w:style w:type="paragraph" w:customStyle="1" w:styleId="B1B96E5A83894ACA9486896004C053D3">
+    <w:name w:val="B1B96E5A83894ACA9486896004C053D3"/>
+    <w:rsid w:val="00BA4450"/>
+    <w:pPr>
+      <w:spacing w:line="278" w:lineRule="auto"/>
+    </w:pPr>
+    <w:rPr>
+      <w:kern w:val="2"/>
+      <w:sz w:val="24"/>
+      <w:szCs w:val="24"/>
+      <w14:ligatures w14:val="standardContextual"/>
+    </w:rPr>
   </w:style>
 </w:styles>
 </file>
 
 <file path=word/glossary/webSettings.xml><?xml version="1.0" encoding="utf-8"?>
-<w:webSettings xmlns:mc="http://schemas.openxmlformats.org/markup-compatibility/2006" xmlns:r="http://schemas.openxmlformats.org/officeDocument/2006/relationships" xmlns:w="http://schemas.openxmlformats.org/wordprocessingml/2006/main" xmlns:w14="http://schemas.microsoft.com/office/word/2010/wordml" xmlns:w15="http://schemas.microsoft.com/office/word/2012/wordml" xmlns:w16cex="http://schemas.microsoft.com/office/word/2018/wordml/cex" xmlns:w16cid="http://schemas.microsoft.com/office/word/2016/wordml/cid" xmlns:w16="http://schemas.microsoft.com/office/word/2018/wordml" xmlns:w16sdtdh="http://schemas.microsoft.com/office/word/2020/wordml/sdtdatahash" xmlns:w16se="http://schemas.microsoft.com/office/word/2015/wordml/symex" mc:Ignorable="w14 w15 w16se w16cid w16 w16cex w16sdtdh">
+<w:webSettings xmlns:mc="http://schemas.openxmlformats.org/markup-compatibility/2006" xmlns:r="http://schemas.openxmlformats.org/officeDocument/2006/relationships" xmlns:w="http://schemas.openxmlformats.org/wordprocessingml/2006/main" xmlns:w14="http://schemas.microsoft.com/office/word/2010/wordml" xmlns:w15="http://schemas.microsoft.com/office/word/2012/wordml" xmlns:w16cex="http://schemas.microsoft.com/office/word/2018/wordml/cex" xmlns:w16cid="http://schemas.microsoft.com/office/word/2016/wordml/cid" xmlns:w16="http://schemas.microsoft.com/office/word/2018/wordml" xmlns:w16du="http://schemas.microsoft.com/office/word/2023/wordml/word16du" xmlns:w16sdtdh="http://schemas.microsoft.com/office/word/2020/wordml/sdtdatahash" xmlns:w16se="http://schemas.microsoft.com/office/word/2015/wordml/symex" mc:Ignorable="w14 w15 w16se w16cid w16 w16cex w16sdtdh w16du">
   <w:optimizeForBrowser/>
   <w:allowPNG/>
 </w:webSettings>
